--- a/outputs/lm_reg_outputs.docx
+++ b/outputs/lm_reg_outputs.docx
@@ -769,7 +769,7 @@
       </w:tr>
       <w:tr>
         <w:trPr>
-          <w:trHeight w:val="617" w:hRule="auto"/>
+          <w:trHeight w:val="614" w:hRule="auto"/>
         </w:trPr>
         body 1
         <w:tc>
@@ -924,7 +924,7 @@
                 <w:szCs w:val="22"/>
                 <w:color w:val="000000"/>
               </w:rPr>
-              <w:t xml:space="preserve">business failure rate</w:t>
+              <w:t xml:space="preserve">access to land</w:t>
             </w:r>
           </w:p>
         </w:tc>
@@ -976,7 +976,7 @@
                 <w:szCs w:val="22"/>
                 <w:color w:val="000000"/>
               </w:rPr>
-              <w:t xml:space="preserve">Change in agricultural establishments</w:t>
+              <w:t xml:space="preserve">Land and building value per acre</w:t>
             </w:r>
           </w:p>
         </w:tc>
@@ -1028,7 +1028,7 @@
                 <w:szCs w:val="22"/>
                 <w:color w:val="000000"/>
               </w:rPr>
-              <w:t xml:space="preserve"> 0.058</w:t>
+              <w:t xml:space="preserve"> 0.038</w:t>
             </w:r>
           </w:p>
         </w:tc>
@@ -1080,7 +1080,7 @@
                 <w:szCs w:val="22"/>
                 <w:color w:val="000000"/>
               </w:rPr>
-              <w:t xml:space="preserve">0.010</w:t>
+              <w:t xml:space="preserve">0.015</w:t>
             </w:r>
           </w:p>
         </w:tc>
@@ -1132,7 +1132,7 @@
                 <w:szCs w:val="22"/>
                 <w:color w:val="000000"/>
               </w:rPr>
-              <w:t xml:space="preserve">  5.683</w:t>
+              <w:t xml:space="preserve">  2.539</w:t>
             </w:r>
           </w:p>
         </w:tc>
@@ -1184,7 +1184,7 @@
                 <w:szCs w:val="22"/>
                 <w:color w:val="000000"/>
               </w:rPr>
-              <w:t xml:space="preserve">0.000</w:t>
+              <w:t xml:space="preserve">0.011</w:t>
             </w:r>
           </w:p>
         </w:tc>
@@ -1236,7 +1236,7 @@
                 <w:szCs w:val="22"/>
                 <w:color w:val="000000"/>
               </w:rPr>
-              <w:t xml:space="preserve"> 0.038</w:t>
+              <w:t xml:space="preserve"> 0.009</w:t>
             </w:r>
           </w:p>
         </w:tc>
@@ -1288,7 +1288,7 @@
                 <w:szCs w:val="22"/>
                 <w:color w:val="000000"/>
               </w:rPr>
-              <w:t xml:space="preserve"> 0.078</w:t>
+              <w:t xml:space="preserve"> 0.067</w:t>
             </w:r>
           </w:p>
         </w:tc>
@@ -1503,7 +1503,7 @@
       </w:tr>
       <w:tr>
         <w:trPr>
-          <w:trHeight w:val="614" w:hRule="auto"/>
+          <w:trHeight w:val="617" w:hRule="auto"/>
         </w:trPr>
         body 2
         <w:tc>
@@ -1658,215 +1658,215 @@
                 <w:szCs w:val="22"/>
                 <w:color w:val="000000"/>
               </w:rPr>
-              <w:t xml:space="preserve">wealth and income distribution</w:t>
-            </w:r>
-          </w:p>
-        </w:tc>
-        <w:tc>
-          <w:tcPr>
-            <w:tcBorders>
-              <w:bottom w:val="none" w:sz="0" w:space="0" w:color="000000"/>
-              <w:top w:val="none" w:sz="0" w:space="0" w:color="000000"/>
-              <w:left w:val="none" w:sz="0" w:space="0" w:color="000000"/>
-              <w:right w:val="none" w:sz="0" w:space="0" w:color="000000"/>
-            </w:tcBorders>
-            <w:shd w:val="clear" w:color="auto" w:fill="FFFFFF"/>
-            <w:tcMar>
-              <w:top w:w="0" w:type="dxa"/>
-              <w:bottom w:w="0" w:type="dxa"/>
-              <w:left w:w="0" w:type="dxa"/>
-              <w:right w:w="0" w:type="dxa"/>
-            </w:tcMar>
-            <w:vAlign w:val="center"/>
-          </w:tcPr>
-          <w:p>
-            <w:pPr>
-              <w:jc w:val="left"/>
-              <w:pBdr>
-                <w:bottom w:val="none" w:sz="0" w:space="0" w:color="000000"/>
-                <w:top w:val="none" w:sz="0" w:space="0" w:color="000000"/>
-                <w:left w:val="none" w:sz="0" w:space="0" w:color="000000"/>
-                <w:right w:val="none" w:sz="0" w:space="0" w:color="000000"/>
-              </w:pBdr>
-              <w:spacing w:after="100" w:before="100" w:line="240"/>
-              <w:ind w:left="100" w:right="100" w:firstLine="0" w:firstLineChars="0"/>
-              <w:rPr>
-                <w:rFonts w:ascii="Arial" w:hAnsi="Arial" w:eastAsia="Arial" w:cs="Arial"/>
-                <w:i w:val="false"/>
-                <w:b w:val="false"/>
-                <w:u w:val="none"/>
-                <w:sz w:val="22"/>
-                <w:szCs w:val="22"/>
-                <w:color w:val="000000"/>
-              </w:rPr>
-            </w:pPr>
-            <w:r>
-              <w:rPr>
-                <w:rFonts w:ascii="Arial" w:hAnsi="Arial" w:eastAsia="Arial" w:cs="Arial"/>
-                <w:i w:val="false"/>
-                <w:b w:val="false"/>
-                <w:u w:val="none"/>
-                <w:sz w:val="22"/>
-                <w:szCs w:val="22"/>
-                <w:color w:val="000000"/>
-              </w:rPr>
-              <w:t xml:space="preserve">Average weekly wages</w:t>
-            </w:r>
-          </w:p>
-        </w:tc>
-        <w:tc>
-          <w:tcPr>
-            <w:tcBorders>
-              <w:bottom w:val="none" w:sz="0" w:space="0" w:color="000000"/>
-              <w:top w:val="none" w:sz="0" w:space="0" w:color="000000"/>
-              <w:left w:val="none" w:sz="0" w:space="0" w:color="000000"/>
-              <w:right w:val="none" w:sz="0" w:space="0" w:color="000000"/>
-            </w:tcBorders>
-            <w:shd w:val="clear" w:color="auto" w:fill="FFFFFF"/>
-            <w:tcMar>
-              <w:top w:w="0" w:type="dxa"/>
-              <w:bottom w:w="0" w:type="dxa"/>
-              <w:left w:w="0" w:type="dxa"/>
-              <w:right w:w="0" w:type="dxa"/>
-            </w:tcMar>
-            <w:vAlign w:val="center"/>
-          </w:tcPr>
-          <w:p>
-            <w:pPr>
-              <w:jc w:val="left"/>
-              <w:pBdr>
-                <w:bottom w:val="none" w:sz="0" w:space="0" w:color="000000"/>
-                <w:top w:val="none" w:sz="0" w:space="0" w:color="000000"/>
-                <w:left w:val="none" w:sz="0" w:space="0" w:color="000000"/>
-                <w:right w:val="none" w:sz="0" w:space="0" w:color="000000"/>
-              </w:pBdr>
-              <w:spacing w:after="100" w:before="100" w:line="240"/>
-              <w:ind w:left="100" w:right="100" w:firstLine="0" w:firstLineChars="0"/>
-              <w:rPr>
-                <w:rFonts w:ascii="Arial" w:hAnsi="Arial" w:eastAsia="Arial" w:cs="Arial"/>
-                <w:i w:val="false"/>
-                <w:b w:val="false"/>
-                <w:u w:val="none"/>
-                <w:sz w:val="22"/>
-                <w:szCs w:val="22"/>
-                <w:color w:val="000000"/>
-              </w:rPr>
-            </w:pPr>
-            <w:r>
-              <w:rPr>
-                <w:rFonts w:ascii="Arial" w:hAnsi="Arial" w:eastAsia="Arial" w:cs="Arial"/>
-                <w:i w:val="false"/>
-                <w:b w:val="false"/>
-                <w:u w:val="none"/>
-                <w:sz w:val="22"/>
-                <w:szCs w:val="22"/>
-                <w:color w:val="000000"/>
-              </w:rPr>
-              <w:t xml:space="preserve"> 0.665</w:t>
-            </w:r>
-          </w:p>
-        </w:tc>
-        <w:tc>
-          <w:tcPr>
-            <w:tcBorders>
-              <w:bottom w:val="none" w:sz="0" w:space="0" w:color="000000"/>
-              <w:top w:val="none" w:sz="0" w:space="0" w:color="000000"/>
-              <w:left w:val="none" w:sz="0" w:space="0" w:color="000000"/>
-              <w:right w:val="none" w:sz="0" w:space="0" w:color="000000"/>
-            </w:tcBorders>
-            <w:shd w:val="clear" w:color="auto" w:fill="FFFFFF"/>
-            <w:tcMar>
-              <w:top w:w="0" w:type="dxa"/>
-              <w:bottom w:w="0" w:type="dxa"/>
-              <w:left w:w="0" w:type="dxa"/>
-              <w:right w:w="0" w:type="dxa"/>
-            </w:tcMar>
-            <w:vAlign w:val="center"/>
-          </w:tcPr>
-          <w:p>
-            <w:pPr>
-              <w:jc w:val="left"/>
-              <w:pBdr>
-                <w:bottom w:val="none" w:sz="0" w:space="0" w:color="000000"/>
-                <w:top w:val="none" w:sz="0" w:space="0" w:color="000000"/>
-                <w:left w:val="none" w:sz="0" w:space="0" w:color="000000"/>
-                <w:right w:val="none" w:sz="0" w:space="0" w:color="000000"/>
-              </w:pBdr>
-              <w:spacing w:after="100" w:before="100" w:line="240"/>
-              <w:ind w:left="100" w:right="100" w:firstLine="0" w:firstLineChars="0"/>
-              <w:rPr>
-                <w:rFonts w:ascii="Arial" w:hAnsi="Arial" w:eastAsia="Arial" w:cs="Arial"/>
-                <w:i w:val="false"/>
-                <w:b w:val="false"/>
-                <w:u w:val="none"/>
-                <w:sz w:val="22"/>
-                <w:szCs w:val="22"/>
-                <w:color w:val="000000"/>
-              </w:rPr>
-            </w:pPr>
-            <w:r>
-              <w:rPr>
-                <w:rFonts w:ascii="Arial" w:hAnsi="Arial" w:eastAsia="Arial" w:cs="Arial"/>
-                <w:i w:val="false"/>
-                <w:b w:val="false"/>
-                <w:u w:val="none"/>
-                <w:sz w:val="22"/>
-                <w:szCs w:val="22"/>
-                <w:color w:val="000000"/>
-              </w:rPr>
-              <w:t xml:space="preserve">0.017</w:t>
-            </w:r>
-          </w:p>
-        </w:tc>
-        <w:tc>
-          <w:tcPr>
-            <w:tcBorders>
-              <w:bottom w:val="none" w:sz="0" w:space="0" w:color="000000"/>
-              <w:top w:val="none" w:sz="0" w:space="0" w:color="000000"/>
-              <w:left w:val="none" w:sz="0" w:space="0" w:color="000000"/>
-              <w:right w:val="none" w:sz="0" w:space="0" w:color="000000"/>
-            </w:tcBorders>
-            <w:shd w:val="clear" w:color="auto" w:fill="FFFFFF"/>
-            <w:tcMar>
-              <w:top w:w="0" w:type="dxa"/>
-              <w:bottom w:w="0" w:type="dxa"/>
-              <w:left w:w="0" w:type="dxa"/>
-              <w:right w:w="0" w:type="dxa"/>
-            </w:tcMar>
-            <w:vAlign w:val="center"/>
-          </w:tcPr>
-          <w:p>
-            <w:pPr>
-              <w:jc w:val="left"/>
-              <w:pBdr>
-                <w:bottom w:val="none" w:sz="0" w:space="0" w:color="000000"/>
-                <w:top w:val="none" w:sz="0" w:space="0" w:color="000000"/>
-                <w:left w:val="none" w:sz="0" w:space="0" w:color="000000"/>
-                <w:right w:val="none" w:sz="0" w:space="0" w:color="000000"/>
-              </w:pBdr>
-              <w:spacing w:after="100" w:before="100" w:line="240"/>
-              <w:ind w:left="100" w:right="100" w:firstLine="0" w:firstLineChars="0"/>
-              <w:rPr>
-                <w:rFonts w:ascii="Arial" w:hAnsi="Arial" w:eastAsia="Arial" w:cs="Arial"/>
-                <w:i w:val="false"/>
-                <w:b w:val="false"/>
-                <w:u w:val="none"/>
-                <w:sz w:val="22"/>
-                <w:szCs w:val="22"/>
-                <w:color w:val="000000"/>
-              </w:rPr>
-            </w:pPr>
-            <w:r>
-              <w:rPr>
-                <w:rFonts w:ascii="Arial" w:hAnsi="Arial" w:eastAsia="Arial" w:cs="Arial"/>
-                <w:i w:val="false"/>
-                <w:b w:val="false"/>
-                <w:u w:val="none"/>
-                <w:sz w:val="22"/>
-                <w:szCs w:val="22"/>
-                <w:color w:val="000000"/>
-              </w:rPr>
-              <w:t xml:space="preserve"> 39.848</w:t>
+              <w:t xml:space="preserve">business failure rate</w:t>
+            </w:r>
+          </w:p>
+        </w:tc>
+        <w:tc>
+          <w:tcPr>
+            <w:tcBorders>
+              <w:bottom w:val="none" w:sz="0" w:space="0" w:color="000000"/>
+              <w:top w:val="none" w:sz="0" w:space="0" w:color="000000"/>
+              <w:left w:val="none" w:sz="0" w:space="0" w:color="000000"/>
+              <w:right w:val="none" w:sz="0" w:space="0" w:color="000000"/>
+            </w:tcBorders>
+            <w:shd w:val="clear" w:color="auto" w:fill="FFFFFF"/>
+            <w:tcMar>
+              <w:top w:w="0" w:type="dxa"/>
+              <w:bottom w:w="0" w:type="dxa"/>
+              <w:left w:w="0" w:type="dxa"/>
+              <w:right w:w="0" w:type="dxa"/>
+            </w:tcMar>
+            <w:vAlign w:val="center"/>
+          </w:tcPr>
+          <w:p>
+            <w:pPr>
+              <w:jc w:val="left"/>
+              <w:pBdr>
+                <w:bottom w:val="none" w:sz="0" w:space="0" w:color="000000"/>
+                <w:top w:val="none" w:sz="0" w:space="0" w:color="000000"/>
+                <w:left w:val="none" w:sz="0" w:space="0" w:color="000000"/>
+                <w:right w:val="none" w:sz="0" w:space="0" w:color="000000"/>
+              </w:pBdr>
+              <w:spacing w:after="100" w:before="100" w:line="240"/>
+              <w:ind w:left="100" w:right="100" w:firstLine="0" w:firstLineChars="0"/>
+              <w:rPr>
+                <w:rFonts w:ascii="Arial" w:hAnsi="Arial" w:eastAsia="Arial" w:cs="Arial"/>
+                <w:i w:val="false"/>
+                <w:b w:val="false"/>
+                <w:u w:val="none"/>
+                <w:sz w:val="22"/>
+                <w:szCs w:val="22"/>
+                <w:color w:val="000000"/>
+              </w:rPr>
+            </w:pPr>
+            <w:r>
+              <w:rPr>
+                <w:rFonts w:ascii="Arial" w:hAnsi="Arial" w:eastAsia="Arial" w:cs="Arial"/>
+                <w:i w:val="false"/>
+                <w:b w:val="false"/>
+                <w:u w:val="none"/>
+                <w:sz w:val="22"/>
+                <w:szCs w:val="22"/>
+                <w:color w:val="000000"/>
+              </w:rPr>
+              <w:t xml:space="preserve">Change in agricultural establishments</w:t>
+            </w:r>
+          </w:p>
+        </w:tc>
+        <w:tc>
+          <w:tcPr>
+            <w:tcBorders>
+              <w:bottom w:val="none" w:sz="0" w:space="0" w:color="000000"/>
+              <w:top w:val="none" w:sz="0" w:space="0" w:color="000000"/>
+              <w:left w:val="none" w:sz="0" w:space="0" w:color="000000"/>
+              <w:right w:val="none" w:sz="0" w:space="0" w:color="000000"/>
+            </w:tcBorders>
+            <w:shd w:val="clear" w:color="auto" w:fill="FFFFFF"/>
+            <w:tcMar>
+              <w:top w:w="0" w:type="dxa"/>
+              <w:bottom w:w="0" w:type="dxa"/>
+              <w:left w:w="0" w:type="dxa"/>
+              <w:right w:w="0" w:type="dxa"/>
+            </w:tcMar>
+            <w:vAlign w:val="center"/>
+          </w:tcPr>
+          <w:p>
+            <w:pPr>
+              <w:jc w:val="left"/>
+              <w:pBdr>
+                <w:bottom w:val="none" w:sz="0" w:space="0" w:color="000000"/>
+                <w:top w:val="none" w:sz="0" w:space="0" w:color="000000"/>
+                <w:left w:val="none" w:sz="0" w:space="0" w:color="000000"/>
+                <w:right w:val="none" w:sz="0" w:space="0" w:color="000000"/>
+              </w:pBdr>
+              <w:spacing w:after="100" w:before="100" w:line="240"/>
+              <w:ind w:left="100" w:right="100" w:firstLine="0" w:firstLineChars="0"/>
+              <w:rPr>
+                <w:rFonts w:ascii="Arial" w:hAnsi="Arial" w:eastAsia="Arial" w:cs="Arial"/>
+                <w:i w:val="false"/>
+                <w:b w:val="false"/>
+                <w:u w:val="none"/>
+                <w:sz w:val="22"/>
+                <w:szCs w:val="22"/>
+                <w:color w:val="000000"/>
+              </w:rPr>
+            </w:pPr>
+            <w:r>
+              <w:rPr>
+                <w:rFonts w:ascii="Arial" w:hAnsi="Arial" w:eastAsia="Arial" w:cs="Arial"/>
+                <w:i w:val="false"/>
+                <w:b w:val="false"/>
+                <w:u w:val="none"/>
+                <w:sz w:val="22"/>
+                <w:szCs w:val="22"/>
+                <w:color w:val="000000"/>
+              </w:rPr>
+              <w:t xml:space="preserve"> 0.058</w:t>
+            </w:r>
+          </w:p>
+        </w:tc>
+        <w:tc>
+          <w:tcPr>
+            <w:tcBorders>
+              <w:bottom w:val="none" w:sz="0" w:space="0" w:color="000000"/>
+              <w:top w:val="none" w:sz="0" w:space="0" w:color="000000"/>
+              <w:left w:val="none" w:sz="0" w:space="0" w:color="000000"/>
+              <w:right w:val="none" w:sz="0" w:space="0" w:color="000000"/>
+            </w:tcBorders>
+            <w:shd w:val="clear" w:color="auto" w:fill="FFFFFF"/>
+            <w:tcMar>
+              <w:top w:w="0" w:type="dxa"/>
+              <w:bottom w:w="0" w:type="dxa"/>
+              <w:left w:w="0" w:type="dxa"/>
+              <w:right w:w="0" w:type="dxa"/>
+            </w:tcMar>
+            <w:vAlign w:val="center"/>
+          </w:tcPr>
+          <w:p>
+            <w:pPr>
+              <w:jc w:val="left"/>
+              <w:pBdr>
+                <w:bottom w:val="none" w:sz="0" w:space="0" w:color="000000"/>
+                <w:top w:val="none" w:sz="0" w:space="0" w:color="000000"/>
+                <w:left w:val="none" w:sz="0" w:space="0" w:color="000000"/>
+                <w:right w:val="none" w:sz="0" w:space="0" w:color="000000"/>
+              </w:pBdr>
+              <w:spacing w:after="100" w:before="100" w:line="240"/>
+              <w:ind w:left="100" w:right="100" w:firstLine="0" w:firstLineChars="0"/>
+              <w:rPr>
+                <w:rFonts w:ascii="Arial" w:hAnsi="Arial" w:eastAsia="Arial" w:cs="Arial"/>
+                <w:i w:val="false"/>
+                <w:b w:val="false"/>
+                <w:u w:val="none"/>
+                <w:sz w:val="22"/>
+                <w:szCs w:val="22"/>
+                <w:color w:val="000000"/>
+              </w:rPr>
+            </w:pPr>
+            <w:r>
+              <w:rPr>
+                <w:rFonts w:ascii="Arial" w:hAnsi="Arial" w:eastAsia="Arial" w:cs="Arial"/>
+                <w:i w:val="false"/>
+                <w:b w:val="false"/>
+                <w:u w:val="none"/>
+                <w:sz w:val="22"/>
+                <w:szCs w:val="22"/>
+                <w:color w:val="000000"/>
+              </w:rPr>
+              <w:t xml:space="preserve">0.010</w:t>
+            </w:r>
+          </w:p>
+        </w:tc>
+        <w:tc>
+          <w:tcPr>
+            <w:tcBorders>
+              <w:bottom w:val="none" w:sz="0" w:space="0" w:color="000000"/>
+              <w:top w:val="none" w:sz="0" w:space="0" w:color="000000"/>
+              <w:left w:val="none" w:sz="0" w:space="0" w:color="000000"/>
+              <w:right w:val="none" w:sz="0" w:space="0" w:color="000000"/>
+            </w:tcBorders>
+            <w:shd w:val="clear" w:color="auto" w:fill="FFFFFF"/>
+            <w:tcMar>
+              <w:top w:w="0" w:type="dxa"/>
+              <w:bottom w:w="0" w:type="dxa"/>
+              <w:left w:w="0" w:type="dxa"/>
+              <w:right w:w="0" w:type="dxa"/>
+            </w:tcMar>
+            <w:vAlign w:val="center"/>
+          </w:tcPr>
+          <w:p>
+            <w:pPr>
+              <w:jc w:val="left"/>
+              <w:pBdr>
+                <w:bottom w:val="none" w:sz="0" w:space="0" w:color="000000"/>
+                <w:top w:val="none" w:sz="0" w:space="0" w:color="000000"/>
+                <w:left w:val="none" w:sz="0" w:space="0" w:color="000000"/>
+                <w:right w:val="none" w:sz="0" w:space="0" w:color="000000"/>
+              </w:pBdr>
+              <w:spacing w:after="100" w:before="100" w:line="240"/>
+              <w:ind w:left="100" w:right="100" w:firstLine="0" w:firstLineChars="0"/>
+              <w:rPr>
+                <w:rFonts w:ascii="Arial" w:hAnsi="Arial" w:eastAsia="Arial" w:cs="Arial"/>
+                <w:i w:val="false"/>
+                <w:b w:val="false"/>
+                <w:u w:val="none"/>
+                <w:sz w:val="22"/>
+                <w:szCs w:val="22"/>
+                <w:color w:val="000000"/>
+              </w:rPr>
+            </w:pPr>
+            <w:r>
+              <w:rPr>
+                <w:rFonts w:ascii="Arial" w:hAnsi="Arial" w:eastAsia="Arial" w:cs="Arial"/>
+                <w:i w:val="false"/>
+                <w:b w:val="false"/>
+                <w:u w:val="none"/>
+                <w:sz w:val="22"/>
+                <w:szCs w:val="22"/>
+                <w:color w:val="000000"/>
+              </w:rPr>
+              <w:t xml:space="preserve">  5.683</w:t>
             </w:r>
           </w:p>
         </w:tc>
@@ -1970,59 +1970,59 @@
                 <w:szCs w:val="22"/>
                 <w:color w:val="000000"/>
               </w:rPr>
-              <w:t xml:space="preserve"> 0.633</w:t>
-            </w:r>
-          </w:p>
-        </w:tc>
-        <w:tc>
-          <w:tcPr>
-            <w:tcBorders>
-              <w:bottom w:val="none" w:sz="0" w:space="0" w:color="000000"/>
-              <w:top w:val="none" w:sz="0" w:space="0" w:color="000000"/>
-              <w:left w:val="none" w:sz="0" w:space="0" w:color="000000"/>
-              <w:right w:val="none" w:sz="0" w:space="0" w:color="000000"/>
-            </w:tcBorders>
-            <w:shd w:val="clear" w:color="auto" w:fill="FFFFFF"/>
-            <w:tcMar>
-              <w:top w:w="0" w:type="dxa"/>
-              <w:bottom w:w="0" w:type="dxa"/>
-              <w:left w:w="0" w:type="dxa"/>
-              <w:right w:w="0" w:type="dxa"/>
-            </w:tcMar>
-            <w:vAlign w:val="center"/>
-          </w:tcPr>
-          <w:p>
-            <w:pPr>
-              <w:jc w:val="left"/>
-              <w:pBdr>
-                <w:bottom w:val="none" w:sz="0" w:space="0" w:color="000000"/>
-                <w:top w:val="none" w:sz="0" w:space="0" w:color="000000"/>
-                <w:left w:val="none" w:sz="0" w:space="0" w:color="000000"/>
-                <w:right w:val="none" w:sz="0" w:space="0" w:color="000000"/>
-              </w:pBdr>
-              <w:spacing w:after="100" w:before="100" w:line="240"/>
-              <w:ind w:left="100" w:right="100" w:firstLine="0" w:firstLineChars="0"/>
-              <w:rPr>
-                <w:rFonts w:ascii="Arial" w:hAnsi="Arial" w:eastAsia="Arial" w:cs="Arial"/>
-                <w:i w:val="false"/>
-                <w:b w:val="false"/>
-                <w:u w:val="none"/>
-                <w:sz w:val="22"/>
-                <w:szCs w:val="22"/>
-                <w:color w:val="000000"/>
-              </w:rPr>
-            </w:pPr>
-            <w:r>
-              <w:rPr>
-                <w:rFonts w:ascii="Arial" w:hAnsi="Arial" w:eastAsia="Arial" w:cs="Arial"/>
-                <w:i w:val="false"/>
-                <w:b w:val="false"/>
-                <w:u w:val="none"/>
-                <w:sz w:val="22"/>
-                <w:szCs w:val="22"/>
-                <w:color w:val="000000"/>
-              </w:rPr>
-              <w:t xml:space="preserve"> 0.698</w:t>
+              <w:t xml:space="preserve"> 0.038</w:t>
+            </w:r>
+          </w:p>
+        </w:tc>
+        <w:tc>
+          <w:tcPr>
+            <w:tcBorders>
+              <w:bottom w:val="none" w:sz="0" w:space="0" w:color="000000"/>
+              <w:top w:val="none" w:sz="0" w:space="0" w:color="000000"/>
+              <w:left w:val="none" w:sz="0" w:space="0" w:color="000000"/>
+              <w:right w:val="none" w:sz="0" w:space="0" w:color="000000"/>
+            </w:tcBorders>
+            <w:shd w:val="clear" w:color="auto" w:fill="FFFFFF"/>
+            <w:tcMar>
+              <w:top w:w="0" w:type="dxa"/>
+              <w:bottom w:w="0" w:type="dxa"/>
+              <w:left w:w="0" w:type="dxa"/>
+              <w:right w:w="0" w:type="dxa"/>
+            </w:tcMar>
+            <w:vAlign w:val="center"/>
+          </w:tcPr>
+          <w:p>
+            <w:pPr>
+              <w:jc w:val="left"/>
+              <w:pBdr>
+                <w:bottom w:val="none" w:sz="0" w:space="0" w:color="000000"/>
+                <w:top w:val="none" w:sz="0" w:space="0" w:color="000000"/>
+                <w:left w:val="none" w:sz="0" w:space="0" w:color="000000"/>
+                <w:right w:val="none" w:sz="0" w:space="0" w:color="000000"/>
+              </w:pBdr>
+              <w:spacing w:after="100" w:before="100" w:line="240"/>
+              <w:ind w:left="100" w:right="100" w:firstLine="0" w:firstLineChars="0"/>
+              <w:rPr>
+                <w:rFonts w:ascii="Arial" w:hAnsi="Arial" w:eastAsia="Arial" w:cs="Arial"/>
+                <w:i w:val="false"/>
+                <w:b w:val="false"/>
+                <w:u w:val="none"/>
+                <w:sz w:val="22"/>
+                <w:szCs w:val="22"/>
+                <w:color w:val="000000"/>
+              </w:rPr>
+            </w:pPr>
+            <w:r>
+              <w:rPr>
+                <w:rFonts w:ascii="Arial" w:hAnsi="Arial" w:eastAsia="Arial" w:cs="Arial"/>
+                <w:i w:val="false"/>
+                <w:b w:val="false"/>
+                <w:u w:val="none"/>
+                <w:sz w:val="22"/>
+                <w:szCs w:val="22"/>
+                <w:color w:val="000000"/>
+              </w:rPr>
+              <w:t xml:space="preserve"> 0.078</w:t>
             </w:r>
           </w:p>
         </w:tc>
@@ -2444,163 +2444,163 @@
                 <w:szCs w:val="22"/>
                 <w:color w:val="000000"/>
               </w:rPr>
-              <w:t xml:space="preserve">Gini Index</w:t>
-            </w:r>
-          </w:p>
-        </w:tc>
-        <w:tc>
-          <w:tcPr>
-            <w:tcBorders>
-              <w:bottom w:val="none" w:sz="0" w:space="0" w:color="000000"/>
-              <w:top w:val="none" w:sz="0" w:space="0" w:color="000000"/>
-              <w:left w:val="none" w:sz="0" w:space="0" w:color="000000"/>
-              <w:right w:val="none" w:sz="0" w:space="0" w:color="000000"/>
-            </w:tcBorders>
-            <w:shd w:val="clear" w:color="auto" w:fill="FFFFFF"/>
-            <w:tcMar>
-              <w:top w:w="0" w:type="dxa"/>
-              <w:bottom w:w="0" w:type="dxa"/>
-              <w:left w:w="0" w:type="dxa"/>
-              <w:right w:w="0" w:type="dxa"/>
-            </w:tcMar>
-            <w:vAlign w:val="center"/>
-          </w:tcPr>
-          <w:p>
-            <w:pPr>
-              <w:jc w:val="left"/>
-              <w:pBdr>
-                <w:bottom w:val="none" w:sz="0" w:space="0" w:color="000000"/>
-                <w:top w:val="none" w:sz="0" w:space="0" w:color="000000"/>
-                <w:left w:val="none" w:sz="0" w:space="0" w:color="000000"/>
-                <w:right w:val="none" w:sz="0" w:space="0" w:color="000000"/>
-              </w:pBdr>
-              <w:spacing w:after="100" w:before="100" w:line="240"/>
-              <w:ind w:left="100" w:right="100" w:firstLine="0" w:firstLineChars="0"/>
-              <w:rPr>
-                <w:rFonts w:ascii="Arial" w:hAnsi="Arial" w:eastAsia="Arial" w:cs="Arial"/>
-                <w:i w:val="false"/>
-                <w:b w:val="false"/>
-                <w:u w:val="none"/>
-                <w:sz w:val="22"/>
-                <w:szCs w:val="22"/>
-                <w:color w:val="000000"/>
-              </w:rPr>
-            </w:pPr>
-            <w:r>
-              <w:rPr>
-                <w:rFonts w:ascii="Arial" w:hAnsi="Arial" w:eastAsia="Arial" w:cs="Arial"/>
-                <w:i w:val="false"/>
-                <w:b w:val="false"/>
-                <w:u w:val="none"/>
-                <w:sz w:val="22"/>
-                <w:szCs w:val="22"/>
-                <w:color w:val="000000"/>
-              </w:rPr>
-              <w:t xml:space="preserve"> 0.653</w:t>
-            </w:r>
-          </w:p>
-        </w:tc>
-        <w:tc>
-          <w:tcPr>
-            <w:tcBorders>
-              <w:bottom w:val="none" w:sz="0" w:space="0" w:color="000000"/>
-              <w:top w:val="none" w:sz="0" w:space="0" w:color="000000"/>
-              <w:left w:val="none" w:sz="0" w:space="0" w:color="000000"/>
-              <w:right w:val="none" w:sz="0" w:space="0" w:color="000000"/>
-            </w:tcBorders>
-            <w:shd w:val="clear" w:color="auto" w:fill="FFFFFF"/>
-            <w:tcMar>
-              <w:top w:w="0" w:type="dxa"/>
-              <w:bottom w:w="0" w:type="dxa"/>
-              <w:left w:w="0" w:type="dxa"/>
-              <w:right w:w="0" w:type="dxa"/>
-            </w:tcMar>
-            <w:vAlign w:val="center"/>
-          </w:tcPr>
-          <w:p>
-            <w:pPr>
-              <w:jc w:val="left"/>
-              <w:pBdr>
-                <w:bottom w:val="none" w:sz="0" w:space="0" w:color="000000"/>
-                <w:top w:val="none" w:sz="0" w:space="0" w:color="000000"/>
-                <w:left w:val="none" w:sz="0" w:space="0" w:color="000000"/>
-                <w:right w:val="none" w:sz="0" w:space="0" w:color="000000"/>
-              </w:pBdr>
-              <w:spacing w:after="100" w:before="100" w:line="240"/>
-              <w:ind w:left="100" w:right="100" w:firstLine="0" w:firstLineChars="0"/>
-              <w:rPr>
-                <w:rFonts w:ascii="Arial" w:hAnsi="Arial" w:eastAsia="Arial" w:cs="Arial"/>
-                <w:i w:val="false"/>
-                <w:b w:val="false"/>
-                <w:u w:val="none"/>
-                <w:sz w:val="22"/>
-                <w:szCs w:val="22"/>
-                <w:color w:val="000000"/>
-              </w:rPr>
-            </w:pPr>
-            <w:r>
-              <w:rPr>
-                <w:rFonts w:ascii="Arial" w:hAnsi="Arial" w:eastAsia="Arial" w:cs="Arial"/>
-                <w:i w:val="false"/>
-                <w:b w:val="false"/>
-                <w:u w:val="none"/>
-                <w:sz w:val="22"/>
-                <w:szCs w:val="22"/>
-                <w:color w:val="000000"/>
-              </w:rPr>
-              <w:t xml:space="preserve">0.113</w:t>
-            </w:r>
-          </w:p>
-        </w:tc>
-        <w:tc>
-          <w:tcPr>
-            <w:tcBorders>
-              <w:bottom w:val="none" w:sz="0" w:space="0" w:color="000000"/>
-              <w:top w:val="none" w:sz="0" w:space="0" w:color="000000"/>
-              <w:left w:val="none" w:sz="0" w:space="0" w:color="000000"/>
-              <w:right w:val="none" w:sz="0" w:space="0" w:color="000000"/>
-            </w:tcBorders>
-            <w:shd w:val="clear" w:color="auto" w:fill="FFFFFF"/>
-            <w:tcMar>
-              <w:top w:w="0" w:type="dxa"/>
-              <w:bottom w:w="0" w:type="dxa"/>
-              <w:left w:w="0" w:type="dxa"/>
-              <w:right w:w="0" w:type="dxa"/>
-            </w:tcMar>
-            <w:vAlign w:val="center"/>
-          </w:tcPr>
-          <w:p>
-            <w:pPr>
-              <w:jc w:val="left"/>
-              <w:pBdr>
-                <w:bottom w:val="none" w:sz="0" w:space="0" w:color="000000"/>
-                <w:top w:val="none" w:sz="0" w:space="0" w:color="000000"/>
-                <w:left w:val="none" w:sz="0" w:space="0" w:color="000000"/>
-                <w:right w:val="none" w:sz="0" w:space="0" w:color="000000"/>
-              </w:pBdr>
-              <w:spacing w:after="100" w:before="100" w:line="240"/>
-              <w:ind w:left="100" w:right="100" w:firstLine="0" w:firstLineChars="0"/>
-              <w:rPr>
-                <w:rFonts w:ascii="Arial" w:hAnsi="Arial" w:eastAsia="Arial" w:cs="Arial"/>
-                <w:i w:val="false"/>
-                <w:b w:val="false"/>
-                <w:u w:val="none"/>
-                <w:sz w:val="22"/>
-                <w:szCs w:val="22"/>
-                <w:color w:val="000000"/>
-              </w:rPr>
-            </w:pPr>
-            <w:r>
-              <w:rPr>
-                <w:rFonts w:ascii="Arial" w:hAnsi="Arial" w:eastAsia="Arial" w:cs="Arial"/>
-                <w:i w:val="false"/>
-                <w:b w:val="false"/>
-                <w:u w:val="none"/>
-                <w:sz w:val="22"/>
-                <w:szCs w:val="22"/>
-                <w:color w:val="000000"/>
-              </w:rPr>
-              <w:t xml:space="preserve">  5.776</w:t>
+              <w:t xml:space="preserve">Average weekly wages</w:t>
+            </w:r>
+          </w:p>
+        </w:tc>
+        <w:tc>
+          <w:tcPr>
+            <w:tcBorders>
+              <w:bottom w:val="none" w:sz="0" w:space="0" w:color="000000"/>
+              <w:top w:val="none" w:sz="0" w:space="0" w:color="000000"/>
+              <w:left w:val="none" w:sz="0" w:space="0" w:color="000000"/>
+              <w:right w:val="none" w:sz="0" w:space="0" w:color="000000"/>
+            </w:tcBorders>
+            <w:shd w:val="clear" w:color="auto" w:fill="FFFFFF"/>
+            <w:tcMar>
+              <w:top w:w="0" w:type="dxa"/>
+              <w:bottom w:w="0" w:type="dxa"/>
+              <w:left w:w="0" w:type="dxa"/>
+              <w:right w:w="0" w:type="dxa"/>
+            </w:tcMar>
+            <w:vAlign w:val="center"/>
+          </w:tcPr>
+          <w:p>
+            <w:pPr>
+              <w:jc w:val="left"/>
+              <w:pBdr>
+                <w:bottom w:val="none" w:sz="0" w:space="0" w:color="000000"/>
+                <w:top w:val="none" w:sz="0" w:space="0" w:color="000000"/>
+                <w:left w:val="none" w:sz="0" w:space="0" w:color="000000"/>
+                <w:right w:val="none" w:sz="0" w:space="0" w:color="000000"/>
+              </w:pBdr>
+              <w:spacing w:after="100" w:before="100" w:line="240"/>
+              <w:ind w:left="100" w:right="100" w:firstLine="0" w:firstLineChars="0"/>
+              <w:rPr>
+                <w:rFonts w:ascii="Arial" w:hAnsi="Arial" w:eastAsia="Arial" w:cs="Arial"/>
+                <w:i w:val="false"/>
+                <w:b w:val="false"/>
+                <w:u w:val="none"/>
+                <w:sz w:val="22"/>
+                <w:szCs w:val="22"/>
+                <w:color w:val="000000"/>
+              </w:rPr>
+            </w:pPr>
+            <w:r>
+              <w:rPr>
+                <w:rFonts w:ascii="Arial" w:hAnsi="Arial" w:eastAsia="Arial" w:cs="Arial"/>
+                <w:i w:val="false"/>
+                <w:b w:val="false"/>
+                <w:u w:val="none"/>
+                <w:sz w:val="22"/>
+                <w:szCs w:val="22"/>
+                <w:color w:val="000000"/>
+              </w:rPr>
+              <w:t xml:space="preserve"> 0.665</w:t>
+            </w:r>
+          </w:p>
+        </w:tc>
+        <w:tc>
+          <w:tcPr>
+            <w:tcBorders>
+              <w:bottom w:val="none" w:sz="0" w:space="0" w:color="000000"/>
+              <w:top w:val="none" w:sz="0" w:space="0" w:color="000000"/>
+              <w:left w:val="none" w:sz="0" w:space="0" w:color="000000"/>
+              <w:right w:val="none" w:sz="0" w:space="0" w:color="000000"/>
+            </w:tcBorders>
+            <w:shd w:val="clear" w:color="auto" w:fill="FFFFFF"/>
+            <w:tcMar>
+              <w:top w:w="0" w:type="dxa"/>
+              <w:bottom w:w="0" w:type="dxa"/>
+              <w:left w:w="0" w:type="dxa"/>
+              <w:right w:w="0" w:type="dxa"/>
+            </w:tcMar>
+            <w:vAlign w:val="center"/>
+          </w:tcPr>
+          <w:p>
+            <w:pPr>
+              <w:jc w:val="left"/>
+              <w:pBdr>
+                <w:bottom w:val="none" w:sz="0" w:space="0" w:color="000000"/>
+                <w:top w:val="none" w:sz="0" w:space="0" w:color="000000"/>
+                <w:left w:val="none" w:sz="0" w:space="0" w:color="000000"/>
+                <w:right w:val="none" w:sz="0" w:space="0" w:color="000000"/>
+              </w:pBdr>
+              <w:spacing w:after="100" w:before="100" w:line="240"/>
+              <w:ind w:left="100" w:right="100" w:firstLine="0" w:firstLineChars="0"/>
+              <w:rPr>
+                <w:rFonts w:ascii="Arial" w:hAnsi="Arial" w:eastAsia="Arial" w:cs="Arial"/>
+                <w:i w:val="false"/>
+                <w:b w:val="false"/>
+                <w:u w:val="none"/>
+                <w:sz w:val="22"/>
+                <w:szCs w:val="22"/>
+                <w:color w:val="000000"/>
+              </w:rPr>
+            </w:pPr>
+            <w:r>
+              <w:rPr>
+                <w:rFonts w:ascii="Arial" w:hAnsi="Arial" w:eastAsia="Arial" w:cs="Arial"/>
+                <w:i w:val="false"/>
+                <w:b w:val="false"/>
+                <w:u w:val="none"/>
+                <w:sz w:val="22"/>
+                <w:szCs w:val="22"/>
+                <w:color w:val="000000"/>
+              </w:rPr>
+              <w:t xml:space="preserve">0.017</w:t>
+            </w:r>
+          </w:p>
+        </w:tc>
+        <w:tc>
+          <w:tcPr>
+            <w:tcBorders>
+              <w:bottom w:val="none" w:sz="0" w:space="0" w:color="000000"/>
+              <w:top w:val="none" w:sz="0" w:space="0" w:color="000000"/>
+              <w:left w:val="none" w:sz="0" w:space="0" w:color="000000"/>
+              <w:right w:val="none" w:sz="0" w:space="0" w:color="000000"/>
+            </w:tcBorders>
+            <w:shd w:val="clear" w:color="auto" w:fill="FFFFFF"/>
+            <w:tcMar>
+              <w:top w:w="0" w:type="dxa"/>
+              <w:bottom w:w="0" w:type="dxa"/>
+              <w:left w:w="0" w:type="dxa"/>
+              <w:right w:w="0" w:type="dxa"/>
+            </w:tcMar>
+            <w:vAlign w:val="center"/>
+          </w:tcPr>
+          <w:p>
+            <w:pPr>
+              <w:jc w:val="left"/>
+              <w:pBdr>
+                <w:bottom w:val="none" w:sz="0" w:space="0" w:color="000000"/>
+                <w:top w:val="none" w:sz="0" w:space="0" w:color="000000"/>
+                <w:left w:val="none" w:sz="0" w:space="0" w:color="000000"/>
+                <w:right w:val="none" w:sz="0" w:space="0" w:color="000000"/>
+              </w:pBdr>
+              <w:spacing w:after="100" w:before="100" w:line="240"/>
+              <w:ind w:left="100" w:right="100" w:firstLine="0" w:firstLineChars="0"/>
+              <w:rPr>
+                <w:rFonts w:ascii="Arial" w:hAnsi="Arial" w:eastAsia="Arial" w:cs="Arial"/>
+                <w:i w:val="false"/>
+                <w:b w:val="false"/>
+                <w:u w:val="none"/>
+                <w:sz w:val="22"/>
+                <w:szCs w:val="22"/>
+                <w:color w:val="000000"/>
+              </w:rPr>
+            </w:pPr>
+            <w:r>
+              <w:rPr>
+                <w:rFonts w:ascii="Arial" w:hAnsi="Arial" w:eastAsia="Arial" w:cs="Arial"/>
+                <w:i w:val="false"/>
+                <w:b w:val="false"/>
+                <w:u w:val="none"/>
+                <w:sz w:val="22"/>
+                <w:szCs w:val="22"/>
+                <w:color w:val="000000"/>
+              </w:rPr>
+              <w:t xml:space="preserve"> 39.848</w:t>
             </w:r>
           </w:p>
         </w:tc>
@@ -2704,59 +2704,59 @@
                 <w:szCs w:val="22"/>
                 <w:color w:val="000000"/>
               </w:rPr>
-              <w:t xml:space="preserve"> 0.431</w:t>
-            </w:r>
-          </w:p>
-        </w:tc>
-        <w:tc>
-          <w:tcPr>
-            <w:tcBorders>
-              <w:bottom w:val="none" w:sz="0" w:space="0" w:color="000000"/>
-              <w:top w:val="none" w:sz="0" w:space="0" w:color="000000"/>
-              <w:left w:val="none" w:sz="0" w:space="0" w:color="000000"/>
-              <w:right w:val="none" w:sz="0" w:space="0" w:color="000000"/>
-            </w:tcBorders>
-            <w:shd w:val="clear" w:color="auto" w:fill="FFFFFF"/>
-            <w:tcMar>
-              <w:top w:w="0" w:type="dxa"/>
-              <w:bottom w:w="0" w:type="dxa"/>
-              <w:left w:w="0" w:type="dxa"/>
-              <w:right w:w="0" w:type="dxa"/>
-            </w:tcMar>
-            <w:vAlign w:val="center"/>
-          </w:tcPr>
-          <w:p>
-            <w:pPr>
-              <w:jc w:val="left"/>
-              <w:pBdr>
-                <w:bottom w:val="none" w:sz="0" w:space="0" w:color="000000"/>
-                <w:top w:val="none" w:sz="0" w:space="0" w:color="000000"/>
-                <w:left w:val="none" w:sz="0" w:space="0" w:color="000000"/>
-                <w:right w:val="none" w:sz="0" w:space="0" w:color="000000"/>
-              </w:pBdr>
-              <w:spacing w:after="100" w:before="100" w:line="240"/>
-              <w:ind w:left="100" w:right="100" w:firstLine="0" w:firstLineChars="0"/>
-              <w:rPr>
-                <w:rFonts w:ascii="Arial" w:hAnsi="Arial" w:eastAsia="Arial" w:cs="Arial"/>
-                <w:i w:val="false"/>
-                <w:b w:val="false"/>
-                <w:u w:val="none"/>
-                <w:sz w:val="22"/>
-                <w:szCs w:val="22"/>
-                <w:color w:val="000000"/>
-              </w:rPr>
-            </w:pPr>
-            <w:r>
-              <w:rPr>
-                <w:rFonts w:ascii="Arial" w:hAnsi="Arial" w:eastAsia="Arial" w:cs="Arial"/>
-                <w:i w:val="false"/>
-                <w:b w:val="false"/>
-                <w:u w:val="none"/>
-                <w:sz w:val="22"/>
-                <w:szCs w:val="22"/>
-                <w:color w:val="000000"/>
-              </w:rPr>
-              <w:t xml:space="preserve"> 0.875</w:t>
+              <w:t xml:space="preserve"> 0.633</w:t>
+            </w:r>
+          </w:p>
+        </w:tc>
+        <w:tc>
+          <w:tcPr>
+            <w:tcBorders>
+              <w:bottom w:val="none" w:sz="0" w:space="0" w:color="000000"/>
+              <w:top w:val="none" w:sz="0" w:space="0" w:color="000000"/>
+              <w:left w:val="none" w:sz="0" w:space="0" w:color="000000"/>
+              <w:right w:val="none" w:sz="0" w:space="0" w:color="000000"/>
+            </w:tcBorders>
+            <w:shd w:val="clear" w:color="auto" w:fill="FFFFFF"/>
+            <w:tcMar>
+              <w:top w:w="0" w:type="dxa"/>
+              <w:bottom w:w="0" w:type="dxa"/>
+              <w:left w:w="0" w:type="dxa"/>
+              <w:right w:w="0" w:type="dxa"/>
+            </w:tcMar>
+            <w:vAlign w:val="center"/>
+          </w:tcPr>
+          <w:p>
+            <w:pPr>
+              <w:jc w:val="left"/>
+              <w:pBdr>
+                <w:bottom w:val="none" w:sz="0" w:space="0" w:color="000000"/>
+                <w:top w:val="none" w:sz="0" w:space="0" w:color="000000"/>
+                <w:left w:val="none" w:sz="0" w:space="0" w:color="000000"/>
+                <w:right w:val="none" w:sz="0" w:space="0" w:color="000000"/>
+              </w:pBdr>
+              <w:spacing w:after="100" w:before="100" w:line="240"/>
+              <w:ind w:left="100" w:right="100" w:firstLine="0" w:firstLineChars="0"/>
+              <w:rPr>
+                <w:rFonts w:ascii="Arial" w:hAnsi="Arial" w:eastAsia="Arial" w:cs="Arial"/>
+                <w:i w:val="false"/>
+                <w:b w:val="false"/>
+                <w:u w:val="none"/>
+                <w:sz w:val="22"/>
+                <w:szCs w:val="22"/>
+                <w:color w:val="000000"/>
+              </w:rPr>
+            </w:pPr>
+            <w:r>
+              <w:rPr>
+                <w:rFonts w:ascii="Arial" w:hAnsi="Arial" w:eastAsia="Arial" w:cs="Arial"/>
+                <w:i w:val="false"/>
+                <w:b w:val="false"/>
+                <w:u w:val="none"/>
+                <w:sz w:val="22"/>
+                <w:szCs w:val="22"/>
+                <w:color w:val="000000"/>
+              </w:rPr>
+              <w:t xml:space="preserve"> 0.698</w:t>
             </w:r>
           </w:p>
         </w:tc>
@@ -2912,59 +2912,59 @@
                 <w:szCs w:val="22"/>
                 <w:color w:val="000000"/>
               </w:rPr>
-              <w:t xml:space="preserve">TRUE</w:t>
-            </w:r>
-          </w:p>
-        </w:tc>
-        <w:tc>
-          <w:tcPr>
-            <w:tcBorders>
-              <w:bottom w:val="none" w:sz="0" w:space="0" w:color="000000"/>
-              <w:top w:val="none" w:sz="0" w:space="0" w:color="000000"/>
-              <w:left w:val="none" w:sz="0" w:space="0" w:color="000000"/>
-              <w:right w:val="none" w:sz="0" w:space="0" w:color="000000"/>
-            </w:tcBorders>
-            <w:shd w:val="clear" w:color="auto" w:fill="FFFFFF"/>
-            <w:tcMar>
-              <w:top w:w="0" w:type="dxa"/>
-              <w:bottom w:w="0" w:type="dxa"/>
-              <w:left w:w="0" w:type="dxa"/>
-              <w:right w:w="0" w:type="dxa"/>
-            </w:tcMar>
-            <w:vAlign w:val="center"/>
-          </w:tcPr>
-          <w:p>
-            <w:pPr>
-              <w:jc w:val="left"/>
-              <w:pBdr>
-                <w:bottom w:val="none" w:sz="0" w:space="0" w:color="000000"/>
-                <w:top w:val="none" w:sz="0" w:space="0" w:color="000000"/>
-                <w:left w:val="none" w:sz="0" w:space="0" w:color="000000"/>
-                <w:right w:val="none" w:sz="0" w:space="0" w:color="000000"/>
-              </w:pBdr>
-              <w:spacing w:after="100" w:before="100" w:line="240"/>
-              <w:ind w:left="100" w:right="100" w:firstLine="0" w:firstLineChars="0"/>
-              <w:rPr>
-                <w:rFonts w:ascii="Arial" w:hAnsi="Arial" w:eastAsia="Arial" w:cs="Arial"/>
-                <w:i w:val="false"/>
-                <w:b w:val="false"/>
-                <w:u w:val="none"/>
-                <w:sz w:val="22"/>
-                <w:szCs w:val="22"/>
-                <w:color w:val="000000"/>
-              </w:rPr>
-            </w:pPr>
-            <w:r>
-              <w:rPr>
-                <w:rFonts w:ascii="Arial" w:hAnsi="Arial" w:eastAsia="Arial" w:cs="Arial"/>
-                <w:i w:val="false"/>
-                <w:b w:val="false"/>
-                <w:u w:val="none"/>
-                <w:sz w:val="22"/>
-                <w:szCs w:val="22"/>
-                <w:color w:val="000000"/>
-              </w:rPr>
-              <w:t xml:space="preserve">worse</w:t>
+              <w:t xml:space="preserve">FALSE</w:t>
+            </w:r>
+          </w:p>
+        </w:tc>
+        <w:tc>
+          <w:tcPr>
+            <w:tcBorders>
+              <w:bottom w:val="none" w:sz="0" w:space="0" w:color="000000"/>
+              <w:top w:val="none" w:sz="0" w:space="0" w:color="000000"/>
+              <w:left w:val="none" w:sz="0" w:space="0" w:color="000000"/>
+              <w:right w:val="none" w:sz="0" w:space="0" w:color="000000"/>
+            </w:tcBorders>
+            <w:shd w:val="clear" w:color="auto" w:fill="FFFFFF"/>
+            <w:tcMar>
+              <w:top w:w="0" w:type="dxa"/>
+              <w:bottom w:w="0" w:type="dxa"/>
+              <w:left w:w="0" w:type="dxa"/>
+              <w:right w:w="0" w:type="dxa"/>
+            </w:tcMar>
+            <w:vAlign w:val="center"/>
+          </w:tcPr>
+          <w:p>
+            <w:pPr>
+              <w:jc w:val="left"/>
+              <w:pBdr>
+                <w:bottom w:val="none" w:sz="0" w:space="0" w:color="000000"/>
+                <w:top w:val="none" w:sz="0" w:space="0" w:color="000000"/>
+                <w:left w:val="none" w:sz="0" w:space="0" w:color="000000"/>
+                <w:right w:val="none" w:sz="0" w:space="0" w:color="000000"/>
+              </w:pBdr>
+              <w:spacing w:after="100" w:before="100" w:line="240"/>
+              <w:ind w:left="100" w:right="100" w:firstLine="0" w:firstLineChars="0"/>
+              <w:rPr>
+                <w:rFonts w:ascii="Arial" w:hAnsi="Arial" w:eastAsia="Arial" w:cs="Arial"/>
+                <w:i w:val="false"/>
+                <w:b w:val="false"/>
+                <w:u w:val="none"/>
+                <w:sz w:val="22"/>
+                <w:szCs w:val="22"/>
+                <w:color w:val="000000"/>
+              </w:rPr>
+            </w:pPr>
+            <w:r>
+              <w:rPr>
+                <w:rFonts w:ascii="Arial" w:hAnsi="Arial" w:eastAsia="Arial" w:cs="Arial"/>
+                <w:i w:val="false"/>
+                <w:b w:val="false"/>
+                <w:u w:val="none"/>
+                <w:sz w:val="22"/>
+                <w:szCs w:val="22"/>
+                <w:color w:val="000000"/>
+              </w:rPr>
+              <w:t xml:space="preserve">better</w:t>
             </w:r>
           </w:p>
         </w:tc>
@@ -3126,371 +3126,371 @@
                 <w:szCs w:val="22"/>
                 <w:color w:val="000000"/>
               </w:rPr>
-              <w:t xml:space="preserve">access to land</w:t>
-            </w:r>
-          </w:p>
-        </w:tc>
-        <w:tc>
-          <w:tcPr>
-            <w:tcBorders>
-              <w:bottom w:val="none" w:sz="0" w:space="0" w:color="000000"/>
-              <w:top w:val="none" w:sz="0" w:space="0" w:color="000000"/>
-              <w:left w:val="none" w:sz="0" w:space="0" w:color="000000"/>
-              <w:right w:val="none" w:sz="0" w:space="0" w:color="000000"/>
-            </w:tcBorders>
-            <w:shd w:val="clear" w:color="auto" w:fill="FFFFFF"/>
-            <w:tcMar>
-              <w:top w:w="0" w:type="dxa"/>
-              <w:bottom w:w="0" w:type="dxa"/>
-              <w:left w:w="0" w:type="dxa"/>
-              <w:right w:w="0" w:type="dxa"/>
-            </w:tcMar>
-            <w:vAlign w:val="center"/>
-          </w:tcPr>
-          <w:p>
-            <w:pPr>
-              <w:jc w:val="left"/>
-              <w:pBdr>
-                <w:bottom w:val="none" w:sz="0" w:space="0" w:color="000000"/>
-                <w:top w:val="none" w:sz="0" w:space="0" w:color="000000"/>
-                <w:left w:val="none" w:sz="0" w:space="0" w:color="000000"/>
-                <w:right w:val="none" w:sz="0" w:space="0" w:color="000000"/>
-              </w:pBdr>
-              <w:spacing w:after="100" w:before="100" w:line="240"/>
-              <w:ind w:left="100" w:right="100" w:firstLine="0" w:firstLineChars="0"/>
-              <w:rPr>
-                <w:rFonts w:ascii="Arial" w:hAnsi="Arial" w:eastAsia="Arial" w:cs="Arial"/>
-                <w:i w:val="false"/>
-                <w:b w:val="false"/>
-                <w:u w:val="none"/>
-                <w:sz w:val="22"/>
-                <w:szCs w:val="22"/>
-                <w:color w:val="000000"/>
-              </w:rPr>
-            </w:pPr>
-            <w:r>
-              <w:rPr>
-                <w:rFonts w:ascii="Arial" w:hAnsi="Arial" w:eastAsia="Arial" w:cs="Arial"/>
-                <w:i w:val="false"/>
-                <w:b w:val="false"/>
-                <w:u w:val="none"/>
-                <w:sz w:val="22"/>
-                <w:szCs w:val="22"/>
-                <w:color w:val="000000"/>
-              </w:rPr>
-              <w:t xml:space="preserve">Land and building value per acre</w:t>
-            </w:r>
-          </w:p>
-        </w:tc>
-        <w:tc>
-          <w:tcPr>
-            <w:tcBorders>
-              <w:bottom w:val="none" w:sz="0" w:space="0" w:color="000000"/>
-              <w:top w:val="none" w:sz="0" w:space="0" w:color="000000"/>
-              <w:left w:val="none" w:sz="0" w:space="0" w:color="000000"/>
-              <w:right w:val="none" w:sz="0" w:space="0" w:color="000000"/>
-            </w:tcBorders>
-            <w:shd w:val="clear" w:color="auto" w:fill="FFFFFF"/>
-            <w:tcMar>
-              <w:top w:w="0" w:type="dxa"/>
-              <w:bottom w:w="0" w:type="dxa"/>
-              <w:left w:w="0" w:type="dxa"/>
-              <w:right w:w="0" w:type="dxa"/>
-            </w:tcMar>
-            <w:vAlign w:val="center"/>
-          </w:tcPr>
-          <w:p>
-            <w:pPr>
-              <w:jc w:val="left"/>
-              <w:pBdr>
-                <w:bottom w:val="none" w:sz="0" w:space="0" w:color="000000"/>
-                <w:top w:val="none" w:sz="0" w:space="0" w:color="000000"/>
-                <w:left w:val="none" w:sz="0" w:space="0" w:color="000000"/>
-                <w:right w:val="none" w:sz="0" w:space="0" w:color="000000"/>
-              </w:pBdr>
-              <w:spacing w:after="100" w:before="100" w:line="240"/>
-              <w:ind w:left="100" w:right="100" w:firstLine="0" w:firstLineChars="0"/>
-              <w:rPr>
-                <w:rFonts w:ascii="Arial" w:hAnsi="Arial" w:eastAsia="Arial" w:cs="Arial"/>
-                <w:i w:val="false"/>
-                <w:b w:val="false"/>
-                <w:u w:val="none"/>
-                <w:sz w:val="22"/>
-                <w:szCs w:val="22"/>
-                <w:color w:val="000000"/>
-              </w:rPr>
-            </w:pPr>
-            <w:r>
-              <w:rPr>
-                <w:rFonts w:ascii="Arial" w:hAnsi="Arial" w:eastAsia="Arial" w:cs="Arial"/>
-                <w:i w:val="false"/>
-                <w:b w:val="false"/>
-                <w:u w:val="none"/>
-                <w:sz w:val="22"/>
-                <w:szCs w:val="22"/>
-                <w:color w:val="000000"/>
-              </w:rPr>
-              <w:t xml:space="preserve"> 0.038</w:t>
-            </w:r>
-          </w:p>
-        </w:tc>
-        <w:tc>
-          <w:tcPr>
-            <w:tcBorders>
-              <w:bottom w:val="none" w:sz="0" w:space="0" w:color="000000"/>
-              <w:top w:val="none" w:sz="0" w:space="0" w:color="000000"/>
-              <w:left w:val="none" w:sz="0" w:space="0" w:color="000000"/>
-              <w:right w:val="none" w:sz="0" w:space="0" w:color="000000"/>
-            </w:tcBorders>
-            <w:shd w:val="clear" w:color="auto" w:fill="FFFFFF"/>
-            <w:tcMar>
-              <w:top w:w="0" w:type="dxa"/>
-              <w:bottom w:w="0" w:type="dxa"/>
-              <w:left w:w="0" w:type="dxa"/>
-              <w:right w:w="0" w:type="dxa"/>
-            </w:tcMar>
-            <w:vAlign w:val="center"/>
-          </w:tcPr>
-          <w:p>
-            <w:pPr>
-              <w:jc w:val="left"/>
-              <w:pBdr>
-                <w:bottom w:val="none" w:sz="0" w:space="0" w:color="000000"/>
-                <w:top w:val="none" w:sz="0" w:space="0" w:color="000000"/>
-                <w:left w:val="none" w:sz="0" w:space="0" w:color="000000"/>
-                <w:right w:val="none" w:sz="0" w:space="0" w:color="000000"/>
-              </w:pBdr>
-              <w:spacing w:after="100" w:before="100" w:line="240"/>
-              <w:ind w:left="100" w:right="100" w:firstLine="0" w:firstLineChars="0"/>
-              <w:rPr>
-                <w:rFonts w:ascii="Arial" w:hAnsi="Arial" w:eastAsia="Arial" w:cs="Arial"/>
-                <w:i w:val="false"/>
-                <w:b w:val="false"/>
-                <w:u w:val="none"/>
-                <w:sz w:val="22"/>
-                <w:szCs w:val="22"/>
-                <w:color w:val="000000"/>
-              </w:rPr>
-            </w:pPr>
-            <w:r>
-              <w:rPr>
-                <w:rFonts w:ascii="Arial" w:hAnsi="Arial" w:eastAsia="Arial" w:cs="Arial"/>
-                <w:i w:val="false"/>
-                <w:b w:val="false"/>
-                <w:u w:val="none"/>
-                <w:sz w:val="22"/>
-                <w:szCs w:val="22"/>
-                <w:color w:val="000000"/>
-              </w:rPr>
-              <w:t xml:space="preserve">0.015</w:t>
-            </w:r>
-          </w:p>
-        </w:tc>
-        <w:tc>
-          <w:tcPr>
-            <w:tcBorders>
-              <w:bottom w:val="none" w:sz="0" w:space="0" w:color="000000"/>
-              <w:top w:val="none" w:sz="0" w:space="0" w:color="000000"/>
-              <w:left w:val="none" w:sz="0" w:space="0" w:color="000000"/>
-              <w:right w:val="none" w:sz="0" w:space="0" w:color="000000"/>
-            </w:tcBorders>
-            <w:shd w:val="clear" w:color="auto" w:fill="FFFFFF"/>
-            <w:tcMar>
-              <w:top w:w="0" w:type="dxa"/>
-              <w:bottom w:w="0" w:type="dxa"/>
-              <w:left w:w="0" w:type="dxa"/>
-              <w:right w:w="0" w:type="dxa"/>
-            </w:tcMar>
-            <w:vAlign w:val="center"/>
-          </w:tcPr>
-          <w:p>
-            <w:pPr>
-              <w:jc w:val="left"/>
-              <w:pBdr>
-                <w:bottom w:val="none" w:sz="0" w:space="0" w:color="000000"/>
-                <w:top w:val="none" w:sz="0" w:space="0" w:color="000000"/>
-                <w:left w:val="none" w:sz="0" w:space="0" w:color="000000"/>
-                <w:right w:val="none" w:sz="0" w:space="0" w:color="000000"/>
-              </w:pBdr>
-              <w:spacing w:after="100" w:before="100" w:line="240"/>
-              <w:ind w:left="100" w:right="100" w:firstLine="0" w:firstLineChars="0"/>
-              <w:rPr>
-                <w:rFonts w:ascii="Arial" w:hAnsi="Arial" w:eastAsia="Arial" w:cs="Arial"/>
-                <w:i w:val="false"/>
-                <w:b w:val="false"/>
-                <w:u w:val="none"/>
-                <w:sz w:val="22"/>
-                <w:szCs w:val="22"/>
-                <w:color w:val="000000"/>
-              </w:rPr>
-            </w:pPr>
-            <w:r>
-              <w:rPr>
-                <w:rFonts w:ascii="Arial" w:hAnsi="Arial" w:eastAsia="Arial" w:cs="Arial"/>
-                <w:i w:val="false"/>
-                <w:b w:val="false"/>
-                <w:u w:val="none"/>
-                <w:sz w:val="22"/>
-                <w:szCs w:val="22"/>
-                <w:color w:val="000000"/>
-              </w:rPr>
-              <w:t xml:space="preserve">  2.539</w:t>
-            </w:r>
-          </w:p>
-        </w:tc>
-        <w:tc>
-          <w:tcPr>
-            <w:tcBorders>
-              <w:bottom w:val="none" w:sz="0" w:space="0" w:color="000000"/>
-              <w:top w:val="none" w:sz="0" w:space="0" w:color="000000"/>
-              <w:left w:val="none" w:sz="0" w:space="0" w:color="000000"/>
-              <w:right w:val="none" w:sz="0" w:space="0" w:color="000000"/>
-            </w:tcBorders>
-            <w:shd w:val="clear" w:color="auto" w:fill="FFFFFF"/>
-            <w:tcMar>
-              <w:top w:w="0" w:type="dxa"/>
-              <w:bottom w:w="0" w:type="dxa"/>
-              <w:left w:w="0" w:type="dxa"/>
-              <w:right w:w="0" w:type="dxa"/>
-            </w:tcMar>
-            <w:vAlign w:val="center"/>
-          </w:tcPr>
-          <w:p>
-            <w:pPr>
-              <w:jc w:val="left"/>
-              <w:pBdr>
-                <w:bottom w:val="none" w:sz="0" w:space="0" w:color="000000"/>
-                <w:top w:val="none" w:sz="0" w:space="0" w:color="000000"/>
-                <w:left w:val="none" w:sz="0" w:space="0" w:color="000000"/>
-                <w:right w:val="none" w:sz="0" w:space="0" w:color="000000"/>
-              </w:pBdr>
-              <w:spacing w:after="100" w:before="100" w:line="240"/>
-              <w:ind w:left="100" w:right="100" w:firstLine="0" w:firstLineChars="0"/>
-              <w:rPr>
-                <w:rFonts w:ascii="Arial" w:hAnsi="Arial" w:eastAsia="Arial" w:cs="Arial"/>
-                <w:i w:val="false"/>
-                <w:b w:val="false"/>
-                <w:u w:val="none"/>
-                <w:sz w:val="22"/>
-                <w:szCs w:val="22"/>
-                <w:color w:val="000000"/>
-              </w:rPr>
-            </w:pPr>
-            <w:r>
-              <w:rPr>
-                <w:rFonts w:ascii="Arial" w:hAnsi="Arial" w:eastAsia="Arial" w:cs="Arial"/>
-                <w:i w:val="false"/>
-                <w:b w:val="false"/>
-                <w:u w:val="none"/>
-                <w:sz w:val="22"/>
-                <w:szCs w:val="22"/>
-                <w:color w:val="000000"/>
-              </w:rPr>
-              <w:t xml:space="preserve">0.011</w:t>
-            </w:r>
-          </w:p>
-        </w:tc>
-        <w:tc>
-          <w:tcPr>
-            <w:tcBorders>
-              <w:bottom w:val="none" w:sz="0" w:space="0" w:color="000000"/>
-              <w:top w:val="none" w:sz="0" w:space="0" w:color="000000"/>
-              <w:left w:val="none" w:sz="0" w:space="0" w:color="000000"/>
-              <w:right w:val="none" w:sz="0" w:space="0" w:color="000000"/>
-            </w:tcBorders>
-            <w:shd w:val="clear" w:color="auto" w:fill="FFFFFF"/>
-            <w:tcMar>
-              <w:top w:w="0" w:type="dxa"/>
-              <w:bottom w:w="0" w:type="dxa"/>
-              <w:left w:w="0" w:type="dxa"/>
-              <w:right w:w="0" w:type="dxa"/>
-            </w:tcMar>
-            <w:vAlign w:val="center"/>
-          </w:tcPr>
-          <w:p>
-            <w:pPr>
-              <w:jc w:val="left"/>
-              <w:pBdr>
-                <w:bottom w:val="none" w:sz="0" w:space="0" w:color="000000"/>
-                <w:top w:val="none" w:sz="0" w:space="0" w:color="000000"/>
-                <w:left w:val="none" w:sz="0" w:space="0" w:color="000000"/>
-                <w:right w:val="none" w:sz="0" w:space="0" w:color="000000"/>
-              </w:pBdr>
-              <w:spacing w:after="100" w:before="100" w:line="240"/>
-              <w:ind w:left="100" w:right="100" w:firstLine="0" w:firstLineChars="0"/>
-              <w:rPr>
-                <w:rFonts w:ascii="Arial" w:hAnsi="Arial" w:eastAsia="Arial" w:cs="Arial"/>
-                <w:i w:val="false"/>
-                <w:b w:val="false"/>
-                <w:u w:val="none"/>
-                <w:sz w:val="22"/>
-                <w:szCs w:val="22"/>
-                <w:color w:val="000000"/>
-              </w:rPr>
-            </w:pPr>
-            <w:r>
-              <w:rPr>
-                <w:rFonts w:ascii="Arial" w:hAnsi="Arial" w:eastAsia="Arial" w:cs="Arial"/>
-                <w:i w:val="false"/>
-                <w:b w:val="false"/>
-                <w:u w:val="none"/>
-                <w:sz w:val="22"/>
-                <w:szCs w:val="22"/>
-                <w:color w:val="000000"/>
-              </w:rPr>
-              <w:t xml:space="preserve"> 0.009</w:t>
-            </w:r>
-          </w:p>
-        </w:tc>
-        <w:tc>
-          <w:tcPr>
-            <w:tcBorders>
-              <w:bottom w:val="none" w:sz="0" w:space="0" w:color="000000"/>
-              <w:top w:val="none" w:sz="0" w:space="0" w:color="000000"/>
-              <w:left w:val="none" w:sz="0" w:space="0" w:color="000000"/>
-              <w:right w:val="none" w:sz="0" w:space="0" w:color="000000"/>
-            </w:tcBorders>
-            <w:shd w:val="clear" w:color="auto" w:fill="FFFFFF"/>
-            <w:tcMar>
-              <w:top w:w="0" w:type="dxa"/>
-              <w:bottom w:w="0" w:type="dxa"/>
-              <w:left w:w="0" w:type="dxa"/>
-              <w:right w:w="0" w:type="dxa"/>
-            </w:tcMar>
-            <w:vAlign w:val="center"/>
-          </w:tcPr>
-          <w:p>
-            <w:pPr>
-              <w:jc w:val="left"/>
-              <w:pBdr>
-                <w:bottom w:val="none" w:sz="0" w:space="0" w:color="000000"/>
-                <w:top w:val="none" w:sz="0" w:space="0" w:color="000000"/>
-                <w:left w:val="none" w:sz="0" w:space="0" w:color="000000"/>
-                <w:right w:val="none" w:sz="0" w:space="0" w:color="000000"/>
-              </w:pBdr>
-              <w:spacing w:after="100" w:before="100" w:line="240"/>
-              <w:ind w:left="100" w:right="100" w:firstLine="0" w:firstLineChars="0"/>
-              <w:rPr>
-                <w:rFonts w:ascii="Arial" w:hAnsi="Arial" w:eastAsia="Arial" w:cs="Arial"/>
-                <w:i w:val="false"/>
-                <w:b w:val="false"/>
-                <w:u w:val="none"/>
-                <w:sz w:val="22"/>
-                <w:szCs w:val="22"/>
-                <w:color w:val="000000"/>
-              </w:rPr>
-            </w:pPr>
-            <w:r>
-              <w:rPr>
-                <w:rFonts w:ascii="Arial" w:hAnsi="Arial" w:eastAsia="Arial" w:cs="Arial"/>
-                <w:i w:val="false"/>
-                <w:b w:val="false"/>
-                <w:u w:val="none"/>
-                <w:sz w:val="22"/>
-                <w:szCs w:val="22"/>
-                <w:color w:val="000000"/>
-              </w:rPr>
-              <w:t xml:space="preserve"> 0.067</w:t>
+              <w:t xml:space="preserve">wealth and income distribution</w:t>
+            </w:r>
+          </w:p>
+        </w:tc>
+        <w:tc>
+          <w:tcPr>
+            <w:tcBorders>
+              <w:bottom w:val="none" w:sz="0" w:space="0" w:color="000000"/>
+              <w:top w:val="none" w:sz="0" w:space="0" w:color="000000"/>
+              <w:left w:val="none" w:sz="0" w:space="0" w:color="000000"/>
+              <w:right w:val="none" w:sz="0" w:space="0" w:color="000000"/>
+            </w:tcBorders>
+            <w:shd w:val="clear" w:color="auto" w:fill="FFFFFF"/>
+            <w:tcMar>
+              <w:top w:w="0" w:type="dxa"/>
+              <w:bottom w:w="0" w:type="dxa"/>
+              <w:left w:w="0" w:type="dxa"/>
+              <w:right w:w="0" w:type="dxa"/>
+            </w:tcMar>
+            <w:vAlign w:val="center"/>
+          </w:tcPr>
+          <w:p>
+            <w:pPr>
+              <w:jc w:val="left"/>
+              <w:pBdr>
+                <w:bottom w:val="none" w:sz="0" w:space="0" w:color="000000"/>
+                <w:top w:val="none" w:sz="0" w:space="0" w:color="000000"/>
+                <w:left w:val="none" w:sz="0" w:space="0" w:color="000000"/>
+                <w:right w:val="none" w:sz="0" w:space="0" w:color="000000"/>
+              </w:pBdr>
+              <w:spacing w:after="100" w:before="100" w:line="240"/>
+              <w:ind w:left="100" w:right="100" w:firstLine="0" w:firstLineChars="0"/>
+              <w:rPr>
+                <w:rFonts w:ascii="Arial" w:hAnsi="Arial" w:eastAsia="Arial" w:cs="Arial"/>
+                <w:i w:val="false"/>
+                <w:b w:val="false"/>
+                <w:u w:val="none"/>
+                <w:sz w:val="22"/>
+                <w:szCs w:val="22"/>
+                <w:color w:val="000000"/>
+              </w:rPr>
+            </w:pPr>
+            <w:r>
+              <w:rPr>
+                <w:rFonts w:ascii="Arial" w:hAnsi="Arial" w:eastAsia="Arial" w:cs="Arial"/>
+                <w:i w:val="false"/>
+                <w:b w:val="false"/>
+                <w:u w:val="none"/>
+                <w:sz w:val="22"/>
+                <w:szCs w:val="22"/>
+                <w:color w:val="000000"/>
+              </w:rPr>
+              <w:t xml:space="preserve">Gini Index</w:t>
+            </w:r>
+          </w:p>
+        </w:tc>
+        <w:tc>
+          <w:tcPr>
+            <w:tcBorders>
+              <w:bottom w:val="none" w:sz="0" w:space="0" w:color="000000"/>
+              <w:top w:val="none" w:sz="0" w:space="0" w:color="000000"/>
+              <w:left w:val="none" w:sz="0" w:space="0" w:color="000000"/>
+              <w:right w:val="none" w:sz="0" w:space="0" w:color="000000"/>
+            </w:tcBorders>
+            <w:shd w:val="clear" w:color="auto" w:fill="FFFFFF"/>
+            <w:tcMar>
+              <w:top w:w="0" w:type="dxa"/>
+              <w:bottom w:w="0" w:type="dxa"/>
+              <w:left w:w="0" w:type="dxa"/>
+              <w:right w:w="0" w:type="dxa"/>
+            </w:tcMar>
+            <w:vAlign w:val="center"/>
+          </w:tcPr>
+          <w:p>
+            <w:pPr>
+              <w:jc w:val="left"/>
+              <w:pBdr>
+                <w:bottom w:val="none" w:sz="0" w:space="0" w:color="000000"/>
+                <w:top w:val="none" w:sz="0" w:space="0" w:color="000000"/>
+                <w:left w:val="none" w:sz="0" w:space="0" w:color="000000"/>
+                <w:right w:val="none" w:sz="0" w:space="0" w:color="000000"/>
+              </w:pBdr>
+              <w:spacing w:after="100" w:before="100" w:line="240"/>
+              <w:ind w:left="100" w:right="100" w:firstLine="0" w:firstLineChars="0"/>
+              <w:rPr>
+                <w:rFonts w:ascii="Arial" w:hAnsi="Arial" w:eastAsia="Arial" w:cs="Arial"/>
+                <w:i w:val="false"/>
+                <w:b w:val="false"/>
+                <w:u w:val="none"/>
+                <w:sz w:val="22"/>
+                <w:szCs w:val="22"/>
+                <w:color w:val="000000"/>
+              </w:rPr>
+            </w:pPr>
+            <w:r>
+              <w:rPr>
+                <w:rFonts w:ascii="Arial" w:hAnsi="Arial" w:eastAsia="Arial" w:cs="Arial"/>
+                <w:i w:val="false"/>
+                <w:b w:val="false"/>
+                <w:u w:val="none"/>
+                <w:sz w:val="22"/>
+                <w:szCs w:val="22"/>
+                <w:color w:val="000000"/>
+              </w:rPr>
+              <w:t xml:space="preserve"> 0.653</w:t>
+            </w:r>
+          </w:p>
+        </w:tc>
+        <w:tc>
+          <w:tcPr>
+            <w:tcBorders>
+              <w:bottom w:val="none" w:sz="0" w:space="0" w:color="000000"/>
+              <w:top w:val="none" w:sz="0" w:space="0" w:color="000000"/>
+              <w:left w:val="none" w:sz="0" w:space="0" w:color="000000"/>
+              <w:right w:val="none" w:sz="0" w:space="0" w:color="000000"/>
+            </w:tcBorders>
+            <w:shd w:val="clear" w:color="auto" w:fill="FFFFFF"/>
+            <w:tcMar>
+              <w:top w:w="0" w:type="dxa"/>
+              <w:bottom w:w="0" w:type="dxa"/>
+              <w:left w:w="0" w:type="dxa"/>
+              <w:right w:w="0" w:type="dxa"/>
+            </w:tcMar>
+            <w:vAlign w:val="center"/>
+          </w:tcPr>
+          <w:p>
+            <w:pPr>
+              <w:jc w:val="left"/>
+              <w:pBdr>
+                <w:bottom w:val="none" w:sz="0" w:space="0" w:color="000000"/>
+                <w:top w:val="none" w:sz="0" w:space="0" w:color="000000"/>
+                <w:left w:val="none" w:sz="0" w:space="0" w:color="000000"/>
+                <w:right w:val="none" w:sz="0" w:space="0" w:color="000000"/>
+              </w:pBdr>
+              <w:spacing w:after="100" w:before="100" w:line="240"/>
+              <w:ind w:left="100" w:right="100" w:firstLine="0" w:firstLineChars="0"/>
+              <w:rPr>
+                <w:rFonts w:ascii="Arial" w:hAnsi="Arial" w:eastAsia="Arial" w:cs="Arial"/>
+                <w:i w:val="false"/>
+                <w:b w:val="false"/>
+                <w:u w:val="none"/>
+                <w:sz w:val="22"/>
+                <w:szCs w:val="22"/>
+                <w:color w:val="000000"/>
+              </w:rPr>
+            </w:pPr>
+            <w:r>
+              <w:rPr>
+                <w:rFonts w:ascii="Arial" w:hAnsi="Arial" w:eastAsia="Arial" w:cs="Arial"/>
+                <w:i w:val="false"/>
+                <w:b w:val="false"/>
+                <w:u w:val="none"/>
+                <w:sz w:val="22"/>
+                <w:szCs w:val="22"/>
+                <w:color w:val="000000"/>
+              </w:rPr>
+              <w:t xml:space="preserve">0.113</w:t>
+            </w:r>
+          </w:p>
+        </w:tc>
+        <w:tc>
+          <w:tcPr>
+            <w:tcBorders>
+              <w:bottom w:val="none" w:sz="0" w:space="0" w:color="000000"/>
+              <w:top w:val="none" w:sz="0" w:space="0" w:color="000000"/>
+              <w:left w:val="none" w:sz="0" w:space="0" w:color="000000"/>
+              <w:right w:val="none" w:sz="0" w:space="0" w:color="000000"/>
+            </w:tcBorders>
+            <w:shd w:val="clear" w:color="auto" w:fill="FFFFFF"/>
+            <w:tcMar>
+              <w:top w:w="0" w:type="dxa"/>
+              <w:bottom w:w="0" w:type="dxa"/>
+              <w:left w:w="0" w:type="dxa"/>
+              <w:right w:w="0" w:type="dxa"/>
+            </w:tcMar>
+            <w:vAlign w:val="center"/>
+          </w:tcPr>
+          <w:p>
+            <w:pPr>
+              <w:jc w:val="left"/>
+              <w:pBdr>
+                <w:bottom w:val="none" w:sz="0" w:space="0" w:color="000000"/>
+                <w:top w:val="none" w:sz="0" w:space="0" w:color="000000"/>
+                <w:left w:val="none" w:sz="0" w:space="0" w:color="000000"/>
+                <w:right w:val="none" w:sz="0" w:space="0" w:color="000000"/>
+              </w:pBdr>
+              <w:spacing w:after="100" w:before="100" w:line="240"/>
+              <w:ind w:left="100" w:right="100" w:firstLine="0" w:firstLineChars="0"/>
+              <w:rPr>
+                <w:rFonts w:ascii="Arial" w:hAnsi="Arial" w:eastAsia="Arial" w:cs="Arial"/>
+                <w:i w:val="false"/>
+                <w:b w:val="false"/>
+                <w:u w:val="none"/>
+                <w:sz w:val="22"/>
+                <w:szCs w:val="22"/>
+                <w:color w:val="000000"/>
+              </w:rPr>
+            </w:pPr>
+            <w:r>
+              <w:rPr>
+                <w:rFonts w:ascii="Arial" w:hAnsi="Arial" w:eastAsia="Arial" w:cs="Arial"/>
+                <w:i w:val="false"/>
+                <w:b w:val="false"/>
+                <w:u w:val="none"/>
+                <w:sz w:val="22"/>
+                <w:szCs w:val="22"/>
+                <w:color w:val="000000"/>
+              </w:rPr>
+              <w:t xml:space="preserve">  5.776</w:t>
+            </w:r>
+          </w:p>
+        </w:tc>
+        <w:tc>
+          <w:tcPr>
+            <w:tcBorders>
+              <w:bottom w:val="none" w:sz="0" w:space="0" w:color="000000"/>
+              <w:top w:val="none" w:sz="0" w:space="0" w:color="000000"/>
+              <w:left w:val="none" w:sz="0" w:space="0" w:color="000000"/>
+              <w:right w:val="none" w:sz="0" w:space="0" w:color="000000"/>
+            </w:tcBorders>
+            <w:shd w:val="clear" w:color="auto" w:fill="FFFFFF"/>
+            <w:tcMar>
+              <w:top w:w="0" w:type="dxa"/>
+              <w:bottom w:w="0" w:type="dxa"/>
+              <w:left w:w="0" w:type="dxa"/>
+              <w:right w:w="0" w:type="dxa"/>
+            </w:tcMar>
+            <w:vAlign w:val="center"/>
+          </w:tcPr>
+          <w:p>
+            <w:pPr>
+              <w:jc w:val="left"/>
+              <w:pBdr>
+                <w:bottom w:val="none" w:sz="0" w:space="0" w:color="000000"/>
+                <w:top w:val="none" w:sz="0" w:space="0" w:color="000000"/>
+                <w:left w:val="none" w:sz="0" w:space="0" w:color="000000"/>
+                <w:right w:val="none" w:sz="0" w:space="0" w:color="000000"/>
+              </w:pBdr>
+              <w:spacing w:after="100" w:before="100" w:line="240"/>
+              <w:ind w:left="100" w:right="100" w:firstLine="0" w:firstLineChars="0"/>
+              <w:rPr>
+                <w:rFonts w:ascii="Arial" w:hAnsi="Arial" w:eastAsia="Arial" w:cs="Arial"/>
+                <w:i w:val="false"/>
+                <w:b w:val="false"/>
+                <w:u w:val="none"/>
+                <w:sz w:val="22"/>
+                <w:szCs w:val="22"/>
+                <w:color w:val="000000"/>
+              </w:rPr>
+            </w:pPr>
+            <w:r>
+              <w:rPr>
+                <w:rFonts w:ascii="Arial" w:hAnsi="Arial" w:eastAsia="Arial" w:cs="Arial"/>
+                <w:i w:val="false"/>
+                <w:b w:val="false"/>
+                <w:u w:val="none"/>
+                <w:sz w:val="22"/>
+                <w:szCs w:val="22"/>
+                <w:color w:val="000000"/>
+              </w:rPr>
+              <w:t xml:space="preserve">0.000</w:t>
+            </w:r>
+          </w:p>
+        </w:tc>
+        <w:tc>
+          <w:tcPr>
+            <w:tcBorders>
+              <w:bottom w:val="none" w:sz="0" w:space="0" w:color="000000"/>
+              <w:top w:val="none" w:sz="0" w:space="0" w:color="000000"/>
+              <w:left w:val="none" w:sz="0" w:space="0" w:color="000000"/>
+              <w:right w:val="none" w:sz="0" w:space="0" w:color="000000"/>
+            </w:tcBorders>
+            <w:shd w:val="clear" w:color="auto" w:fill="FFFFFF"/>
+            <w:tcMar>
+              <w:top w:w="0" w:type="dxa"/>
+              <w:bottom w:w="0" w:type="dxa"/>
+              <w:left w:w="0" w:type="dxa"/>
+              <w:right w:w="0" w:type="dxa"/>
+            </w:tcMar>
+            <w:vAlign w:val="center"/>
+          </w:tcPr>
+          <w:p>
+            <w:pPr>
+              <w:jc w:val="left"/>
+              <w:pBdr>
+                <w:bottom w:val="none" w:sz="0" w:space="0" w:color="000000"/>
+                <w:top w:val="none" w:sz="0" w:space="0" w:color="000000"/>
+                <w:left w:val="none" w:sz="0" w:space="0" w:color="000000"/>
+                <w:right w:val="none" w:sz="0" w:space="0" w:color="000000"/>
+              </w:pBdr>
+              <w:spacing w:after="100" w:before="100" w:line="240"/>
+              <w:ind w:left="100" w:right="100" w:firstLine="0" w:firstLineChars="0"/>
+              <w:rPr>
+                <w:rFonts w:ascii="Arial" w:hAnsi="Arial" w:eastAsia="Arial" w:cs="Arial"/>
+                <w:i w:val="false"/>
+                <w:b w:val="false"/>
+                <w:u w:val="none"/>
+                <w:sz w:val="22"/>
+                <w:szCs w:val="22"/>
+                <w:color w:val="000000"/>
+              </w:rPr>
+            </w:pPr>
+            <w:r>
+              <w:rPr>
+                <w:rFonts w:ascii="Arial" w:hAnsi="Arial" w:eastAsia="Arial" w:cs="Arial"/>
+                <w:i w:val="false"/>
+                <w:b w:val="false"/>
+                <w:u w:val="none"/>
+                <w:sz w:val="22"/>
+                <w:szCs w:val="22"/>
+                <w:color w:val="000000"/>
+              </w:rPr>
+              <w:t xml:space="preserve"> 0.431</w:t>
+            </w:r>
+          </w:p>
+        </w:tc>
+        <w:tc>
+          <w:tcPr>
+            <w:tcBorders>
+              <w:bottom w:val="none" w:sz="0" w:space="0" w:color="000000"/>
+              <w:top w:val="none" w:sz="0" w:space="0" w:color="000000"/>
+              <w:left w:val="none" w:sz="0" w:space="0" w:color="000000"/>
+              <w:right w:val="none" w:sz="0" w:space="0" w:color="000000"/>
+            </w:tcBorders>
+            <w:shd w:val="clear" w:color="auto" w:fill="FFFFFF"/>
+            <w:tcMar>
+              <w:top w:w="0" w:type="dxa"/>
+              <w:bottom w:w="0" w:type="dxa"/>
+              <w:left w:w="0" w:type="dxa"/>
+              <w:right w:w="0" w:type="dxa"/>
+            </w:tcMar>
+            <w:vAlign w:val="center"/>
+          </w:tcPr>
+          <w:p>
+            <w:pPr>
+              <w:jc w:val="left"/>
+              <w:pBdr>
+                <w:bottom w:val="none" w:sz="0" w:space="0" w:color="000000"/>
+                <w:top w:val="none" w:sz="0" w:space="0" w:color="000000"/>
+                <w:left w:val="none" w:sz="0" w:space="0" w:color="000000"/>
+                <w:right w:val="none" w:sz="0" w:space="0" w:color="000000"/>
+              </w:pBdr>
+              <w:spacing w:after="100" w:before="100" w:line="240"/>
+              <w:ind w:left="100" w:right="100" w:firstLine="0" w:firstLineChars="0"/>
+              <w:rPr>
+                <w:rFonts w:ascii="Arial" w:hAnsi="Arial" w:eastAsia="Arial" w:cs="Arial"/>
+                <w:i w:val="false"/>
+                <w:b w:val="false"/>
+                <w:u w:val="none"/>
+                <w:sz w:val="22"/>
+                <w:szCs w:val="22"/>
+                <w:color w:val="000000"/>
+              </w:rPr>
+            </w:pPr>
+            <w:r>
+              <w:rPr>
+                <w:rFonts w:ascii="Arial" w:hAnsi="Arial" w:eastAsia="Arial" w:cs="Arial"/>
+                <w:i w:val="false"/>
+                <w:b w:val="false"/>
+                <w:u w:val="none"/>
+                <w:sz w:val="22"/>
+                <w:szCs w:val="22"/>
+                <w:color w:val="000000"/>
+              </w:rPr>
+              <w:t xml:space="preserve"> 0.875</w:t>
             </w:r>
           </w:p>
         </w:tc>
@@ -3646,59 +3646,59 @@
                 <w:szCs w:val="22"/>
                 <w:color w:val="000000"/>
               </w:rPr>
-              <w:t xml:space="preserve">FALSE</w:t>
-            </w:r>
-          </w:p>
-        </w:tc>
-        <w:tc>
-          <w:tcPr>
-            <w:tcBorders>
-              <w:bottom w:val="none" w:sz="0" w:space="0" w:color="000000"/>
-              <w:top w:val="none" w:sz="0" w:space="0" w:color="000000"/>
-              <w:left w:val="none" w:sz="0" w:space="0" w:color="000000"/>
-              <w:right w:val="none" w:sz="0" w:space="0" w:color="000000"/>
-            </w:tcBorders>
-            <w:shd w:val="clear" w:color="auto" w:fill="FFFFFF"/>
-            <w:tcMar>
-              <w:top w:w="0" w:type="dxa"/>
-              <w:bottom w:w="0" w:type="dxa"/>
-              <w:left w:w="0" w:type="dxa"/>
-              <w:right w:w="0" w:type="dxa"/>
-            </w:tcMar>
-            <w:vAlign w:val="center"/>
-          </w:tcPr>
-          <w:p>
-            <w:pPr>
-              <w:jc w:val="left"/>
-              <w:pBdr>
-                <w:bottom w:val="none" w:sz="0" w:space="0" w:color="000000"/>
-                <w:top w:val="none" w:sz="0" w:space="0" w:color="000000"/>
-                <w:left w:val="none" w:sz="0" w:space="0" w:color="000000"/>
-                <w:right w:val="none" w:sz="0" w:space="0" w:color="000000"/>
-              </w:pBdr>
-              <w:spacing w:after="100" w:before="100" w:line="240"/>
-              <w:ind w:left="100" w:right="100" w:firstLine="0" w:firstLineChars="0"/>
-              <w:rPr>
-                <w:rFonts w:ascii="Arial" w:hAnsi="Arial" w:eastAsia="Arial" w:cs="Arial"/>
-                <w:i w:val="false"/>
-                <w:b w:val="false"/>
-                <w:u w:val="none"/>
-                <w:sz w:val="22"/>
-                <w:szCs w:val="22"/>
-                <w:color w:val="000000"/>
-              </w:rPr>
-            </w:pPr>
-            <w:r>
-              <w:rPr>
-                <w:rFonts w:ascii="Arial" w:hAnsi="Arial" w:eastAsia="Arial" w:cs="Arial"/>
-                <w:i w:val="false"/>
-                <w:b w:val="false"/>
-                <w:u w:val="none"/>
-                <w:sz w:val="22"/>
-                <w:szCs w:val="22"/>
-                <w:color w:val="000000"/>
-              </w:rPr>
-              <w:t xml:space="preserve">better</w:t>
+              <w:t xml:space="preserve">TRUE</w:t>
+            </w:r>
+          </w:p>
+        </w:tc>
+        <w:tc>
+          <w:tcPr>
+            <w:tcBorders>
+              <w:bottom w:val="none" w:sz="0" w:space="0" w:color="000000"/>
+              <w:top w:val="none" w:sz="0" w:space="0" w:color="000000"/>
+              <w:left w:val="none" w:sz="0" w:space="0" w:color="000000"/>
+              <w:right w:val="none" w:sz="0" w:space="0" w:color="000000"/>
+            </w:tcBorders>
+            <w:shd w:val="clear" w:color="auto" w:fill="FFFFFF"/>
+            <w:tcMar>
+              <w:top w:w="0" w:type="dxa"/>
+              <w:bottom w:w="0" w:type="dxa"/>
+              <w:left w:w="0" w:type="dxa"/>
+              <w:right w:w="0" w:type="dxa"/>
+            </w:tcMar>
+            <w:vAlign w:val="center"/>
+          </w:tcPr>
+          <w:p>
+            <w:pPr>
+              <w:jc w:val="left"/>
+              <w:pBdr>
+                <w:bottom w:val="none" w:sz="0" w:space="0" w:color="000000"/>
+                <w:top w:val="none" w:sz="0" w:space="0" w:color="000000"/>
+                <w:left w:val="none" w:sz="0" w:space="0" w:color="000000"/>
+                <w:right w:val="none" w:sz="0" w:space="0" w:color="000000"/>
+              </w:pBdr>
+              <w:spacing w:after="100" w:before="100" w:line="240"/>
+              <w:ind w:left="100" w:right="100" w:firstLine="0" w:firstLineChars="0"/>
+              <w:rPr>
+                <w:rFonts w:ascii="Arial" w:hAnsi="Arial" w:eastAsia="Arial" w:cs="Arial"/>
+                <w:i w:val="false"/>
+                <w:b w:val="false"/>
+                <w:u w:val="none"/>
+                <w:sz w:val="22"/>
+                <w:szCs w:val="22"/>
+                <w:color w:val="000000"/>
+              </w:rPr>
+            </w:pPr>
+            <w:r>
+              <w:rPr>
+                <w:rFonts w:ascii="Arial" w:hAnsi="Arial" w:eastAsia="Arial" w:cs="Arial"/>
+                <w:i w:val="false"/>
+                <w:b w:val="false"/>
+                <w:u w:val="none"/>
+                <w:sz w:val="22"/>
+                <w:szCs w:val="22"/>
+                <w:color w:val="000000"/>
+              </w:rPr>
+              <w:t xml:space="preserve">worse</w:t>
             </w:r>
           </w:p>
         </w:tc>
@@ -3860,111 +3860,111 @@
                 <w:szCs w:val="22"/>
                 <w:color w:val="000000"/>
               </w:rPr>
-              <w:t xml:space="preserve">income stability</w:t>
-            </w:r>
-          </w:p>
-        </w:tc>
-        <w:tc>
-          <w:tcPr>
-            <w:tcBorders>
-              <w:bottom w:val="none" w:sz="0" w:space="0" w:color="000000"/>
-              <w:top w:val="none" w:sz="0" w:space="0" w:color="000000"/>
-              <w:left w:val="none" w:sz="0" w:space="0" w:color="000000"/>
-              <w:right w:val="none" w:sz="0" w:space="0" w:color="000000"/>
-            </w:tcBorders>
-            <w:shd w:val="clear" w:color="auto" w:fill="FFFFFF"/>
-            <w:tcMar>
-              <w:top w:w="0" w:type="dxa"/>
-              <w:bottom w:w="0" w:type="dxa"/>
-              <w:left w:w="0" w:type="dxa"/>
-              <w:right w:w="0" w:type="dxa"/>
-            </w:tcMar>
-            <w:vAlign w:val="center"/>
-          </w:tcPr>
-          <w:p>
-            <w:pPr>
-              <w:jc w:val="left"/>
-              <w:pBdr>
-                <w:bottom w:val="none" w:sz="0" w:space="0" w:color="000000"/>
-                <w:top w:val="none" w:sz="0" w:space="0" w:color="000000"/>
-                <w:left w:val="none" w:sz="0" w:space="0" w:color="000000"/>
-                <w:right w:val="none" w:sz="0" w:space="0" w:color="000000"/>
-              </w:pBdr>
-              <w:spacing w:after="100" w:before="100" w:line="240"/>
-              <w:ind w:left="100" w:right="100" w:firstLine="0" w:firstLineChars="0"/>
-              <w:rPr>
-                <w:rFonts w:ascii="Arial" w:hAnsi="Arial" w:eastAsia="Arial" w:cs="Arial"/>
-                <w:i w:val="false"/>
-                <w:b w:val="false"/>
-                <w:u w:val="none"/>
-                <w:sz w:val="22"/>
-                <w:szCs w:val="22"/>
-                <w:color w:val="000000"/>
-              </w:rPr>
-            </w:pPr>
-            <w:r>
-              <w:rPr>
-                <w:rFonts w:ascii="Arial" w:hAnsi="Arial" w:eastAsia="Arial" w:cs="Arial"/>
-                <w:i w:val="false"/>
-                <w:b w:val="false"/>
-                <w:u w:val="none"/>
-                <w:sz w:val="22"/>
-                <w:szCs w:val="22"/>
-                <w:color w:val="000000"/>
-              </w:rPr>
-              <w:t xml:space="preserve">Percent change in wages</w:t>
-            </w:r>
-          </w:p>
-        </w:tc>
-        <w:tc>
-          <w:tcPr>
-            <w:tcBorders>
-              <w:bottom w:val="none" w:sz="0" w:space="0" w:color="000000"/>
-              <w:top w:val="none" w:sz="0" w:space="0" w:color="000000"/>
-              <w:left w:val="none" w:sz="0" w:space="0" w:color="000000"/>
-              <w:right w:val="none" w:sz="0" w:space="0" w:color="000000"/>
-            </w:tcBorders>
-            <w:shd w:val="clear" w:color="auto" w:fill="FFFFFF"/>
-            <w:tcMar>
-              <w:top w:w="0" w:type="dxa"/>
-              <w:bottom w:w="0" w:type="dxa"/>
-              <w:left w:w="0" w:type="dxa"/>
-              <w:right w:w="0" w:type="dxa"/>
-            </w:tcMar>
-            <w:vAlign w:val="center"/>
-          </w:tcPr>
-          <w:p>
-            <w:pPr>
-              <w:jc w:val="left"/>
-              <w:pBdr>
-                <w:bottom w:val="none" w:sz="0" w:space="0" w:color="000000"/>
-                <w:top w:val="none" w:sz="0" w:space="0" w:color="000000"/>
-                <w:left w:val="none" w:sz="0" w:space="0" w:color="000000"/>
-                <w:right w:val="none" w:sz="0" w:space="0" w:color="000000"/>
-              </w:pBdr>
-              <w:spacing w:after="100" w:before="100" w:line="240"/>
-              <w:ind w:left="100" w:right="100" w:firstLine="0" w:firstLineChars="0"/>
-              <w:rPr>
-                <w:rFonts w:ascii="Arial" w:hAnsi="Arial" w:eastAsia="Arial" w:cs="Arial"/>
-                <w:i w:val="false"/>
-                <w:b w:val="false"/>
-                <w:u w:val="none"/>
-                <w:sz w:val="22"/>
-                <w:szCs w:val="22"/>
-                <w:color w:val="000000"/>
-              </w:rPr>
-            </w:pPr>
-            <w:r>
-              <w:rPr>
-                <w:rFonts w:ascii="Arial" w:hAnsi="Arial" w:eastAsia="Arial" w:cs="Arial"/>
-                <w:i w:val="false"/>
-                <w:b w:val="false"/>
-                <w:u w:val="none"/>
-                <w:sz w:val="22"/>
-                <w:szCs w:val="22"/>
-                <w:color w:val="000000"/>
-              </w:rPr>
-              <w:t xml:space="preserve"> 0.035</w:t>
+              <w:t xml:space="preserve">farm insurance</w:t>
+            </w:r>
+          </w:p>
+        </w:tc>
+        <w:tc>
+          <w:tcPr>
+            <w:tcBorders>
+              <w:bottom w:val="none" w:sz="0" w:space="0" w:color="000000"/>
+              <w:top w:val="none" w:sz="0" w:space="0" w:color="000000"/>
+              <w:left w:val="none" w:sz="0" w:space="0" w:color="000000"/>
+              <w:right w:val="none" w:sz="0" w:space="0" w:color="000000"/>
+            </w:tcBorders>
+            <w:shd w:val="clear" w:color="auto" w:fill="FFFFFF"/>
+            <w:tcMar>
+              <w:top w:w="0" w:type="dxa"/>
+              <w:bottom w:w="0" w:type="dxa"/>
+              <w:left w:w="0" w:type="dxa"/>
+              <w:right w:w="0" w:type="dxa"/>
+            </w:tcMar>
+            <w:vAlign w:val="center"/>
+          </w:tcPr>
+          <w:p>
+            <w:pPr>
+              <w:jc w:val="left"/>
+              <w:pBdr>
+                <w:bottom w:val="none" w:sz="0" w:space="0" w:color="000000"/>
+                <w:top w:val="none" w:sz="0" w:space="0" w:color="000000"/>
+                <w:left w:val="none" w:sz="0" w:space="0" w:color="000000"/>
+                <w:right w:val="none" w:sz="0" w:space="0" w:color="000000"/>
+              </w:pBdr>
+              <w:spacing w:after="100" w:before="100" w:line="240"/>
+              <w:ind w:left="100" w:right="100" w:firstLine="0" w:firstLineChars="0"/>
+              <w:rPr>
+                <w:rFonts w:ascii="Arial" w:hAnsi="Arial" w:eastAsia="Arial" w:cs="Arial"/>
+                <w:i w:val="false"/>
+                <w:b w:val="false"/>
+                <w:u w:val="none"/>
+                <w:sz w:val="22"/>
+                <w:szCs w:val="22"/>
+                <w:color w:val="000000"/>
+              </w:rPr>
+            </w:pPr>
+            <w:r>
+              <w:rPr>
+                <w:rFonts w:ascii="Arial" w:hAnsi="Arial" w:eastAsia="Arial" w:cs="Arial"/>
+                <w:i w:val="false"/>
+                <w:b w:val="false"/>
+                <w:u w:val="none"/>
+                <w:sz w:val="22"/>
+                <w:szCs w:val="22"/>
+                <w:color w:val="000000"/>
+              </w:rPr>
+              <w:t xml:space="preserve">Total indemnities</w:t>
+            </w:r>
+          </w:p>
+        </w:tc>
+        <w:tc>
+          <w:tcPr>
+            <w:tcBorders>
+              <w:bottom w:val="none" w:sz="0" w:space="0" w:color="000000"/>
+              <w:top w:val="none" w:sz="0" w:space="0" w:color="000000"/>
+              <w:left w:val="none" w:sz="0" w:space="0" w:color="000000"/>
+              <w:right w:val="none" w:sz="0" w:space="0" w:color="000000"/>
+            </w:tcBorders>
+            <w:shd w:val="clear" w:color="auto" w:fill="FFFFFF"/>
+            <w:tcMar>
+              <w:top w:w="0" w:type="dxa"/>
+              <w:bottom w:w="0" w:type="dxa"/>
+              <w:left w:w="0" w:type="dxa"/>
+              <w:right w:w="0" w:type="dxa"/>
+            </w:tcMar>
+            <w:vAlign w:val="center"/>
+          </w:tcPr>
+          <w:p>
+            <w:pPr>
+              <w:jc w:val="left"/>
+              <w:pBdr>
+                <w:bottom w:val="none" w:sz="0" w:space="0" w:color="000000"/>
+                <w:top w:val="none" w:sz="0" w:space="0" w:color="000000"/>
+                <w:left w:val="none" w:sz="0" w:space="0" w:color="000000"/>
+                <w:right w:val="none" w:sz="0" w:space="0" w:color="000000"/>
+              </w:pBdr>
+              <w:spacing w:after="100" w:before="100" w:line="240"/>
+              <w:ind w:left="100" w:right="100" w:firstLine="0" w:firstLineChars="0"/>
+              <w:rPr>
+                <w:rFonts w:ascii="Arial" w:hAnsi="Arial" w:eastAsia="Arial" w:cs="Arial"/>
+                <w:i w:val="false"/>
+                <w:b w:val="false"/>
+                <w:u w:val="none"/>
+                <w:sz w:val="22"/>
+                <w:szCs w:val="22"/>
+                <w:color w:val="000000"/>
+              </w:rPr>
+            </w:pPr>
+            <w:r>
+              <w:rPr>
+                <w:rFonts w:ascii="Arial" w:hAnsi="Arial" w:eastAsia="Arial" w:cs="Arial"/>
+                <w:i w:val="false"/>
+                <w:b w:val="false"/>
+                <w:u w:val="none"/>
+                <w:sz w:val="22"/>
+                <w:szCs w:val="22"/>
+                <w:color w:val="000000"/>
+              </w:rPr>
+              <w:t xml:space="preserve"> 0.070</w:t>
             </w:r>
           </w:p>
         </w:tc>
@@ -4068,7 +4068,7 @@
                 <w:szCs w:val="22"/>
                 <w:color w:val="000000"/>
               </w:rPr>
-              <w:t xml:space="preserve">  4.693</w:t>
+              <w:t xml:space="preserve">  8.289</w:t>
             </w:r>
           </w:p>
         </w:tc>
@@ -4172,59 +4172,59 @@
                 <w:szCs w:val="22"/>
                 <w:color w:val="000000"/>
               </w:rPr>
-              <w:t xml:space="preserve"> 0.021</w:t>
-            </w:r>
-          </w:p>
-        </w:tc>
-        <w:tc>
-          <w:tcPr>
-            <w:tcBorders>
-              <w:bottom w:val="none" w:sz="0" w:space="0" w:color="000000"/>
-              <w:top w:val="none" w:sz="0" w:space="0" w:color="000000"/>
-              <w:left w:val="none" w:sz="0" w:space="0" w:color="000000"/>
-              <w:right w:val="none" w:sz="0" w:space="0" w:color="000000"/>
-            </w:tcBorders>
-            <w:shd w:val="clear" w:color="auto" w:fill="FFFFFF"/>
-            <w:tcMar>
-              <w:top w:w="0" w:type="dxa"/>
-              <w:bottom w:w="0" w:type="dxa"/>
-              <w:left w:w="0" w:type="dxa"/>
-              <w:right w:w="0" w:type="dxa"/>
-            </w:tcMar>
-            <w:vAlign w:val="center"/>
-          </w:tcPr>
-          <w:p>
-            <w:pPr>
-              <w:jc w:val="left"/>
-              <w:pBdr>
-                <w:bottom w:val="none" w:sz="0" w:space="0" w:color="000000"/>
-                <w:top w:val="none" w:sz="0" w:space="0" w:color="000000"/>
-                <w:left w:val="none" w:sz="0" w:space="0" w:color="000000"/>
-                <w:right w:val="none" w:sz="0" w:space="0" w:color="000000"/>
-              </w:pBdr>
-              <w:spacing w:after="100" w:before="100" w:line="240"/>
-              <w:ind w:left="100" w:right="100" w:firstLine="0" w:firstLineChars="0"/>
-              <w:rPr>
-                <w:rFonts w:ascii="Arial" w:hAnsi="Arial" w:eastAsia="Arial" w:cs="Arial"/>
-                <w:i w:val="false"/>
-                <w:b w:val="false"/>
-                <w:u w:val="none"/>
-                <w:sz w:val="22"/>
-                <w:szCs w:val="22"/>
-                <w:color w:val="000000"/>
-              </w:rPr>
-            </w:pPr>
-            <w:r>
-              <w:rPr>
-                <w:rFonts w:ascii="Arial" w:hAnsi="Arial" w:eastAsia="Arial" w:cs="Arial"/>
-                <w:i w:val="false"/>
-                <w:b w:val="false"/>
-                <w:u w:val="none"/>
-                <w:sz w:val="22"/>
-                <w:szCs w:val="22"/>
-                <w:color w:val="000000"/>
-              </w:rPr>
-              <w:t xml:space="preserve"> 0.050</w:t>
+              <w:t xml:space="preserve"> 0.054</w:t>
+            </w:r>
+          </w:p>
+        </w:tc>
+        <w:tc>
+          <w:tcPr>
+            <w:tcBorders>
+              <w:bottom w:val="none" w:sz="0" w:space="0" w:color="000000"/>
+              <w:top w:val="none" w:sz="0" w:space="0" w:color="000000"/>
+              <w:left w:val="none" w:sz="0" w:space="0" w:color="000000"/>
+              <w:right w:val="none" w:sz="0" w:space="0" w:color="000000"/>
+            </w:tcBorders>
+            <w:shd w:val="clear" w:color="auto" w:fill="FFFFFF"/>
+            <w:tcMar>
+              <w:top w:w="0" w:type="dxa"/>
+              <w:bottom w:w="0" w:type="dxa"/>
+              <w:left w:w="0" w:type="dxa"/>
+              <w:right w:w="0" w:type="dxa"/>
+            </w:tcMar>
+            <w:vAlign w:val="center"/>
+          </w:tcPr>
+          <w:p>
+            <w:pPr>
+              <w:jc w:val="left"/>
+              <w:pBdr>
+                <w:bottom w:val="none" w:sz="0" w:space="0" w:color="000000"/>
+                <w:top w:val="none" w:sz="0" w:space="0" w:color="000000"/>
+                <w:left w:val="none" w:sz="0" w:space="0" w:color="000000"/>
+                <w:right w:val="none" w:sz="0" w:space="0" w:color="000000"/>
+              </w:pBdr>
+              <w:spacing w:after="100" w:before="100" w:line="240"/>
+              <w:ind w:left="100" w:right="100" w:firstLine="0" w:firstLineChars="0"/>
+              <w:rPr>
+                <w:rFonts w:ascii="Arial" w:hAnsi="Arial" w:eastAsia="Arial" w:cs="Arial"/>
+                <w:i w:val="false"/>
+                <w:b w:val="false"/>
+                <w:u w:val="none"/>
+                <w:sz w:val="22"/>
+                <w:szCs w:val="22"/>
+                <w:color w:val="000000"/>
+              </w:rPr>
+            </w:pPr>
+            <w:r>
+              <w:rPr>
+                <w:rFonts w:ascii="Arial" w:hAnsi="Arial" w:eastAsia="Arial" w:cs="Arial"/>
+                <w:i w:val="false"/>
+                <w:b w:val="false"/>
+                <w:u w:val="none"/>
+                <w:sz w:val="22"/>
+                <w:szCs w:val="22"/>
+                <w:color w:val="000000"/>
+              </w:rPr>
+              <w:t xml:space="preserve"> 0.087</w:t>
             </w:r>
           </w:p>
         </w:tc>
@@ -4380,59 +4380,59 @@
                 <w:szCs w:val="22"/>
                 <w:color w:val="000000"/>
               </w:rPr>
-              <w:t xml:space="preserve">FALSE</w:t>
-            </w:r>
-          </w:p>
-        </w:tc>
-        <w:tc>
-          <w:tcPr>
-            <w:tcBorders>
-              <w:bottom w:val="none" w:sz="0" w:space="0" w:color="000000"/>
-              <w:top w:val="none" w:sz="0" w:space="0" w:color="000000"/>
-              <w:left w:val="none" w:sz="0" w:space="0" w:color="000000"/>
-              <w:right w:val="none" w:sz="0" w:space="0" w:color="000000"/>
-            </w:tcBorders>
-            <w:shd w:val="clear" w:color="auto" w:fill="FFFFFF"/>
-            <w:tcMar>
-              <w:top w:w="0" w:type="dxa"/>
-              <w:bottom w:w="0" w:type="dxa"/>
-              <w:left w:w="0" w:type="dxa"/>
-              <w:right w:w="0" w:type="dxa"/>
-            </w:tcMar>
-            <w:vAlign w:val="center"/>
-          </w:tcPr>
-          <w:p>
-            <w:pPr>
-              <w:jc w:val="left"/>
-              <w:pBdr>
-                <w:bottom w:val="none" w:sz="0" w:space="0" w:color="000000"/>
-                <w:top w:val="none" w:sz="0" w:space="0" w:color="000000"/>
-                <w:left w:val="none" w:sz="0" w:space="0" w:color="000000"/>
-                <w:right w:val="none" w:sz="0" w:space="0" w:color="000000"/>
-              </w:pBdr>
-              <w:spacing w:after="100" w:before="100" w:line="240"/>
-              <w:ind w:left="100" w:right="100" w:firstLine="0" w:firstLineChars="0"/>
-              <w:rPr>
-                <w:rFonts w:ascii="Arial" w:hAnsi="Arial" w:eastAsia="Arial" w:cs="Arial"/>
-                <w:i w:val="false"/>
-                <w:b w:val="false"/>
-                <w:u w:val="none"/>
-                <w:sz w:val="22"/>
-                <w:szCs w:val="22"/>
-                <w:color w:val="000000"/>
-              </w:rPr>
-            </w:pPr>
-            <w:r>
-              <w:rPr>
-                <w:rFonts w:ascii="Arial" w:hAnsi="Arial" w:eastAsia="Arial" w:cs="Arial"/>
-                <w:i w:val="false"/>
-                <w:b w:val="false"/>
-                <w:u w:val="none"/>
-                <w:sz w:val="22"/>
-                <w:szCs w:val="22"/>
-                <w:color w:val="000000"/>
-              </w:rPr>
-              <w:t xml:space="preserve">better</w:t>
+              <w:t xml:space="preserve">TRUE</w:t>
+            </w:r>
+          </w:p>
+        </w:tc>
+        <w:tc>
+          <w:tcPr>
+            <w:tcBorders>
+              <w:bottom w:val="none" w:sz="0" w:space="0" w:color="000000"/>
+              <w:top w:val="none" w:sz="0" w:space="0" w:color="000000"/>
+              <w:left w:val="none" w:sz="0" w:space="0" w:color="000000"/>
+              <w:right w:val="none" w:sz="0" w:space="0" w:color="000000"/>
+            </w:tcBorders>
+            <w:shd w:val="clear" w:color="auto" w:fill="FFFFFF"/>
+            <w:tcMar>
+              <w:top w:w="0" w:type="dxa"/>
+              <w:bottom w:w="0" w:type="dxa"/>
+              <w:left w:w="0" w:type="dxa"/>
+              <w:right w:w="0" w:type="dxa"/>
+            </w:tcMar>
+            <w:vAlign w:val="center"/>
+          </w:tcPr>
+          <w:p>
+            <w:pPr>
+              <w:jc w:val="left"/>
+              <w:pBdr>
+                <w:bottom w:val="none" w:sz="0" w:space="0" w:color="000000"/>
+                <w:top w:val="none" w:sz="0" w:space="0" w:color="000000"/>
+                <w:left w:val="none" w:sz="0" w:space="0" w:color="000000"/>
+                <w:right w:val="none" w:sz="0" w:space="0" w:color="000000"/>
+              </w:pBdr>
+              <w:spacing w:after="100" w:before="100" w:line="240"/>
+              <w:ind w:left="100" w:right="100" w:firstLine="0" w:firstLineChars="0"/>
+              <w:rPr>
+                <w:rFonts w:ascii="Arial" w:hAnsi="Arial" w:eastAsia="Arial" w:cs="Arial"/>
+                <w:i w:val="false"/>
+                <w:b w:val="false"/>
+                <w:u w:val="none"/>
+                <w:sz w:val="22"/>
+                <w:szCs w:val="22"/>
+                <w:color w:val="000000"/>
+              </w:rPr>
+            </w:pPr>
+            <w:r>
+              <w:rPr>
+                <w:rFonts w:ascii="Arial" w:hAnsi="Arial" w:eastAsia="Arial" w:cs="Arial"/>
+                <w:i w:val="false"/>
+                <w:b w:val="false"/>
+                <w:u w:val="none"/>
+                <w:sz w:val="22"/>
+                <w:szCs w:val="22"/>
+                <w:color w:val="000000"/>
+              </w:rPr>
+              <w:t xml:space="preserve">worse</w:t>
             </w:r>
           </w:p>
         </w:tc>
@@ -5173,9 +5173,1477 @@
       </w:tr>
       <w:tr>
         <w:trPr>
+          <w:trHeight w:val="614" w:hRule="auto"/>
+        </w:trPr>
+        body 7
+        <w:tc>
+          <w:tcPr>
+            <w:tcBorders>
+              <w:bottom w:val="none" w:sz="0" w:space="0" w:color="000000"/>
+              <w:top w:val="none" w:sz="0" w:space="0" w:color="000000"/>
+              <w:left w:val="none" w:sz="0" w:space="0" w:color="000000"/>
+              <w:right w:val="none" w:sz="0" w:space="0" w:color="000000"/>
+            </w:tcBorders>
+            <w:shd w:val="clear" w:color="auto" w:fill="FFFFFF"/>
+            <w:tcMar>
+              <w:top w:w="0" w:type="dxa"/>
+              <w:bottom w:w="0" w:type="dxa"/>
+              <w:left w:w="0" w:type="dxa"/>
+              <w:right w:w="0" w:type="dxa"/>
+            </w:tcMar>
+            <w:vAlign w:val="center"/>
+          </w:tcPr>
+          <w:p>
+            <w:pPr>
+              <w:jc w:val="left"/>
+              <w:pBdr>
+                <w:bottom w:val="none" w:sz="0" w:space="0" w:color="000000"/>
+                <w:top w:val="none" w:sz="0" w:space="0" w:color="000000"/>
+                <w:left w:val="none" w:sz="0" w:space="0" w:color="000000"/>
+                <w:right w:val="none" w:sz="0" w:space="0" w:color="000000"/>
+              </w:pBdr>
+              <w:spacing w:after="100" w:before="100" w:line="240"/>
+              <w:ind w:left="100" w:right="100" w:firstLine="0" w:firstLineChars="0"/>
+              <w:rPr>
+                <w:rFonts w:ascii="Arial" w:hAnsi="Arial" w:eastAsia="Arial" w:cs="Arial"/>
+                <w:i w:val="false"/>
+                <w:b w:val="false"/>
+                <w:u w:val="none"/>
+                <w:sz w:val="22"/>
+                <w:szCs w:val="22"/>
+                <w:color w:val="000000"/>
+              </w:rPr>
+            </w:pPr>
+            <w:r>
+              <w:rPr>
+                <w:rFonts w:ascii="Arial" w:hAnsi="Arial" w:eastAsia="Arial" w:cs="Arial"/>
+                <w:i w:val="false"/>
+                <w:b w:val="false"/>
+                <w:u w:val="none"/>
+                <w:sz w:val="22"/>
+                <w:szCs w:val="22"/>
+                <w:color w:val="000000"/>
+              </w:rPr>
+              <w:t xml:space="preserve">economics</w:t>
+            </w:r>
+          </w:p>
+        </w:tc>
+        <w:tc>
+          <w:tcPr>
+            <w:tcBorders>
+              <w:bottom w:val="none" w:sz="0" w:space="0" w:color="000000"/>
+              <w:top w:val="none" w:sz="0" w:space="0" w:color="000000"/>
+              <w:left w:val="none" w:sz="0" w:space="0" w:color="000000"/>
+              <w:right w:val="none" w:sz="0" w:space="0" w:color="000000"/>
+            </w:tcBorders>
+            <w:shd w:val="clear" w:color="auto" w:fill="FFFFFF"/>
+            <w:tcMar>
+              <w:top w:w="0" w:type="dxa"/>
+              <w:bottom w:w="0" w:type="dxa"/>
+              <w:left w:w="0" w:type="dxa"/>
+              <w:right w:w="0" w:type="dxa"/>
+            </w:tcMar>
+            <w:vAlign w:val="center"/>
+          </w:tcPr>
+          <w:p>
+            <w:pPr>
+              <w:jc w:val="left"/>
+              <w:pBdr>
+                <w:bottom w:val="none" w:sz="0" w:space="0" w:color="000000"/>
+                <w:top w:val="none" w:sz="0" w:space="0" w:color="000000"/>
+                <w:left w:val="none" w:sz="0" w:space="0" w:color="000000"/>
+                <w:right w:val="none" w:sz="0" w:space="0" w:color="000000"/>
+              </w:pBdr>
+              <w:spacing w:after="100" w:before="100" w:line="240"/>
+              <w:ind w:left="100" w:right="100" w:firstLine="0" w:firstLineChars="0"/>
+              <w:rPr>
+                <w:rFonts w:ascii="Arial" w:hAnsi="Arial" w:eastAsia="Arial" w:cs="Arial"/>
+                <w:i w:val="false"/>
+                <w:b w:val="false"/>
+                <w:u w:val="none"/>
+                <w:sz w:val="22"/>
+                <w:szCs w:val="22"/>
+                <w:color w:val="000000"/>
+              </w:rPr>
+            </w:pPr>
+            <w:r>
+              <w:rPr>
+                <w:rFonts w:ascii="Arial" w:hAnsi="Arial" w:eastAsia="Arial" w:cs="Arial"/>
+                <w:i w:val="false"/>
+                <w:b w:val="false"/>
+                <w:u w:val="none"/>
+                <w:sz w:val="22"/>
+                <w:szCs w:val="22"/>
+                <w:color w:val="000000"/>
+              </w:rPr>
+              <w:t xml:space="preserve">food business resilience</w:t>
+            </w:r>
+          </w:p>
+        </w:tc>
+        <w:tc>
+          <w:tcPr>
+            <w:tcBorders>
+              <w:bottom w:val="none" w:sz="0" w:space="0" w:color="000000"/>
+              <w:top w:val="none" w:sz="0" w:space="0" w:color="000000"/>
+              <w:left w:val="none" w:sz="0" w:space="0" w:color="000000"/>
+              <w:right w:val="none" w:sz="0" w:space="0" w:color="000000"/>
+            </w:tcBorders>
+            <w:shd w:val="clear" w:color="auto" w:fill="FFFFFF"/>
+            <w:tcMar>
+              <w:top w:w="0" w:type="dxa"/>
+              <w:bottom w:w="0" w:type="dxa"/>
+              <w:left w:w="0" w:type="dxa"/>
+              <w:right w:w="0" w:type="dxa"/>
+            </w:tcMar>
+            <w:vAlign w:val="center"/>
+          </w:tcPr>
+          <w:p>
+            <w:pPr>
+              <w:jc w:val="left"/>
+              <w:pBdr>
+                <w:bottom w:val="none" w:sz="0" w:space="0" w:color="000000"/>
+                <w:top w:val="none" w:sz="0" w:space="0" w:color="000000"/>
+                <w:left w:val="none" w:sz="0" w:space="0" w:color="000000"/>
+                <w:right w:val="none" w:sz="0" w:space="0" w:color="000000"/>
+              </w:pBdr>
+              <w:spacing w:after="100" w:before="100" w:line="240"/>
+              <w:ind w:left="100" w:right="100" w:firstLine="0" w:firstLineChars="0"/>
+              <w:rPr>
+                <w:rFonts w:ascii="Arial" w:hAnsi="Arial" w:eastAsia="Arial" w:cs="Arial"/>
+                <w:i w:val="false"/>
+                <w:b w:val="false"/>
+                <w:u w:val="none"/>
+                <w:sz w:val="22"/>
+                <w:szCs w:val="22"/>
+                <w:color w:val="000000"/>
+              </w:rPr>
+            </w:pPr>
+            <w:r>
+              <w:rPr>
+                <w:rFonts w:ascii="Arial" w:hAnsi="Arial" w:eastAsia="Arial" w:cs="Arial"/>
+                <w:i w:val="false"/>
+                <w:b w:val="false"/>
+                <w:u w:val="none"/>
+                <w:sz w:val="22"/>
+                <w:szCs w:val="22"/>
+                <w:color w:val="000000"/>
+              </w:rPr>
+              <w:t xml:space="preserve">income stability</w:t>
+            </w:r>
+          </w:p>
+        </w:tc>
+        <w:tc>
+          <w:tcPr>
+            <w:tcBorders>
+              <w:bottom w:val="none" w:sz="0" w:space="0" w:color="000000"/>
+              <w:top w:val="none" w:sz="0" w:space="0" w:color="000000"/>
+              <w:left w:val="none" w:sz="0" w:space="0" w:color="000000"/>
+              <w:right w:val="none" w:sz="0" w:space="0" w:color="000000"/>
+            </w:tcBorders>
+            <w:shd w:val="clear" w:color="auto" w:fill="FFFFFF"/>
+            <w:tcMar>
+              <w:top w:w="0" w:type="dxa"/>
+              <w:bottom w:w="0" w:type="dxa"/>
+              <w:left w:w="0" w:type="dxa"/>
+              <w:right w:w="0" w:type="dxa"/>
+            </w:tcMar>
+            <w:vAlign w:val="center"/>
+          </w:tcPr>
+          <w:p>
+            <w:pPr>
+              <w:jc w:val="left"/>
+              <w:pBdr>
+                <w:bottom w:val="none" w:sz="0" w:space="0" w:color="000000"/>
+                <w:top w:val="none" w:sz="0" w:space="0" w:color="000000"/>
+                <w:left w:val="none" w:sz="0" w:space="0" w:color="000000"/>
+                <w:right w:val="none" w:sz="0" w:space="0" w:color="000000"/>
+              </w:pBdr>
+              <w:spacing w:after="100" w:before="100" w:line="240"/>
+              <w:ind w:left="100" w:right="100" w:firstLine="0" w:firstLineChars="0"/>
+              <w:rPr>
+                <w:rFonts w:ascii="Arial" w:hAnsi="Arial" w:eastAsia="Arial" w:cs="Arial"/>
+                <w:i w:val="false"/>
+                <w:b w:val="false"/>
+                <w:u w:val="none"/>
+                <w:sz w:val="22"/>
+                <w:szCs w:val="22"/>
+                <w:color w:val="000000"/>
+              </w:rPr>
+            </w:pPr>
+            <w:r>
+              <w:rPr>
+                <w:rFonts w:ascii="Arial" w:hAnsi="Arial" w:eastAsia="Arial" w:cs="Arial"/>
+                <w:i w:val="false"/>
+                <w:b w:val="false"/>
+                <w:u w:val="none"/>
+                <w:sz w:val="22"/>
+                <w:szCs w:val="22"/>
+                <w:color w:val="000000"/>
+              </w:rPr>
+              <w:t xml:space="preserve">Percent change in wages</w:t>
+            </w:r>
+          </w:p>
+        </w:tc>
+        <w:tc>
+          <w:tcPr>
+            <w:tcBorders>
+              <w:bottom w:val="none" w:sz="0" w:space="0" w:color="000000"/>
+              <w:top w:val="none" w:sz="0" w:space="0" w:color="000000"/>
+              <w:left w:val="none" w:sz="0" w:space="0" w:color="000000"/>
+              <w:right w:val="none" w:sz="0" w:space="0" w:color="000000"/>
+            </w:tcBorders>
+            <w:shd w:val="clear" w:color="auto" w:fill="FFFFFF"/>
+            <w:tcMar>
+              <w:top w:w="0" w:type="dxa"/>
+              <w:bottom w:w="0" w:type="dxa"/>
+              <w:left w:w="0" w:type="dxa"/>
+              <w:right w:w="0" w:type="dxa"/>
+            </w:tcMar>
+            <w:vAlign w:val="center"/>
+          </w:tcPr>
+          <w:p>
+            <w:pPr>
+              <w:jc w:val="left"/>
+              <w:pBdr>
+                <w:bottom w:val="none" w:sz="0" w:space="0" w:color="000000"/>
+                <w:top w:val="none" w:sz="0" w:space="0" w:color="000000"/>
+                <w:left w:val="none" w:sz="0" w:space="0" w:color="000000"/>
+                <w:right w:val="none" w:sz="0" w:space="0" w:color="000000"/>
+              </w:pBdr>
+              <w:spacing w:after="100" w:before="100" w:line="240"/>
+              <w:ind w:left="100" w:right="100" w:firstLine="0" w:firstLineChars="0"/>
+              <w:rPr>
+                <w:rFonts w:ascii="Arial" w:hAnsi="Arial" w:eastAsia="Arial" w:cs="Arial"/>
+                <w:i w:val="false"/>
+                <w:b w:val="false"/>
+                <w:u w:val="none"/>
+                <w:sz w:val="22"/>
+                <w:szCs w:val="22"/>
+                <w:color w:val="000000"/>
+              </w:rPr>
+            </w:pPr>
+            <w:r>
+              <w:rPr>
+                <w:rFonts w:ascii="Arial" w:hAnsi="Arial" w:eastAsia="Arial" w:cs="Arial"/>
+                <w:i w:val="false"/>
+                <w:b w:val="false"/>
+                <w:u w:val="none"/>
+                <w:sz w:val="22"/>
+                <w:szCs w:val="22"/>
+                <w:color w:val="000000"/>
+              </w:rPr>
+              <w:t xml:space="preserve"> 0.035</w:t>
+            </w:r>
+          </w:p>
+        </w:tc>
+        <w:tc>
+          <w:tcPr>
+            <w:tcBorders>
+              <w:bottom w:val="none" w:sz="0" w:space="0" w:color="000000"/>
+              <w:top w:val="none" w:sz="0" w:space="0" w:color="000000"/>
+              <w:left w:val="none" w:sz="0" w:space="0" w:color="000000"/>
+              <w:right w:val="none" w:sz="0" w:space="0" w:color="000000"/>
+            </w:tcBorders>
+            <w:shd w:val="clear" w:color="auto" w:fill="FFFFFF"/>
+            <w:tcMar>
+              <w:top w:w="0" w:type="dxa"/>
+              <w:bottom w:w="0" w:type="dxa"/>
+              <w:left w:w="0" w:type="dxa"/>
+              <w:right w:w="0" w:type="dxa"/>
+            </w:tcMar>
+            <w:vAlign w:val="center"/>
+          </w:tcPr>
+          <w:p>
+            <w:pPr>
+              <w:jc w:val="left"/>
+              <w:pBdr>
+                <w:bottom w:val="none" w:sz="0" w:space="0" w:color="000000"/>
+                <w:top w:val="none" w:sz="0" w:space="0" w:color="000000"/>
+                <w:left w:val="none" w:sz="0" w:space="0" w:color="000000"/>
+                <w:right w:val="none" w:sz="0" w:space="0" w:color="000000"/>
+              </w:pBdr>
+              <w:spacing w:after="100" w:before="100" w:line="240"/>
+              <w:ind w:left="100" w:right="100" w:firstLine="0" w:firstLineChars="0"/>
+              <w:rPr>
+                <w:rFonts w:ascii="Arial" w:hAnsi="Arial" w:eastAsia="Arial" w:cs="Arial"/>
+                <w:i w:val="false"/>
+                <w:b w:val="false"/>
+                <w:u w:val="none"/>
+                <w:sz w:val="22"/>
+                <w:szCs w:val="22"/>
+                <w:color w:val="000000"/>
+              </w:rPr>
+            </w:pPr>
+            <w:r>
+              <w:rPr>
+                <w:rFonts w:ascii="Arial" w:hAnsi="Arial" w:eastAsia="Arial" w:cs="Arial"/>
+                <w:i w:val="false"/>
+                <w:b w:val="false"/>
+                <w:u w:val="none"/>
+                <w:sz w:val="22"/>
+                <w:szCs w:val="22"/>
+                <w:color w:val="000000"/>
+              </w:rPr>
+              <w:t xml:space="preserve">0.008</w:t>
+            </w:r>
+          </w:p>
+        </w:tc>
+        <w:tc>
+          <w:tcPr>
+            <w:tcBorders>
+              <w:bottom w:val="none" w:sz="0" w:space="0" w:color="000000"/>
+              <w:top w:val="none" w:sz="0" w:space="0" w:color="000000"/>
+              <w:left w:val="none" w:sz="0" w:space="0" w:color="000000"/>
+              <w:right w:val="none" w:sz="0" w:space="0" w:color="000000"/>
+            </w:tcBorders>
+            <w:shd w:val="clear" w:color="auto" w:fill="FFFFFF"/>
+            <w:tcMar>
+              <w:top w:w="0" w:type="dxa"/>
+              <w:bottom w:w="0" w:type="dxa"/>
+              <w:left w:w="0" w:type="dxa"/>
+              <w:right w:w="0" w:type="dxa"/>
+            </w:tcMar>
+            <w:vAlign w:val="center"/>
+          </w:tcPr>
+          <w:p>
+            <w:pPr>
+              <w:jc w:val="left"/>
+              <w:pBdr>
+                <w:bottom w:val="none" w:sz="0" w:space="0" w:color="000000"/>
+                <w:top w:val="none" w:sz="0" w:space="0" w:color="000000"/>
+                <w:left w:val="none" w:sz="0" w:space="0" w:color="000000"/>
+                <w:right w:val="none" w:sz="0" w:space="0" w:color="000000"/>
+              </w:pBdr>
+              <w:spacing w:after="100" w:before="100" w:line="240"/>
+              <w:ind w:left="100" w:right="100" w:firstLine="0" w:firstLineChars="0"/>
+              <w:rPr>
+                <w:rFonts w:ascii="Arial" w:hAnsi="Arial" w:eastAsia="Arial" w:cs="Arial"/>
+                <w:i w:val="false"/>
+                <w:b w:val="false"/>
+                <w:u w:val="none"/>
+                <w:sz w:val="22"/>
+                <w:szCs w:val="22"/>
+                <w:color w:val="000000"/>
+              </w:rPr>
+            </w:pPr>
+            <w:r>
+              <w:rPr>
+                <w:rFonts w:ascii="Arial" w:hAnsi="Arial" w:eastAsia="Arial" w:cs="Arial"/>
+                <w:i w:val="false"/>
+                <w:b w:val="false"/>
+                <w:u w:val="none"/>
+                <w:sz w:val="22"/>
+                <w:szCs w:val="22"/>
+                <w:color w:val="000000"/>
+              </w:rPr>
+              <w:t xml:space="preserve">  4.693</w:t>
+            </w:r>
+          </w:p>
+        </w:tc>
+        <w:tc>
+          <w:tcPr>
+            <w:tcBorders>
+              <w:bottom w:val="none" w:sz="0" w:space="0" w:color="000000"/>
+              <w:top w:val="none" w:sz="0" w:space="0" w:color="000000"/>
+              <w:left w:val="none" w:sz="0" w:space="0" w:color="000000"/>
+              <w:right w:val="none" w:sz="0" w:space="0" w:color="000000"/>
+            </w:tcBorders>
+            <w:shd w:val="clear" w:color="auto" w:fill="FFFFFF"/>
+            <w:tcMar>
+              <w:top w:w="0" w:type="dxa"/>
+              <w:bottom w:w="0" w:type="dxa"/>
+              <w:left w:w="0" w:type="dxa"/>
+              <w:right w:w="0" w:type="dxa"/>
+            </w:tcMar>
+            <w:vAlign w:val="center"/>
+          </w:tcPr>
+          <w:p>
+            <w:pPr>
+              <w:jc w:val="left"/>
+              <w:pBdr>
+                <w:bottom w:val="none" w:sz="0" w:space="0" w:color="000000"/>
+                <w:top w:val="none" w:sz="0" w:space="0" w:color="000000"/>
+                <w:left w:val="none" w:sz="0" w:space="0" w:color="000000"/>
+                <w:right w:val="none" w:sz="0" w:space="0" w:color="000000"/>
+              </w:pBdr>
+              <w:spacing w:after="100" w:before="100" w:line="240"/>
+              <w:ind w:left="100" w:right="100" w:firstLine="0" w:firstLineChars="0"/>
+              <w:rPr>
+                <w:rFonts w:ascii="Arial" w:hAnsi="Arial" w:eastAsia="Arial" w:cs="Arial"/>
+                <w:i w:val="false"/>
+                <w:b w:val="false"/>
+                <w:u w:val="none"/>
+                <w:sz w:val="22"/>
+                <w:szCs w:val="22"/>
+                <w:color w:val="000000"/>
+              </w:rPr>
+            </w:pPr>
+            <w:r>
+              <w:rPr>
+                <w:rFonts w:ascii="Arial" w:hAnsi="Arial" w:eastAsia="Arial" w:cs="Arial"/>
+                <w:i w:val="false"/>
+                <w:b w:val="false"/>
+                <w:u w:val="none"/>
+                <w:sz w:val="22"/>
+                <w:szCs w:val="22"/>
+                <w:color w:val="000000"/>
+              </w:rPr>
+              <w:t xml:space="preserve">0.000</w:t>
+            </w:r>
+          </w:p>
+        </w:tc>
+        <w:tc>
+          <w:tcPr>
+            <w:tcBorders>
+              <w:bottom w:val="none" w:sz="0" w:space="0" w:color="000000"/>
+              <w:top w:val="none" w:sz="0" w:space="0" w:color="000000"/>
+              <w:left w:val="none" w:sz="0" w:space="0" w:color="000000"/>
+              <w:right w:val="none" w:sz="0" w:space="0" w:color="000000"/>
+            </w:tcBorders>
+            <w:shd w:val="clear" w:color="auto" w:fill="FFFFFF"/>
+            <w:tcMar>
+              <w:top w:w="0" w:type="dxa"/>
+              <w:bottom w:w="0" w:type="dxa"/>
+              <w:left w:w="0" w:type="dxa"/>
+              <w:right w:w="0" w:type="dxa"/>
+            </w:tcMar>
+            <w:vAlign w:val="center"/>
+          </w:tcPr>
+          <w:p>
+            <w:pPr>
+              <w:jc w:val="left"/>
+              <w:pBdr>
+                <w:bottom w:val="none" w:sz="0" w:space="0" w:color="000000"/>
+                <w:top w:val="none" w:sz="0" w:space="0" w:color="000000"/>
+                <w:left w:val="none" w:sz="0" w:space="0" w:color="000000"/>
+                <w:right w:val="none" w:sz="0" w:space="0" w:color="000000"/>
+              </w:pBdr>
+              <w:spacing w:after="100" w:before="100" w:line="240"/>
+              <w:ind w:left="100" w:right="100" w:firstLine="0" w:firstLineChars="0"/>
+              <w:rPr>
+                <w:rFonts w:ascii="Arial" w:hAnsi="Arial" w:eastAsia="Arial" w:cs="Arial"/>
+                <w:i w:val="false"/>
+                <w:b w:val="false"/>
+                <w:u w:val="none"/>
+                <w:sz w:val="22"/>
+                <w:szCs w:val="22"/>
+                <w:color w:val="000000"/>
+              </w:rPr>
+            </w:pPr>
+            <w:r>
+              <w:rPr>
+                <w:rFonts w:ascii="Arial" w:hAnsi="Arial" w:eastAsia="Arial" w:cs="Arial"/>
+                <w:i w:val="false"/>
+                <w:b w:val="false"/>
+                <w:u w:val="none"/>
+                <w:sz w:val="22"/>
+                <w:szCs w:val="22"/>
+                <w:color w:val="000000"/>
+              </w:rPr>
+              <w:t xml:space="preserve"> 0.021</w:t>
+            </w:r>
+          </w:p>
+        </w:tc>
+        <w:tc>
+          <w:tcPr>
+            <w:tcBorders>
+              <w:bottom w:val="none" w:sz="0" w:space="0" w:color="000000"/>
+              <w:top w:val="none" w:sz="0" w:space="0" w:color="000000"/>
+              <w:left w:val="none" w:sz="0" w:space="0" w:color="000000"/>
+              <w:right w:val="none" w:sz="0" w:space="0" w:color="000000"/>
+            </w:tcBorders>
+            <w:shd w:val="clear" w:color="auto" w:fill="FFFFFF"/>
+            <w:tcMar>
+              <w:top w:w="0" w:type="dxa"/>
+              <w:bottom w:w="0" w:type="dxa"/>
+              <w:left w:w="0" w:type="dxa"/>
+              <w:right w:w="0" w:type="dxa"/>
+            </w:tcMar>
+            <w:vAlign w:val="center"/>
+          </w:tcPr>
+          <w:p>
+            <w:pPr>
+              <w:jc w:val="left"/>
+              <w:pBdr>
+                <w:bottom w:val="none" w:sz="0" w:space="0" w:color="000000"/>
+                <w:top w:val="none" w:sz="0" w:space="0" w:color="000000"/>
+                <w:left w:val="none" w:sz="0" w:space="0" w:color="000000"/>
+                <w:right w:val="none" w:sz="0" w:space="0" w:color="000000"/>
+              </w:pBdr>
+              <w:spacing w:after="100" w:before="100" w:line="240"/>
+              <w:ind w:left="100" w:right="100" w:firstLine="0" w:firstLineChars="0"/>
+              <w:rPr>
+                <w:rFonts w:ascii="Arial" w:hAnsi="Arial" w:eastAsia="Arial" w:cs="Arial"/>
+                <w:i w:val="false"/>
+                <w:b w:val="false"/>
+                <w:u w:val="none"/>
+                <w:sz w:val="22"/>
+                <w:szCs w:val="22"/>
+                <w:color w:val="000000"/>
+              </w:rPr>
+            </w:pPr>
+            <w:r>
+              <w:rPr>
+                <w:rFonts w:ascii="Arial" w:hAnsi="Arial" w:eastAsia="Arial" w:cs="Arial"/>
+                <w:i w:val="false"/>
+                <w:b w:val="false"/>
+                <w:u w:val="none"/>
+                <w:sz w:val="22"/>
+                <w:szCs w:val="22"/>
+                <w:color w:val="000000"/>
+              </w:rPr>
+              <w:t xml:space="preserve"> 0.050</w:t>
+            </w:r>
+          </w:p>
+        </w:tc>
+        <w:tc>
+          <w:tcPr>
+            <w:tcBorders>
+              <w:bottom w:val="none" w:sz="0" w:space="0" w:color="000000"/>
+              <w:top w:val="none" w:sz="0" w:space="0" w:color="000000"/>
+              <w:left w:val="none" w:sz="0" w:space="0" w:color="000000"/>
+              <w:right w:val="none" w:sz="0" w:space="0" w:color="000000"/>
+            </w:tcBorders>
+            <w:shd w:val="clear" w:color="auto" w:fill="FFFFFF"/>
+            <w:tcMar>
+              <w:top w:w="0" w:type="dxa"/>
+              <w:bottom w:w="0" w:type="dxa"/>
+              <w:left w:w="0" w:type="dxa"/>
+              <w:right w:w="0" w:type="dxa"/>
+            </w:tcMar>
+            <w:vAlign w:val="center"/>
+          </w:tcPr>
+          <w:p>
+            <w:pPr>
+              <w:jc w:val="left"/>
+              <w:pBdr>
+                <w:bottom w:val="none" w:sz="0" w:space="0" w:color="000000"/>
+                <w:top w:val="none" w:sz="0" w:space="0" w:color="000000"/>
+                <w:left w:val="none" w:sz="0" w:space="0" w:color="000000"/>
+                <w:right w:val="none" w:sz="0" w:space="0" w:color="000000"/>
+              </w:pBdr>
+              <w:spacing w:after="100" w:before="100" w:line="240"/>
+              <w:ind w:left="100" w:right="100" w:firstLine="0" w:firstLineChars="0"/>
+              <w:rPr>
+                <w:rFonts w:ascii="Arial" w:hAnsi="Arial" w:eastAsia="Arial" w:cs="Arial"/>
+                <w:i w:val="false"/>
+                <w:b w:val="false"/>
+                <w:u w:val="none"/>
+                <w:sz w:val="22"/>
+                <w:szCs w:val="22"/>
+                <w:color w:val="000000"/>
+              </w:rPr>
+            </w:pPr>
+            <w:r>
+              <w:rPr>
+                <w:rFonts w:ascii="Arial" w:hAnsi="Arial" w:eastAsia="Arial" w:cs="Arial"/>
+                <w:i w:val="false"/>
+                <w:b w:val="false"/>
+                <w:u w:val="none"/>
+                <w:sz w:val="22"/>
+                <w:szCs w:val="22"/>
+                <w:color w:val="000000"/>
+              </w:rPr>
+              <w:t xml:space="preserve">*</w:t>
+            </w:r>
+          </w:p>
+        </w:tc>
+        <w:tc>
+          <w:tcPr>
+            <w:tcBorders>
+              <w:bottom w:val="none" w:sz="0" w:space="0" w:color="000000"/>
+              <w:top w:val="none" w:sz="0" w:space="0" w:color="000000"/>
+              <w:left w:val="none" w:sz="0" w:space="0" w:color="000000"/>
+              <w:right w:val="none" w:sz="0" w:space="0" w:color="000000"/>
+            </w:tcBorders>
+            <w:shd w:val="clear" w:color="auto" w:fill="FFFFFF"/>
+            <w:tcMar>
+              <w:top w:w="0" w:type="dxa"/>
+              <w:bottom w:w="0" w:type="dxa"/>
+              <w:left w:w="0" w:type="dxa"/>
+              <w:right w:w="0" w:type="dxa"/>
+            </w:tcMar>
+            <w:vAlign w:val="center"/>
+          </w:tcPr>
+          <w:p>
+            <w:pPr>
+              <w:jc w:val="left"/>
+              <w:pBdr>
+                <w:bottom w:val="none" w:sz="0" w:space="0" w:color="000000"/>
+                <w:top w:val="none" w:sz="0" w:space="0" w:color="000000"/>
+                <w:left w:val="none" w:sz="0" w:space="0" w:color="000000"/>
+                <w:right w:val="none" w:sz="0" w:space="0" w:color="000000"/>
+              </w:pBdr>
+              <w:spacing w:after="100" w:before="100" w:line="240"/>
+              <w:ind w:left="100" w:right="100" w:firstLine="0" w:firstLineChars="0"/>
+              <w:rPr>
+                <w:rFonts w:ascii="Arial" w:hAnsi="Arial" w:eastAsia="Arial" w:cs="Arial"/>
+                <w:i w:val="false"/>
+                <w:b w:val="false"/>
+                <w:u w:val="none"/>
+                <w:sz w:val="22"/>
+                <w:szCs w:val="22"/>
+                <w:color w:val="000000"/>
+              </w:rPr>
+            </w:pPr>
+            <w:r>
+              <w:rPr>
+                <w:rFonts w:ascii="Arial" w:hAnsi="Arial" w:eastAsia="Arial" w:cs="Arial"/>
+                <w:i w:val="false"/>
+                <w:b w:val="false"/>
+                <w:u w:val="none"/>
+                <w:sz w:val="22"/>
+                <w:szCs w:val="22"/>
+                <w:color w:val="000000"/>
+              </w:rPr>
+              <w:t xml:space="preserve">increasing</w:t>
+            </w:r>
+          </w:p>
+        </w:tc>
+        <w:tc>
+          <w:tcPr>
+            <w:tcBorders>
+              <w:bottom w:val="none" w:sz="0" w:space="0" w:color="000000"/>
+              <w:top w:val="none" w:sz="0" w:space="0" w:color="000000"/>
+              <w:left w:val="none" w:sz="0" w:space="0" w:color="000000"/>
+              <w:right w:val="none" w:sz="0" w:space="0" w:color="000000"/>
+            </w:tcBorders>
+            <w:shd w:val="clear" w:color="auto" w:fill="FFFFFF"/>
+            <w:tcMar>
+              <w:top w:w="0" w:type="dxa"/>
+              <w:bottom w:w="0" w:type="dxa"/>
+              <w:left w:w="0" w:type="dxa"/>
+              <w:right w:w="0" w:type="dxa"/>
+            </w:tcMar>
+            <w:vAlign w:val="center"/>
+          </w:tcPr>
+          <w:p>
+            <w:pPr>
+              <w:jc w:val="right"/>
+              <w:pBdr>
+                <w:bottom w:val="none" w:sz="0" w:space="0" w:color="000000"/>
+                <w:top w:val="none" w:sz="0" w:space="0" w:color="000000"/>
+                <w:left w:val="none" w:sz="0" w:space="0" w:color="000000"/>
+                <w:right w:val="none" w:sz="0" w:space="0" w:color="000000"/>
+              </w:pBdr>
+              <w:spacing w:after="100" w:before="100" w:line="240"/>
+              <w:ind w:left="100" w:right="100" w:firstLine="0" w:firstLineChars="0"/>
+              <w:rPr>
+                <w:rFonts w:ascii="Arial" w:hAnsi="Arial" w:eastAsia="Arial" w:cs="Arial"/>
+                <w:i w:val="false"/>
+                <w:b w:val="false"/>
+                <w:u w:val="none"/>
+                <w:sz w:val="22"/>
+                <w:szCs w:val="22"/>
+                <w:color w:val="000000"/>
+              </w:rPr>
+            </w:pPr>
+            <w:r>
+              <w:rPr>
+                <w:rFonts w:ascii="Arial" w:hAnsi="Arial" w:eastAsia="Arial" w:cs="Arial"/>
+                <w:i w:val="false"/>
+                <w:b w:val="false"/>
+                <w:u w:val="none"/>
+                <w:sz w:val="22"/>
+                <w:szCs w:val="22"/>
+                <w:color w:val="000000"/>
+              </w:rPr>
+              <w:t xml:space="preserve">FALSE</w:t>
+            </w:r>
+          </w:p>
+        </w:tc>
+        <w:tc>
+          <w:tcPr>
+            <w:tcBorders>
+              <w:bottom w:val="none" w:sz="0" w:space="0" w:color="000000"/>
+              <w:top w:val="none" w:sz="0" w:space="0" w:color="000000"/>
+              <w:left w:val="none" w:sz="0" w:space="0" w:color="000000"/>
+              <w:right w:val="none" w:sz="0" w:space="0" w:color="000000"/>
+            </w:tcBorders>
+            <w:shd w:val="clear" w:color="auto" w:fill="FFFFFF"/>
+            <w:tcMar>
+              <w:top w:w="0" w:type="dxa"/>
+              <w:bottom w:w="0" w:type="dxa"/>
+              <w:left w:w="0" w:type="dxa"/>
+              <w:right w:w="0" w:type="dxa"/>
+            </w:tcMar>
+            <w:vAlign w:val="center"/>
+          </w:tcPr>
+          <w:p>
+            <w:pPr>
+              <w:jc w:val="left"/>
+              <w:pBdr>
+                <w:bottom w:val="none" w:sz="0" w:space="0" w:color="000000"/>
+                <w:top w:val="none" w:sz="0" w:space="0" w:color="000000"/>
+                <w:left w:val="none" w:sz="0" w:space="0" w:color="000000"/>
+                <w:right w:val="none" w:sz="0" w:space="0" w:color="000000"/>
+              </w:pBdr>
+              <w:spacing w:after="100" w:before="100" w:line="240"/>
+              <w:ind w:left="100" w:right="100" w:firstLine="0" w:firstLineChars="0"/>
+              <w:rPr>
+                <w:rFonts w:ascii="Arial" w:hAnsi="Arial" w:eastAsia="Arial" w:cs="Arial"/>
+                <w:i w:val="false"/>
+                <w:b w:val="false"/>
+                <w:u w:val="none"/>
+                <w:sz w:val="22"/>
+                <w:szCs w:val="22"/>
+                <w:color w:val="000000"/>
+              </w:rPr>
+            </w:pPr>
+            <w:r>
+              <w:rPr>
+                <w:rFonts w:ascii="Arial" w:hAnsi="Arial" w:eastAsia="Arial" w:cs="Arial"/>
+                <w:i w:val="false"/>
+                <w:b w:val="false"/>
+                <w:u w:val="none"/>
+                <w:sz w:val="22"/>
+                <w:szCs w:val="22"/>
+                <w:color w:val="000000"/>
+              </w:rPr>
+              <w:t xml:space="preserve">better</w:t>
+            </w:r>
+          </w:p>
+        </w:tc>
+      </w:tr>
+      <w:tr>
+        <w:trPr>
+          <w:trHeight w:val="574" w:hRule="auto"/>
+        </w:trPr>
+        body 8
+        <w:tc>
+          <w:tcPr>
+            <w:tcBorders>
+              <w:bottom w:val="none" w:sz="0" w:space="0" w:color="000000"/>
+              <w:top w:val="none" w:sz="0" w:space="0" w:color="000000"/>
+              <w:left w:val="none" w:sz="0" w:space="0" w:color="000000"/>
+              <w:right w:val="none" w:sz="0" w:space="0" w:color="000000"/>
+            </w:tcBorders>
+            <w:shd w:val="clear" w:color="auto" w:fill="FFFFFF"/>
+            <w:tcMar>
+              <w:top w:w="0" w:type="dxa"/>
+              <w:bottom w:w="0" w:type="dxa"/>
+              <w:left w:w="0" w:type="dxa"/>
+              <w:right w:w="0" w:type="dxa"/>
+            </w:tcMar>
+            <w:vAlign w:val="center"/>
+          </w:tcPr>
+          <w:p>
+            <w:pPr>
+              <w:jc w:val="left"/>
+              <w:pBdr>
+                <w:bottom w:val="none" w:sz="0" w:space="0" w:color="000000"/>
+                <w:top w:val="none" w:sz="0" w:space="0" w:color="000000"/>
+                <w:left w:val="none" w:sz="0" w:space="0" w:color="000000"/>
+                <w:right w:val="none" w:sz="0" w:space="0" w:color="000000"/>
+              </w:pBdr>
+              <w:spacing w:after="100" w:before="100" w:line="240"/>
+              <w:ind w:left="100" w:right="100" w:firstLine="0" w:firstLineChars="0"/>
+              <w:rPr>
+                <w:rFonts w:ascii="Arial" w:hAnsi="Arial" w:eastAsia="Arial" w:cs="Arial"/>
+                <w:i w:val="false"/>
+                <w:b w:val="false"/>
+                <w:u w:val="none"/>
+                <w:sz w:val="22"/>
+                <w:szCs w:val="22"/>
+                <w:color w:val="000000"/>
+              </w:rPr>
+            </w:pPr>
+            <w:r>
+              <w:rPr>
+                <w:rFonts w:ascii="Arial" w:hAnsi="Arial" w:eastAsia="Arial" w:cs="Arial"/>
+                <w:i w:val="false"/>
+                <w:b w:val="false"/>
+                <w:u w:val="none"/>
+                <w:sz w:val="22"/>
+                <w:szCs w:val="22"/>
+                <w:color w:val="000000"/>
+              </w:rPr>
+              <w:t xml:space="preserve">economics</w:t>
+            </w:r>
+          </w:p>
+        </w:tc>
+        <w:tc>
+          <w:tcPr>
+            <w:tcBorders>
+              <w:bottom w:val="none" w:sz="0" w:space="0" w:color="000000"/>
+              <w:top w:val="none" w:sz="0" w:space="0" w:color="000000"/>
+              <w:left w:val="none" w:sz="0" w:space="0" w:color="000000"/>
+              <w:right w:val="none" w:sz="0" w:space="0" w:color="000000"/>
+            </w:tcBorders>
+            <w:shd w:val="clear" w:color="auto" w:fill="FFFFFF"/>
+            <w:tcMar>
+              <w:top w:w="0" w:type="dxa"/>
+              <w:bottom w:w="0" w:type="dxa"/>
+              <w:left w:w="0" w:type="dxa"/>
+              <w:right w:w="0" w:type="dxa"/>
+            </w:tcMar>
+            <w:vAlign w:val="center"/>
+          </w:tcPr>
+          <w:p>
+            <w:pPr>
+              <w:jc w:val="left"/>
+              <w:pBdr>
+                <w:bottom w:val="none" w:sz="0" w:space="0" w:color="000000"/>
+                <w:top w:val="none" w:sz="0" w:space="0" w:color="000000"/>
+                <w:left w:val="none" w:sz="0" w:space="0" w:color="000000"/>
+                <w:right w:val="none" w:sz="0" w:space="0" w:color="000000"/>
+              </w:pBdr>
+              <w:spacing w:after="100" w:before="100" w:line="240"/>
+              <w:ind w:left="100" w:right="100" w:firstLine="0" w:firstLineChars="0"/>
+              <w:rPr>
+                <w:rFonts w:ascii="Arial" w:hAnsi="Arial" w:eastAsia="Arial" w:cs="Arial"/>
+                <w:i w:val="false"/>
+                <w:b w:val="false"/>
+                <w:u w:val="none"/>
+                <w:sz w:val="22"/>
+                <w:szCs w:val="22"/>
+                <w:color w:val="000000"/>
+              </w:rPr>
+            </w:pPr>
+            <w:r>
+              <w:rPr>
+                <w:rFonts w:ascii="Arial" w:hAnsi="Arial" w:eastAsia="Arial" w:cs="Arial"/>
+                <w:i w:val="false"/>
+                <w:b w:val="false"/>
+                <w:u w:val="none"/>
+                <w:sz w:val="22"/>
+                <w:szCs w:val="22"/>
+                <w:color w:val="000000"/>
+              </w:rPr>
+              <w:t xml:space="preserve">food business resilience</w:t>
+            </w:r>
+          </w:p>
+        </w:tc>
+        <w:tc>
+          <w:tcPr>
+            <w:tcBorders>
+              <w:bottom w:val="none" w:sz="0" w:space="0" w:color="000000"/>
+              <w:top w:val="none" w:sz="0" w:space="0" w:color="000000"/>
+              <w:left w:val="none" w:sz="0" w:space="0" w:color="000000"/>
+              <w:right w:val="none" w:sz="0" w:space="0" w:color="000000"/>
+            </w:tcBorders>
+            <w:shd w:val="clear" w:color="auto" w:fill="FFFFFF"/>
+            <w:tcMar>
+              <w:top w:w="0" w:type="dxa"/>
+              <w:bottom w:w="0" w:type="dxa"/>
+              <w:left w:w="0" w:type="dxa"/>
+              <w:right w:w="0" w:type="dxa"/>
+            </w:tcMar>
+            <w:vAlign w:val="center"/>
+          </w:tcPr>
+          <w:p>
+            <w:pPr>
+              <w:jc w:val="left"/>
+              <w:pBdr>
+                <w:bottom w:val="none" w:sz="0" w:space="0" w:color="000000"/>
+                <w:top w:val="none" w:sz="0" w:space="0" w:color="000000"/>
+                <w:left w:val="none" w:sz="0" w:space="0" w:color="000000"/>
+                <w:right w:val="none" w:sz="0" w:space="0" w:color="000000"/>
+              </w:pBdr>
+              <w:spacing w:after="100" w:before="100" w:line="240"/>
+              <w:ind w:left="100" w:right="100" w:firstLine="0" w:firstLineChars="0"/>
+              <w:rPr>
+                <w:rFonts w:ascii="Arial" w:hAnsi="Arial" w:eastAsia="Arial" w:cs="Arial"/>
+                <w:i w:val="false"/>
+                <w:b w:val="false"/>
+                <w:u w:val="none"/>
+                <w:sz w:val="22"/>
+                <w:szCs w:val="22"/>
+                <w:color w:val="000000"/>
+              </w:rPr>
+            </w:pPr>
+            <w:r>
+              <w:rPr>
+                <w:rFonts w:ascii="Arial" w:hAnsi="Arial" w:eastAsia="Arial" w:cs="Arial"/>
+                <w:i w:val="false"/>
+                <w:b w:val="false"/>
+                <w:u w:val="none"/>
+                <w:sz w:val="22"/>
+                <w:szCs w:val="22"/>
+                <w:color w:val="000000"/>
+              </w:rPr>
+              <w:t xml:space="preserve">market mix</w:t>
+            </w:r>
+          </w:p>
+        </w:tc>
+        <w:tc>
+          <w:tcPr>
+            <w:tcBorders>
+              <w:bottom w:val="none" w:sz="0" w:space="0" w:color="000000"/>
+              <w:top w:val="none" w:sz="0" w:space="0" w:color="000000"/>
+              <w:left w:val="none" w:sz="0" w:space="0" w:color="000000"/>
+              <w:right w:val="none" w:sz="0" w:space="0" w:color="000000"/>
+            </w:tcBorders>
+            <w:shd w:val="clear" w:color="auto" w:fill="FFFFFF"/>
+            <w:tcMar>
+              <w:top w:w="0" w:type="dxa"/>
+              <w:bottom w:w="0" w:type="dxa"/>
+              <w:left w:w="0" w:type="dxa"/>
+              <w:right w:w="0" w:type="dxa"/>
+            </w:tcMar>
+            <w:vAlign w:val="center"/>
+          </w:tcPr>
+          <w:p>
+            <w:pPr>
+              <w:jc w:val="left"/>
+              <w:pBdr>
+                <w:bottom w:val="none" w:sz="0" w:space="0" w:color="000000"/>
+                <w:top w:val="none" w:sz="0" w:space="0" w:color="000000"/>
+                <w:left w:val="none" w:sz="0" w:space="0" w:color="000000"/>
+                <w:right w:val="none" w:sz="0" w:space="0" w:color="000000"/>
+              </w:pBdr>
+              <w:spacing w:after="100" w:before="100" w:line="240"/>
+              <w:ind w:left="100" w:right="100" w:firstLine="0" w:firstLineChars="0"/>
+              <w:rPr>
+                <w:rFonts w:ascii="Arial" w:hAnsi="Arial" w:eastAsia="Arial" w:cs="Arial"/>
+                <w:i w:val="false"/>
+                <w:b w:val="false"/>
+                <w:u w:val="none"/>
+                <w:sz w:val="22"/>
+                <w:szCs w:val="22"/>
+                <w:color w:val="000000"/>
+              </w:rPr>
+            </w:pPr>
+            <w:r>
+              <w:rPr>
+                <w:rFonts w:ascii="Arial" w:hAnsi="Arial" w:eastAsia="Arial" w:cs="Arial"/>
+                <w:i w:val="false"/>
+                <w:b w:val="false"/>
+                <w:u w:val="none"/>
+                <w:sz w:val="22"/>
+                <w:szCs w:val="22"/>
+                <w:color w:val="000000"/>
+              </w:rPr>
+              <w:t xml:space="preserve">Market channel ratio</w:t>
+            </w:r>
+          </w:p>
+        </w:tc>
+        <w:tc>
+          <w:tcPr>
+            <w:tcBorders>
+              <w:bottom w:val="none" w:sz="0" w:space="0" w:color="000000"/>
+              <w:top w:val="none" w:sz="0" w:space="0" w:color="000000"/>
+              <w:left w:val="none" w:sz="0" w:space="0" w:color="000000"/>
+              <w:right w:val="none" w:sz="0" w:space="0" w:color="000000"/>
+            </w:tcBorders>
+            <w:shd w:val="clear" w:color="auto" w:fill="FFFFFF"/>
+            <w:tcMar>
+              <w:top w:w="0" w:type="dxa"/>
+              <w:bottom w:w="0" w:type="dxa"/>
+              <w:left w:w="0" w:type="dxa"/>
+              <w:right w:w="0" w:type="dxa"/>
+            </w:tcMar>
+            <w:vAlign w:val="center"/>
+          </w:tcPr>
+          <w:p>
+            <w:pPr>
+              <w:jc w:val="left"/>
+              <w:pBdr>
+                <w:bottom w:val="none" w:sz="0" w:space="0" w:color="000000"/>
+                <w:top w:val="none" w:sz="0" w:space="0" w:color="000000"/>
+                <w:left w:val="none" w:sz="0" w:space="0" w:color="000000"/>
+                <w:right w:val="none" w:sz="0" w:space="0" w:color="000000"/>
+              </w:pBdr>
+              <w:spacing w:after="100" w:before="100" w:line="240"/>
+              <w:ind w:left="100" w:right="100" w:firstLine="0" w:firstLineChars="0"/>
+              <w:rPr>
+                <w:rFonts w:ascii="Arial" w:hAnsi="Arial" w:eastAsia="Arial" w:cs="Arial"/>
+                <w:i w:val="false"/>
+                <w:b w:val="false"/>
+                <w:u w:val="none"/>
+                <w:sz w:val="22"/>
+                <w:szCs w:val="22"/>
+                <w:color w:val="000000"/>
+              </w:rPr>
+            </w:pPr>
+            <w:r>
+              <w:rPr>
+                <w:rFonts w:ascii="Arial" w:hAnsi="Arial" w:eastAsia="Arial" w:cs="Arial"/>
+                <w:i w:val="false"/>
+                <w:b w:val="false"/>
+                <w:u w:val="none"/>
+                <w:sz w:val="22"/>
+                <w:szCs w:val="22"/>
+                <w:color w:val="000000"/>
+              </w:rPr>
+              <w:t xml:space="preserve">-0.155</w:t>
+            </w:r>
+          </w:p>
+        </w:tc>
+        <w:tc>
+          <w:tcPr>
+            <w:tcBorders>
+              <w:bottom w:val="none" w:sz="0" w:space="0" w:color="000000"/>
+              <w:top w:val="none" w:sz="0" w:space="0" w:color="000000"/>
+              <w:left w:val="none" w:sz="0" w:space="0" w:color="000000"/>
+              <w:right w:val="none" w:sz="0" w:space="0" w:color="000000"/>
+            </w:tcBorders>
+            <w:shd w:val="clear" w:color="auto" w:fill="FFFFFF"/>
+            <w:tcMar>
+              <w:top w:w="0" w:type="dxa"/>
+              <w:bottom w:w="0" w:type="dxa"/>
+              <w:left w:w="0" w:type="dxa"/>
+              <w:right w:w="0" w:type="dxa"/>
+            </w:tcMar>
+            <w:vAlign w:val="center"/>
+          </w:tcPr>
+          <w:p>
+            <w:pPr>
+              <w:jc w:val="left"/>
+              <w:pBdr>
+                <w:bottom w:val="none" w:sz="0" w:space="0" w:color="000000"/>
+                <w:top w:val="none" w:sz="0" w:space="0" w:color="000000"/>
+                <w:left w:val="none" w:sz="0" w:space="0" w:color="000000"/>
+                <w:right w:val="none" w:sz="0" w:space="0" w:color="000000"/>
+              </w:pBdr>
+              <w:spacing w:after="100" w:before="100" w:line="240"/>
+              <w:ind w:left="100" w:right="100" w:firstLine="0" w:firstLineChars="0"/>
+              <w:rPr>
+                <w:rFonts w:ascii="Arial" w:hAnsi="Arial" w:eastAsia="Arial" w:cs="Arial"/>
+                <w:i w:val="false"/>
+                <w:b w:val="false"/>
+                <w:u w:val="none"/>
+                <w:sz w:val="22"/>
+                <w:szCs w:val="22"/>
+                <w:color w:val="000000"/>
+              </w:rPr>
+            </w:pPr>
+            <w:r>
+              <w:rPr>
+                <w:rFonts w:ascii="Arial" w:hAnsi="Arial" w:eastAsia="Arial" w:cs="Arial"/>
+                <w:i w:val="false"/>
+                <w:b w:val="false"/>
+                <w:u w:val="none"/>
+                <w:sz w:val="22"/>
+                <w:szCs w:val="22"/>
+                <w:color w:val="000000"/>
+              </w:rPr>
+              <w:t xml:space="preserve">0.195</w:t>
+            </w:r>
+          </w:p>
+        </w:tc>
+        <w:tc>
+          <w:tcPr>
+            <w:tcBorders>
+              <w:bottom w:val="none" w:sz="0" w:space="0" w:color="000000"/>
+              <w:top w:val="none" w:sz="0" w:space="0" w:color="000000"/>
+              <w:left w:val="none" w:sz="0" w:space="0" w:color="000000"/>
+              <w:right w:val="none" w:sz="0" w:space="0" w:color="000000"/>
+            </w:tcBorders>
+            <w:shd w:val="clear" w:color="auto" w:fill="FFFFFF"/>
+            <w:tcMar>
+              <w:top w:w="0" w:type="dxa"/>
+              <w:bottom w:w="0" w:type="dxa"/>
+              <w:left w:w="0" w:type="dxa"/>
+              <w:right w:w="0" w:type="dxa"/>
+            </w:tcMar>
+            <w:vAlign w:val="center"/>
+          </w:tcPr>
+          <w:p>
+            <w:pPr>
+              <w:jc w:val="left"/>
+              <w:pBdr>
+                <w:bottom w:val="none" w:sz="0" w:space="0" w:color="000000"/>
+                <w:top w:val="none" w:sz="0" w:space="0" w:color="000000"/>
+                <w:left w:val="none" w:sz="0" w:space="0" w:color="000000"/>
+                <w:right w:val="none" w:sz="0" w:space="0" w:color="000000"/>
+              </w:pBdr>
+              <w:spacing w:after="100" w:before="100" w:line="240"/>
+              <w:ind w:left="100" w:right="100" w:firstLine="0" w:firstLineChars="0"/>
+              <w:rPr>
+                <w:rFonts w:ascii="Arial" w:hAnsi="Arial" w:eastAsia="Arial" w:cs="Arial"/>
+                <w:i w:val="false"/>
+                <w:b w:val="false"/>
+                <w:u w:val="none"/>
+                <w:sz w:val="22"/>
+                <w:szCs w:val="22"/>
+                <w:color w:val="000000"/>
+              </w:rPr>
+            </w:pPr>
+            <w:r>
+              <w:rPr>
+                <w:rFonts w:ascii="Arial" w:hAnsi="Arial" w:eastAsia="Arial" w:cs="Arial"/>
+                <w:i w:val="false"/>
+                <w:b w:val="false"/>
+                <w:u w:val="none"/>
+                <w:sz w:val="22"/>
+                <w:szCs w:val="22"/>
+                <w:color w:val="000000"/>
+              </w:rPr>
+              <w:t xml:space="preserve"> -0.794</w:t>
+            </w:r>
+          </w:p>
+        </w:tc>
+        <w:tc>
+          <w:tcPr>
+            <w:tcBorders>
+              <w:bottom w:val="none" w:sz="0" w:space="0" w:color="000000"/>
+              <w:top w:val="none" w:sz="0" w:space="0" w:color="000000"/>
+              <w:left w:val="none" w:sz="0" w:space="0" w:color="000000"/>
+              <w:right w:val="none" w:sz="0" w:space="0" w:color="000000"/>
+            </w:tcBorders>
+            <w:shd w:val="clear" w:color="auto" w:fill="FFFFFF"/>
+            <w:tcMar>
+              <w:top w:w="0" w:type="dxa"/>
+              <w:bottom w:w="0" w:type="dxa"/>
+              <w:left w:w="0" w:type="dxa"/>
+              <w:right w:w="0" w:type="dxa"/>
+            </w:tcMar>
+            <w:vAlign w:val="center"/>
+          </w:tcPr>
+          <w:p>
+            <w:pPr>
+              <w:jc w:val="left"/>
+              <w:pBdr>
+                <w:bottom w:val="none" w:sz="0" w:space="0" w:color="000000"/>
+                <w:top w:val="none" w:sz="0" w:space="0" w:color="000000"/>
+                <w:left w:val="none" w:sz="0" w:space="0" w:color="000000"/>
+                <w:right w:val="none" w:sz="0" w:space="0" w:color="000000"/>
+              </w:pBdr>
+              <w:spacing w:after="100" w:before="100" w:line="240"/>
+              <w:ind w:left="100" w:right="100" w:firstLine="0" w:firstLineChars="0"/>
+              <w:rPr>
+                <w:rFonts w:ascii="Arial" w:hAnsi="Arial" w:eastAsia="Arial" w:cs="Arial"/>
+                <w:i w:val="false"/>
+                <w:b w:val="false"/>
+                <w:u w:val="none"/>
+                <w:sz w:val="22"/>
+                <w:szCs w:val="22"/>
+                <w:color w:val="000000"/>
+              </w:rPr>
+            </w:pPr>
+            <w:r>
+              <w:rPr>
+                <w:rFonts w:ascii="Arial" w:hAnsi="Arial" w:eastAsia="Arial" w:cs="Arial"/>
+                <w:i w:val="false"/>
+                <w:b w:val="false"/>
+                <w:u w:val="none"/>
+                <w:sz w:val="22"/>
+                <w:szCs w:val="22"/>
+                <w:color w:val="000000"/>
+              </w:rPr>
+              <w:t xml:space="preserve">0.428</w:t>
+            </w:r>
+          </w:p>
+        </w:tc>
+        <w:tc>
+          <w:tcPr>
+            <w:tcBorders>
+              <w:bottom w:val="none" w:sz="0" w:space="0" w:color="000000"/>
+              <w:top w:val="none" w:sz="0" w:space="0" w:color="000000"/>
+              <w:left w:val="none" w:sz="0" w:space="0" w:color="000000"/>
+              <w:right w:val="none" w:sz="0" w:space="0" w:color="000000"/>
+            </w:tcBorders>
+            <w:shd w:val="clear" w:color="auto" w:fill="FFFFFF"/>
+            <w:tcMar>
+              <w:top w:w="0" w:type="dxa"/>
+              <w:bottom w:w="0" w:type="dxa"/>
+              <w:left w:w="0" w:type="dxa"/>
+              <w:right w:w="0" w:type="dxa"/>
+            </w:tcMar>
+            <w:vAlign w:val="center"/>
+          </w:tcPr>
+          <w:p>
+            <w:pPr>
+              <w:jc w:val="left"/>
+              <w:pBdr>
+                <w:bottom w:val="none" w:sz="0" w:space="0" w:color="000000"/>
+                <w:top w:val="none" w:sz="0" w:space="0" w:color="000000"/>
+                <w:left w:val="none" w:sz="0" w:space="0" w:color="000000"/>
+                <w:right w:val="none" w:sz="0" w:space="0" w:color="000000"/>
+              </w:pBdr>
+              <w:spacing w:after="100" w:before="100" w:line="240"/>
+              <w:ind w:left="100" w:right="100" w:firstLine="0" w:firstLineChars="0"/>
+              <w:rPr>
+                <w:rFonts w:ascii="Arial" w:hAnsi="Arial" w:eastAsia="Arial" w:cs="Arial"/>
+                <w:i w:val="false"/>
+                <w:b w:val="false"/>
+                <w:u w:val="none"/>
+                <w:sz w:val="22"/>
+                <w:szCs w:val="22"/>
+                <w:color w:val="000000"/>
+              </w:rPr>
+            </w:pPr>
+            <w:r>
+              <w:rPr>
+                <w:rFonts w:ascii="Arial" w:hAnsi="Arial" w:eastAsia="Arial" w:cs="Arial"/>
+                <w:i w:val="false"/>
+                <w:b w:val="false"/>
+                <w:u w:val="none"/>
+                <w:sz w:val="22"/>
+                <w:szCs w:val="22"/>
+                <w:color w:val="000000"/>
+              </w:rPr>
+              <w:t xml:space="preserve">-0.538</w:t>
+            </w:r>
+          </w:p>
+        </w:tc>
+        <w:tc>
+          <w:tcPr>
+            <w:tcBorders>
+              <w:bottom w:val="none" w:sz="0" w:space="0" w:color="000000"/>
+              <w:top w:val="none" w:sz="0" w:space="0" w:color="000000"/>
+              <w:left w:val="none" w:sz="0" w:space="0" w:color="000000"/>
+              <w:right w:val="none" w:sz="0" w:space="0" w:color="000000"/>
+            </w:tcBorders>
+            <w:shd w:val="clear" w:color="auto" w:fill="FFFFFF"/>
+            <w:tcMar>
+              <w:top w:w="0" w:type="dxa"/>
+              <w:bottom w:w="0" w:type="dxa"/>
+              <w:left w:w="0" w:type="dxa"/>
+              <w:right w:w="0" w:type="dxa"/>
+            </w:tcMar>
+            <w:vAlign w:val="center"/>
+          </w:tcPr>
+          <w:p>
+            <w:pPr>
+              <w:jc w:val="left"/>
+              <w:pBdr>
+                <w:bottom w:val="none" w:sz="0" w:space="0" w:color="000000"/>
+                <w:top w:val="none" w:sz="0" w:space="0" w:color="000000"/>
+                <w:left w:val="none" w:sz="0" w:space="0" w:color="000000"/>
+                <w:right w:val="none" w:sz="0" w:space="0" w:color="000000"/>
+              </w:pBdr>
+              <w:spacing w:after="100" w:before="100" w:line="240"/>
+              <w:ind w:left="100" w:right="100" w:firstLine="0" w:firstLineChars="0"/>
+              <w:rPr>
+                <w:rFonts w:ascii="Arial" w:hAnsi="Arial" w:eastAsia="Arial" w:cs="Arial"/>
+                <w:i w:val="false"/>
+                <w:b w:val="false"/>
+                <w:u w:val="none"/>
+                <w:sz w:val="22"/>
+                <w:szCs w:val="22"/>
+                <w:color w:val="000000"/>
+              </w:rPr>
+            </w:pPr>
+            <w:r>
+              <w:rPr>
+                <w:rFonts w:ascii="Arial" w:hAnsi="Arial" w:eastAsia="Arial" w:cs="Arial"/>
+                <w:i w:val="false"/>
+                <w:b w:val="false"/>
+                <w:u w:val="none"/>
+                <w:sz w:val="22"/>
+                <w:szCs w:val="22"/>
+                <w:color w:val="000000"/>
+              </w:rPr>
+              <w:t xml:space="preserve"> 0.229</w:t>
+            </w:r>
+          </w:p>
+        </w:tc>
+        <w:tc>
+          <w:tcPr>
+            <w:tcBorders>
+              <w:bottom w:val="none" w:sz="0" w:space="0" w:color="000000"/>
+              <w:top w:val="none" w:sz="0" w:space="0" w:color="000000"/>
+              <w:left w:val="none" w:sz="0" w:space="0" w:color="000000"/>
+              <w:right w:val="none" w:sz="0" w:space="0" w:color="000000"/>
+            </w:tcBorders>
+            <w:shd w:val="clear" w:color="auto" w:fill="FFFFFF"/>
+            <w:tcMar>
+              <w:top w:w="0" w:type="dxa"/>
+              <w:bottom w:w="0" w:type="dxa"/>
+              <w:left w:w="0" w:type="dxa"/>
+              <w:right w:w="0" w:type="dxa"/>
+            </w:tcMar>
+            <w:vAlign w:val="center"/>
+          </w:tcPr>
+          <w:p>
+            <w:pPr>
+              <w:jc w:val="left"/>
+              <w:pBdr>
+                <w:bottom w:val="none" w:sz="0" w:space="0" w:color="000000"/>
+                <w:top w:val="none" w:sz="0" w:space="0" w:color="000000"/>
+                <w:left w:val="none" w:sz="0" w:space="0" w:color="000000"/>
+                <w:right w:val="none" w:sz="0" w:space="0" w:color="000000"/>
+              </w:pBdr>
+              <w:spacing w:after="100" w:before="100" w:line="240"/>
+              <w:ind w:left="100" w:right="100" w:firstLine="0" w:firstLineChars="0"/>
+              <w:rPr>
+                <w:rFonts w:ascii="Arial" w:hAnsi="Arial" w:eastAsia="Arial" w:cs="Arial"/>
+                <w:i w:val="false"/>
+                <w:b w:val="false"/>
+                <w:u w:val="none"/>
+                <w:sz w:val="22"/>
+                <w:szCs w:val="22"/>
+                <w:color w:val="000000"/>
+              </w:rPr>
+            </w:pPr>
+            <w:r>
+              <w:rPr>
+                <w:rFonts w:ascii="Arial" w:hAnsi="Arial" w:eastAsia="Arial" w:cs="Arial"/>
+                <w:i w:val="false"/>
+                <w:b w:val="false"/>
+                <w:u w:val="none"/>
+                <w:sz w:val="22"/>
+                <w:szCs w:val="22"/>
+                <w:color w:val="000000"/>
+              </w:rPr>
+              <w:t xml:space="preserve"/>
+            </w:r>
+          </w:p>
+        </w:tc>
+        <w:tc>
+          <w:tcPr>
+            <w:tcBorders>
+              <w:bottom w:val="none" w:sz="0" w:space="0" w:color="000000"/>
+              <w:top w:val="none" w:sz="0" w:space="0" w:color="000000"/>
+              <w:left w:val="none" w:sz="0" w:space="0" w:color="000000"/>
+              <w:right w:val="none" w:sz="0" w:space="0" w:color="000000"/>
+            </w:tcBorders>
+            <w:shd w:val="clear" w:color="auto" w:fill="FFFFFF"/>
+            <w:tcMar>
+              <w:top w:w="0" w:type="dxa"/>
+              <w:bottom w:w="0" w:type="dxa"/>
+              <w:left w:w="0" w:type="dxa"/>
+              <w:right w:w="0" w:type="dxa"/>
+            </w:tcMar>
+            <w:vAlign w:val="center"/>
+          </w:tcPr>
+          <w:p>
+            <w:pPr>
+              <w:jc w:val="left"/>
+              <w:pBdr>
+                <w:bottom w:val="none" w:sz="0" w:space="0" w:color="000000"/>
+                <w:top w:val="none" w:sz="0" w:space="0" w:color="000000"/>
+                <w:left w:val="none" w:sz="0" w:space="0" w:color="000000"/>
+                <w:right w:val="none" w:sz="0" w:space="0" w:color="000000"/>
+              </w:pBdr>
+              <w:spacing w:after="100" w:before="100" w:line="240"/>
+              <w:ind w:left="100" w:right="100" w:firstLine="0" w:firstLineChars="0"/>
+              <w:rPr>
+                <w:rFonts w:ascii="Arial" w:hAnsi="Arial" w:eastAsia="Arial" w:cs="Arial"/>
+                <w:i w:val="false"/>
+                <w:b w:val="false"/>
+                <w:u w:val="none"/>
+                <w:sz w:val="22"/>
+                <w:szCs w:val="22"/>
+                <w:color w:val="000000"/>
+              </w:rPr>
+            </w:pPr>
+            <w:r>
+              <w:rPr>
+                <w:rFonts w:ascii="Arial" w:hAnsi="Arial" w:eastAsia="Arial" w:cs="Arial"/>
+                <w:i w:val="false"/>
+                <w:b w:val="false"/>
+                <w:u w:val="none"/>
+                <w:sz w:val="22"/>
+                <w:szCs w:val="22"/>
+                <w:color w:val="000000"/>
+              </w:rPr>
+              <w:t xml:space="preserve"/>
+            </w:r>
+          </w:p>
+        </w:tc>
+        <w:tc>
+          <w:tcPr>
+            <w:tcBorders>
+              <w:bottom w:val="none" w:sz="0" w:space="0" w:color="000000"/>
+              <w:top w:val="none" w:sz="0" w:space="0" w:color="000000"/>
+              <w:left w:val="none" w:sz="0" w:space="0" w:color="000000"/>
+              <w:right w:val="none" w:sz="0" w:space="0" w:color="000000"/>
+            </w:tcBorders>
+            <w:shd w:val="clear" w:color="auto" w:fill="FFFFFF"/>
+            <w:tcMar>
+              <w:top w:w="0" w:type="dxa"/>
+              <w:bottom w:w="0" w:type="dxa"/>
+              <w:left w:w="0" w:type="dxa"/>
+              <w:right w:w="0" w:type="dxa"/>
+            </w:tcMar>
+            <w:vAlign w:val="center"/>
+          </w:tcPr>
+          <w:p>
+            <w:pPr>
+              <w:jc w:val="right"/>
+              <w:pBdr>
+                <w:bottom w:val="none" w:sz="0" w:space="0" w:color="000000"/>
+                <w:top w:val="none" w:sz="0" w:space="0" w:color="000000"/>
+                <w:left w:val="none" w:sz="0" w:space="0" w:color="000000"/>
+                <w:right w:val="none" w:sz="0" w:space="0" w:color="000000"/>
+              </w:pBdr>
+              <w:spacing w:after="100" w:before="100" w:line="240"/>
+              <w:ind w:left="100" w:right="100" w:firstLine="0" w:firstLineChars="0"/>
+              <w:rPr>
+                <w:rFonts w:ascii="Arial" w:hAnsi="Arial" w:eastAsia="Arial" w:cs="Arial"/>
+                <w:i w:val="false"/>
+                <w:b w:val="false"/>
+                <w:u w:val="none"/>
+                <w:sz w:val="22"/>
+                <w:szCs w:val="22"/>
+                <w:color w:val="000000"/>
+              </w:rPr>
+            </w:pPr>
+            <w:r>
+              <w:rPr>
+                <w:rFonts w:ascii="Arial" w:hAnsi="Arial" w:eastAsia="Arial" w:cs="Arial"/>
+                <w:i w:val="false"/>
+                <w:b w:val="false"/>
+                <w:u w:val="none"/>
+                <w:sz w:val="22"/>
+                <w:szCs w:val="22"/>
+                <w:color w:val="000000"/>
+              </w:rPr>
+              <w:t xml:space="preserve">FALSE</w:t>
+            </w:r>
+          </w:p>
+        </w:tc>
+        <w:tc>
+          <w:tcPr>
+            <w:tcBorders>
+              <w:bottom w:val="none" w:sz="0" w:space="0" w:color="000000"/>
+              <w:top w:val="none" w:sz="0" w:space="0" w:color="000000"/>
+              <w:left w:val="none" w:sz="0" w:space="0" w:color="000000"/>
+              <w:right w:val="none" w:sz="0" w:space="0" w:color="000000"/>
+            </w:tcBorders>
+            <w:shd w:val="clear" w:color="auto" w:fill="FFFFFF"/>
+            <w:tcMar>
+              <w:top w:w="0" w:type="dxa"/>
+              <w:bottom w:w="0" w:type="dxa"/>
+              <w:left w:w="0" w:type="dxa"/>
+              <w:right w:w="0" w:type="dxa"/>
+            </w:tcMar>
+            <w:vAlign w:val="center"/>
+          </w:tcPr>
+          <w:p>
+            <w:pPr>
+              <w:jc w:val="left"/>
+              <w:pBdr>
+                <w:bottom w:val="none" w:sz="0" w:space="0" w:color="000000"/>
+                <w:top w:val="none" w:sz="0" w:space="0" w:color="000000"/>
+                <w:left w:val="none" w:sz="0" w:space="0" w:color="000000"/>
+                <w:right w:val="none" w:sz="0" w:space="0" w:color="000000"/>
+              </w:pBdr>
+              <w:spacing w:after="100" w:before="100" w:line="240"/>
+              <w:ind w:left="100" w:right="100" w:firstLine="0" w:firstLineChars="0"/>
+              <w:rPr>
+                <w:rFonts w:ascii="Arial" w:hAnsi="Arial" w:eastAsia="Arial" w:cs="Arial"/>
+                <w:i w:val="false"/>
+                <w:b w:val="false"/>
+                <w:u w:val="none"/>
+                <w:sz w:val="22"/>
+                <w:szCs w:val="22"/>
+                <w:color w:val="000000"/>
+              </w:rPr>
+            </w:pPr>
+            <w:r>
+              <w:rPr>
+                <w:rFonts w:ascii="Arial" w:hAnsi="Arial" w:eastAsia="Arial" w:cs="Arial"/>
+                <w:i w:val="false"/>
+                <w:b w:val="false"/>
+                <w:u w:val="none"/>
+                <w:sz w:val="22"/>
+                <w:szCs w:val="22"/>
+                <w:color w:val="000000"/>
+              </w:rPr>
+              <w:t xml:space="preserve"/>
+            </w:r>
+          </w:p>
+        </w:tc>
+      </w:tr>
+      <w:tr>
+        <w:trPr>
           <w:trHeight w:val="617" w:hRule="auto"/>
         </w:trPr>
-        body 7
+        body 9
         <w:tc>
           <w:tcPr>
             <w:tcBorders>
@@ -5909,531 +7377,531 @@
         <w:trPr>
           <w:trHeight w:val="614" w:hRule="auto"/>
         </w:trPr>
-        body 8
-        <w:tc>
-          <w:tcPr>
-            <w:tcBorders>
-              <w:bottom w:val="none" w:sz="0" w:space="0" w:color="000000"/>
-              <w:top w:val="none" w:sz="0" w:space="0" w:color="000000"/>
-              <w:left w:val="none" w:sz="0" w:space="0" w:color="000000"/>
-              <w:right w:val="none" w:sz="0" w:space="0" w:color="000000"/>
-            </w:tcBorders>
-            <w:shd w:val="clear" w:color="auto" w:fill="FFFFFF"/>
-            <w:tcMar>
-              <w:top w:w="0" w:type="dxa"/>
-              <w:bottom w:w="0" w:type="dxa"/>
-              <w:left w:w="0" w:type="dxa"/>
-              <w:right w:w="0" w:type="dxa"/>
-            </w:tcMar>
-            <w:vAlign w:val="center"/>
-          </w:tcPr>
-          <w:p>
-            <w:pPr>
-              <w:jc w:val="left"/>
-              <w:pBdr>
-                <w:bottom w:val="none" w:sz="0" w:space="0" w:color="000000"/>
-                <w:top w:val="none" w:sz="0" w:space="0" w:color="000000"/>
-                <w:left w:val="none" w:sz="0" w:space="0" w:color="000000"/>
-                <w:right w:val="none" w:sz="0" w:space="0" w:color="000000"/>
-              </w:pBdr>
-              <w:spacing w:after="100" w:before="100" w:line="240"/>
-              <w:ind w:left="100" w:right="100" w:firstLine="0" w:firstLineChars="0"/>
-              <w:rPr>
-                <w:rFonts w:ascii="Arial" w:hAnsi="Arial" w:eastAsia="Arial" w:cs="Arial"/>
-                <w:i w:val="false"/>
-                <w:b w:val="false"/>
-                <w:u w:val="none"/>
-                <w:sz w:val="22"/>
-                <w:szCs w:val="22"/>
-                <w:color w:val="000000"/>
-              </w:rPr>
-            </w:pPr>
-            <w:r>
-              <w:rPr>
-                <w:rFonts w:ascii="Arial" w:hAnsi="Arial" w:eastAsia="Arial" w:cs="Arial"/>
-                <w:i w:val="false"/>
-                <w:b w:val="false"/>
-                <w:u w:val="none"/>
-                <w:sz w:val="22"/>
-                <w:szCs w:val="22"/>
-                <w:color w:val="000000"/>
-              </w:rPr>
-              <w:t xml:space="preserve">economics</w:t>
-            </w:r>
-          </w:p>
-        </w:tc>
-        <w:tc>
-          <w:tcPr>
-            <w:tcBorders>
-              <w:bottom w:val="none" w:sz="0" w:space="0" w:color="000000"/>
-              <w:top w:val="none" w:sz="0" w:space="0" w:color="000000"/>
-              <w:left w:val="none" w:sz="0" w:space="0" w:color="000000"/>
-              <w:right w:val="none" w:sz="0" w:space="0" w:color="000000"/>
-            </w:tcBorders>
-            <w:shd w:val="clear" w:color="auto" w:fill="FFFFFF"/>
-            <w:tcMar>
-              <w:top w:w="0" w:type="dxa"/>
-              <w:bottom w:w="0" w:type="dxa"/>
-              <w:left w:w="0" w:type="dxa"/>
-              <w:right w:w="0" w:type="dxa"/>
-            </w:tcMar>
-            <w:vAlign w:val="center"/>
-          </w:tcPr>
-          <w:p>
-            <w:pPr>
-              <w:jc w:val="left"/>
-              <w:pBdr>
-                <w:bottom w:val="none" w:sz="0" w:space="0" w:color="000000"/>
-                <w:top w:val="none" w:sz="0" w:space="0" w:color="000000"/>
-                <w:left w:val="none" w:sz="0" w:space="0" w:color="000000"/>
-                <w:right w:val="none" w:sz="0" w:space="0" w:color="000000"/>
-              </w:pBdr>
-              <w:spacing w:after="100" w:before="100" w:line="240"/>
-              <w:ind w:left="100" w:right="100" w:firstLine="0" w:firstLineChars="0"/>
-              <w:rPr>
-                <w:rFonts w:ascii="Arial" w:hAnsi="Arial" w:eastAsia="Arial" w:cs="Arial"/>
-                <w:i w:val="false"/>
-                <w:b w:val="false"/>
-                <w:u w:val="none"/>
-                <w:sz w:val="22"/>
-                <w:szCs w:val="22"/>
-                <w:color w:val="000000"/>
-              </w:rPr>
-            </w:pPr>
-            <w:r>
-              <w:rPr>
-                <w:rFonts w:ascii="Arial" w:hAnsi="Arial" w:eastAsia="Arial" w:cs="Arial"/>
-                <w:i w:val="false"/>
-                <w:b w:val="false"/>
-                <w:u w:val="none"/>
-                <w:sz w:val="22"/>
-                <w:szCs w:val="22"/>
-                <w:color w:val="000000"/>
-              </w:rPr>
-              <w:t xml:space="preserve">food business resilience</w:t>
-            </w:r>
-          </w:p>
-        </w:tc>
-        <w:tc>
-          <w:tcPr>
-            <w:tcBorders>
-              <w:bottom w:val="none" w:sz="0" w:space="0" w:color="000000"/>
-              <w:top w:val="none" w:sz="0" w:space="0" w:color="000000"/>
-              <w:left w:val="none" w:sz="0" w:space="0" w:color="000000"/>
-              <w:right w:val="none" w:sz="0" w:space="0" w:color="000000"/>
-            </w:tcBorders>
-            <w:shd w:val="clear" w:color="auto" w:fill="FFFFFF"/>
-            <w:tcMar>
-              <w:top w:w="0" w:type="dxa"/>
-              <w:bottom w:w="0" w:type="dxa"/>
-              <w:left w:w="0" w:type="dxa"/>
-              <w:right w:w="0" w:type="dxa"/>
-            </w:tcMar>
-            <w:vAlign w:val="center"/>
-          </w:tcPr>
-          <w:p>
-            <w:pPr>
-              <w:jc w:val="left"/>
-              <w:pBdr>
-                <w:bottom w:val="none" w:sz="0" w:space="0" w:color="000000"/>
-                <w:top w:val="none" w:sz="0" w:space="0" w:color="000000"/>
-                <w:left w:val="none" w:sz="0" w:space="0" w:color="000000"/>
-                <w:right w:val="none" w:sz="0" w:space="0" w:color="000000"/>
-              </w:pBdr>
-              <w:spacing w:after="100" w:before="100" w:line="240"/>
-              <w:ind w:left="100" w:right="100" w:firstLine="0" w:firstLineChars="0"/>
-              <w:rPr>
-                <w:rFonts w:ascii="Arial" w:hAnsi="Arial" w:eastAsia="Arial" w:cs="Arial"/>
-                <w:i w:val="false"/>
-                <w:b w:val="false"/>
-                <w:u w:val="none"/>
-                <w:sz w:val="22"/>
-                <w:szCs w:val="22"/>
-                <w:color w:val="000000"/>
-              </w:rPr>
-            </w:pPr>
-            <w:r>
-              <w:rPr>
-                <w:rFonts w:ascii="Arial" w:hAnsi="Arial" w:eastAsia="Arial" w:cs="Arial"/>
-                <w:i w:val="false"/>
-                <w:b w:val="false"/>
-                <w:u w:val="none"/>
-                <w:sz w:val="22"/>
-                <w:szCs w:val="22"/>
-                <w:color w:val="000000"/>
-              </w:rPr>
-              <w:t xml:space="preserve">farm insurance</w:t>
-            </w:r>
-          </w:p>
-        </w:tc>
-        <w:tc>
-          <w:tcPr>
-            <w:tcBorders>
-              <w:bottom w:val="none" w:sz="0" w:space="0" w:color="000000"/>
-              <w:top w:val="none" w:sz="0" w:space="0" w:color="000000"/>
-              <w:left w:val="none" w:sz="0" w:space="0" w:color="000000"/>
-              <w:right w:val="none" w:sz="0" w:space="0" w:color="000000"/>
-            </w:tcBorders>
-            <w:shd w:val="clear" w:color="auto" w:fill="FFFFFF"/>
-            <w:tcMar>
-              <w:top w:w="0" w:type="dxa"/>
-              <w:bottom w:w="0" w:type="dxa"/>
-              <w:left w:w="0" w:type="dxa"/>
-              <w:right w:w="0" w:type="dxa"/>
-            </w:tcMar>
-            <w:vAlign w:val="center"/>
-          </w:tcPr>
-          <w:p>
-            <w:pPr>
-              <w:jc w:val="left"/>
-              <w:pBdr>
-                <w:bottom w:val="none" w:sz="0" w:space="0" w:color="000000"/>
-                <w:top w:val="none" w:sz="0" w:space="0" w:color="000000"/>
-                <w:left w:val="none" w:sz="0" w:space="0" w:color="000000"/>
-                <w:right w:val="none" w:sz="0" w:space="0" w:color="000000"/>
-              </w:pBdr>
-              <w:spacing w:after="100" w:before="100" w:line="240"/>
-              <w:ind w:left="100" w:right="100" w:firstLine="0" w:firstLineChars="0"/>
-              <w:rPr>
-                <w:rFonts w:ascii="Arial" w:hAnsi="Arial" w:eastAsia="Arial" w:cs="Arial"/>
-                <w:i w:val="false"/>
-                <w:b w:val="false"/>
-                <w:u w:val="none"/>
-                <w:sz w:val="22"/>
-                <w:szCs w:val="22"/>
-                <w:color w:val="000000"/>
-              </w:rPr>
-            </w:pPr>
-            <w:r>
-              <w:rPr>
-                <w:rFonts w:ascii="Arial" w:hAnsi="Arial" w:eastAsia="Arial" w:cs="Arial"/>
-                <w:i w:val="false"/>
-                <w:b w:val="false"/>
-                <w:u w:val="none"/>
-                <w:sz w:val="22"/>
-                <w:szCs w:val="22"/>
-                <w:color w:val="000000"/>
-              </w:rPr>
-              <w:t xml:space="preserve">Total indemnities</w:t>
-            </w:r>
-          </w:p>
-        </w:tc>
-        <w:tc>
-          <w:tcPr>
-            <w:tcBorders>
-              <w:bottom w:val="none" w:sz="0" w:space="0" w:color="000000"/>
-              <w:top w:val="none" w:sz="0" w:space="0" w:color="000000"/>
-              <w:left w:val="none" w:sz="0" w:space="0" w:color="000000"/>
-              <w:right w:val="none" w:sz="0" w:space="0" w:color="000000"/>
-            </w:tcBorders>
-            <w:shd w:val="clear" w:color="auto" w:fill="FFFFFF"/>
-            <w:tcMar>
-              <w:top w:w="0" w:type="dxa"/>
-              <w:bottom w:w="0" w:type="dxa"/>
-              <w:left w:w="0" w:type="dxa"/>
-              <w:right w:w="0" w:type="dxa"/>
-            </w:tcMar>
-            <w:vAlign w:val="center"/>
-          </w:tcPr>
-          <w:p>
-            <w:pPr>
-              <w:jc w:val="left"/>
-              <w:pBdr>
-                <w:bottom w:val="none" w:sz="0" w:space="0" w:color="000000"/>
-                <w:top w:val="none" w:sz="0" w:space="0" w:color="000000"/>
-                <w:left w:val="none" w:sz="0" w:space="0" w:color="000000"/>
-                <w:right w:val="none" w:sz="0" w:space="0" w:color="000000"/>
-              </w:pBdr>
-              <w:spacing w:after="100" w:before="100" w:line="240"/>
-              <w:ind w:left="100" w:right="100" w:firstLine="0" w:firstLineChars="0"/>
-              <w:rPr>
-                <w:rFonts w:ascii="Arial" w:hAnsi="Arial" w:eastAsia="Arial" w:cs="Arial"/>
-                <w:i w:val="false"/>
-                <w:b w:val="false"/>
-                <w:u w:val="none"/>
-                <w:sz w:val="22"/>
-                <w:szCs w:val="22"/>
-                <w:color w:val="000000"/>
-              </w:rPr>
-            </w:pPr>
-            <w:r>
-              <w:rPr>
-                <w:rFonts w:ascii="Arial" w:hAnsi="Arial" w:eastAsia="Arial" w:cs="Arial"/>
-                <w:i w:val="false"/>
-                <w:b w:val="false"/>
-                <w:u w:val="none"/>
-                <w:sz w:val="22"/>
-                <w:szCs w:val="22"/>
-                <w:color w:val="000000"/>
-              </w:rPr>
-              <w:t xml:space="preserve"> 0.123</w:t>
-            </w:r>
-          </w:p>
-        </w:tc>
-        <w:tc>
-          <w:tcPr>
-            <w:tcBorders>
-              <w:bottom w:val="none" w:sz="0" w:space="0" w:color="000000"/>
-              <w:top w:val="none" w:sz="0" w:space="0" w:color="000000"/>
-              <w:left w:val="none" w:sz="0" w:space="0" w:color="000000"/>
-              <w:right w:val="none" w:sz="0" w:space="0" w:color="000000"/>
-            </w:tcBorders>
-            <w:shd w:val="clear" w:color="auto" w:fill="FFFFFF"/>
-            <w:tcMar>
-              <w:top w:w="0" w:type="dxa"/>
-              <w:bottom w:w="0" w:type="dxa"/>
-              <w:left w:w="0" w:type="dxa"/>
-              <w:right w:w="0" w:type="dxa"/>
-            </w:tcMar>
-            <w:vAlign w:val="center"/>
-          </w:tcPr>
-          <w:p>
-            <w:pPr>
-              <w:jc w:val="left"/>
-              <w:pBdr>
-                <w:bottom w:val="none" w:sz="0" w:space="0" w:color="000000"/>
-                <w:top w:val="none" w:sz="0" w:space="0" w:color="000000"/>
-                <w:left w:val="none" w:sz="0" w:space="0" w:color="000000"/>
-                <w:right w:val="none" w:sz="0" w:space="0" w:color="000000"/>
-              </w:pBdr>
-              <w:spacing w:after="100" w:before="100" w:line="240"/>
-              <w:ind w:left="100" w:right="100" w:firstLine="0" w:firstLineChars="0"/>
-              <w:rPr>
-                <w:rFonts w:ascii="Arial" w:hAnsi="Arial" w:eastAsia="Arial" w:cs="Arial"/>
-                <w:i w:val="false"/>
-                <w:b w:val="false"/>
-                <w:u w:val="none"/>
-                <w:sz w:val="22"/>
-                <w:szCs w:val="22"/>
-                <w:color w:val="000000"/>
-              </w:rPr>
-            </w:pPr>
-            <w:r>
-              <w:rPr>
-                <w:rFonts w:ascii="Arial" w:hAnsi="Arial" w:eastAsia="Arial" w:cs="Arial"/>
-                <w:i w:val="false"/>
-                <w:b w:val="false"/>
-                <w:u w:val="none"/>
-                <w:sz w:val="22"/>
-                <w:szCs w:val="22"/>
-                <w:color w:val="000000"/>
-              </w:rPr>
-              <w:t xml:space="preserve">0.036</w:t>
-            </w:r>
-          </w:p>
-        </w:tc>
-        <w:tc>
-          <w:tcPr>
-            <w:tcBorders>
-              <w:bottom w:val="none" w:sz="0" w:space="0" w:color="000000"/>
-              <w:top w:val="none" w:sz="0" w:space="0" w:color="000000"/>
-              <w:left w:val="none" w:sz="0" w:space="0" w:color="000000"/>
-              <w:right w:val="none" w:sz="0" w:space="0" w:color="000000"/>
-            </w:tcBorders>
-            <w:shd w:val="clear" w:color="auto" w:fill="FFFFFF"/>
-            <w:tcMar>
-              <w:top w:w="0" w:type="dxa"/>
-              <w:bottom w:w="0" w:type="dxa"/>
-              <w:left w:w="0" w:type="dxa"/>
-              <w:right w:w="0" w:type="dxa"/>
-            </w:tcMar>
-            <w:vAlign w:val="center"/>
-          </w:tcPr>
-          <w:p>
-            <w:pPr>
-              <w:jc w:val="left"/>
-              <w:pBdr>
-                <w:bottom w:val="none" w:sz="0" w:space="0" w:color="000000"/>
-                <w:top w:val="none" w:sz="0" w:space="0" w:color="000000"/>
-                <w:left w:val="none" w:sz="0" w:space="0" w:color="000000"/>
-                <w:right w:val="none" w:sz="0" w:space="0" w:color="000000"/>
-              </w:pBdr>
-              <w:spacing w:after="100" w:before="100" w:line="240"/>
-              <w:ind w:left="100" w:right="100" w:firstLine="0" w:firstLineChars="0"/>
-              <w:rPr>
-                <w:rFonts w:ascii="Arial" w:hAnsi="Arial" w:eastAsia="Arial" w:cs="Arial"/>
-                <w:i w:val="false"/>
-                <w:b w:val="false"/>
-                <w:u w:val="none"/>
-                <w:sz w:val="22"/>
-                <w:szCs w:val="22"/>
-                <w:color w:val="000000"/>
-              </w:rPr>
-            </w:pPr>
-            <w:r>
-              <w:rPr>
-                <w:rFonts w:ascii="Arial" w:hAnsi="Arial" w:eastAsia="Arial" w:cs="Arial"/>
-                <w:i w:val="false"/>
-                <w:b w:val="false"/>
-                <w:u w:val="none"/>
-                <w:sz w:val="22"/>
-                <w:szCs w:val="22"/>
-                <w:color w:val="000000"/>
-              </w:rPr>
-              <w:t xml:space="preserve">  3.385</w:t>
-            </w:r>
-          </w:p>
-        </w:tc>
-        <w:tc>
-          <w:tcPr>
-            <w:tcBorders>
-              <w:bottom w:val="none" w:sz="0" w:space="0" w:color="000000"/>
-              <w:top w:val="none" w:sz="0" w:space="0" w:color="000000"/>
-              <w:left w:val="none" w:sz="0" w:space="0" w:color="000000"/>
-              <w:right w:val="none" w:sz="0" w:space="0" w:color="000000"/>
-            </w:tcBorders>
-            <w:shd w:val="clear" w:color="auto" w:fill="FFFFFF"/>
-            <w:tcMar>
-              <w:top w:w="0" w:type="dxa"/>
-              <w:bottom w:w="0" w:type="dxa"/>
-              <w:left w:w="0" w:type="dxa"/>
-              <w:right w:w="0" w:type="dxa"/>
-            </w:tcMar>
-            <w:vAlign w:val="center"/>
-          </w:tcPr>
-          <w:p>
-            <w:pPr>
-              <w:jc w:val="left"/>
-              <w:pBdr>
-                <w:bottom w:val="none" w:sz="0" w:space="0" w:color="000000"/>
-                <w:top w:val="none" w:sz="0" w:space="0" w:color="000000"/>
-                <w:left w:val="none" w:sz="0" w:space="0" w:color="000000"/>
-                <w:right w:val="none" w:sz="0" w:space="0" w:color="000000"/>
-              </w:pBdr>
-              <w:spacing w:after="100" w:before="100" w:line="240"/>
-              <w:ind w:left="100" w:right="100" w:firstLine="0" w:firstLineChars="0"/>
-              <w:rPr>
-                <w:rFonts w:ascii="Arial" w:hAnsi="Arial" w:eastAsia="Arial" w:cs="Arial"/>
-                <w:i w:val="false"/>
-                <w:b w:val="false"/>
-                <w:u w:val="none"/>
-                <w:sz w:val="22"/>
-                <w:szCs w:val="22"/>
-                <w:color w:val="000000"/>
-              </w:rPr>
-            </w:pPr>
-            <w:r>
-              <w:rPr>
-                <w:rFonts w:ascii="Arial" w:hAnsi="Arial" w:eastAsia="Arial" w:cs="Arial"/>
-                <w:i w:val="false"/>
-                <w:b w:val="false"/>
-                <w:u w:val="none"/>
-                <w:sz w:val="22"/>
-                <w:szCs w:val="22"/>
-                <w:color w:val="000000"/>
-              </w:rPr>
-              <w:t xml:space="preserve">0.001</w:t>
-            </w:r>
-          </w:p>
-        </w:tc>
-        <w:tc>
-          <w:tcPr>
-            <w:tcBorders>
-              <w:bottom w:val="none" w:sz="0" w:space="0" w:color="000000"/>
-              <w:top w:val="none" w:sz="0" w:space="0" w:color="000000"/>
-              <w:left w:val="none" w:sz="0" w:space="0" w:color="000000"/>
-              <w:right w:val="none" w:sz="0" w:space="0" w:color="000000"/>
-            </w:tcBorders>
-            <w:shd w:val="clear" w:color="auto" w:fill="FFFFFF"/>
-            <w:tcMar>
-              <w:top w:w="0" w:type="dxa"/>
-              <w:bottom w:w="0" w:type="dxa"/>
-              <w:left w:w="0" w:type="dxa"/>
-              <w:right w:w="0" w:type="dxa"/>
-            </w:tcMar>
-            <w:vAlign w:val="center"/>
-          </w:tcPr>
-          <w:p>
-            <w:pPr>
-              <w:jc w:val="left"/>
-              <w:pBdr>
-                <w:bottom w:val="none" w:sz="0" w:space="0" w:color="000000"/>
-                <w:top w:val="none" w:sz="0" w:space="0" w:color="000000"/>
-                <w:left w:val="none" w:sz="0" w:space="0" w:color="000000"/>
-                <w:right w:val="none" w:sz="0" w:space="0" w:color="000000"/>
-              </w:pBdr>
-              <w:spacing w:after="100" w:before="100" w:line="240"/>
-              <w:ind w:left="100" w:right="100" w:firstLine="0" w:firstLineChars="0"/>
-              <w:rPr>
-                <w:rFonts w:ascii="Arial" w:hAnsi="Arial" w:eastAsia="Arial" w:cs="Arial"/>
-                <w:i w:val="false"/>
-                <w:b w:val="false"/>
-                <w:u w:val="none"/>
-                <w:sz w:val="22"/>
-                <w:szCs w:val="22"/>
-                <w:color w:val="000000"/>
-              </w:rPr>
-            </w:pPr>
-            <w:r>
-              <w:rPr>
-                <w:rFonts w:ascii="Arial" w:hAnsi="Arial" w:eastAsia="Arial" w:cs="Arial"/>
-                <w:i w:val="false"/>
-                <w:b w:val="false"/>
-                <w:u w:val="none"/>
-                <w:sz w:val="22"/>
-                <w:szCs w:val="22"/>
-                <w:color w:val="000000"/>
-              </w:rPr>
-              <w:t xml:space="preserve"> 0.052</w:t>
-            </w:r>
-          </w:p>
-        </w:tc>
-        <w:tc>
-          <w:tcPr>
-            <w:tcBorders>
-              <w:bottom w:val="none" w:sz="0" w:space="0" w:color="000000"/>
-              <w:top w:val="none" w:sz="0" w:space="0" w:color="000000"/>
-              <w:left w:val="none" w:sz="0" w:space="0" w:color="000000"/>
-              <w:right w:val="none" w:sz="0" w:space="0" w:color="000000"/>
-            </w:tcBorders>
-            <w:shd w:val="clear" w:color="auto" w:fill="FFFFFF"/>
-            <w:tcMar>
-              <w:top w:w="0" w:type="dxa"/>
-              <w:bottom w:w="0" w:type="dxa"/>
-              <w:left w:w="0" w:type="dxa"/>
-              <w:right w:w="0" w:type="dxa"/>
-            </w:tcMar>
-            <w:vAlign w:val="center"/>
-          </w:tcPr>
-          <w:p>
-            <w:pPr>
-              <w:jc w:val="left"/>
-              <w:pBdr>
-                <w:bottom w:val="none" w:sz="0" w:space="0" w:color="000000"/>
-                <w:top w:val="none" w:sz="0" w:space="0" w:color="000000"/>
-                <w:left w:val="none" w:sz="0" w:space="0" w:color="000000"/>
-                <w:right w:val="none" w:sz="0" w:space="0" w:color="000000"/>
-              </w:pBdr>
-              <w:spacing w:after="100" w:before="100" w:line="240"/>
-              <w:ind w:left="100" w:right="100" w:firstLine="0" w:firstLineChars="0"/>
-              <w:rPr>
-                <w:rFonts w:ascii="Arial" w:hAnsi="Arial" w:eastAsia="Arial" w:cs="Arial"/>
-                <w:i w:val="false"/>
-                <w:b w:val="false"/>
-                <w:u w:val="none"/>
-                <w:sz w:val="22"/>
-                <w:szCs w:val="22"/>
-                <w:color w:val="000000"/>
-              </w:rPr>
-            </w:pPr>
-            <w:r>
-              <w:rPr>
-                <w:rFonts w:ascii="Arial" w:hAnsi="Arial" w:eastAsia="Arial" w:cs="Arial"/>
-                <w:i w:val="false"/>
-                <w:b w:val="false"/>
-                <w:u w:val="none"/>
-                <w:sz w:val="22"/>
-                <w:szCs w:val="22"/>
-                <w:color w:val="000000"/>
-              </w:rPr>
-              <w:t xml:space="preserve"> 0.194</w:t>
-            </w:r>
-          </w:p>
-        </w:tc>
-        <w:tc>
-          <w:tcPr>
-            <w:tcBorders>
-              <w:bottom w:val="none" w:sz="0" w:space="0" w:color="000000"/>
+        body10
+        <w:tc>
+          <w:tcPr>
+            <w:tcBorders>
+              <w:bottom w:val="single" w:sz="12" w:space="0" w:color="666666"/>
+              <w:top w:val="none" w:sz="0" w:space="0" w:color="000000"/>
+              <w:left w:val="none" w:sz="0" w:space="0" w:color="000000"/>
+              <w:right w:val="none" w:sz="0" w:space="0" w:color="000000"/>
+            </w:tcBorders>
+            <w:shd w:val="clear" w:color="auto" w:fill="FFFFFF"/>
+            <w:tcMar>
+              <w:top w:w="0" w:type="dxa"/>
+              <w:bottom w:w="0" w:type="dxa"/>
+              <w:left w:w="0" w:type="dxa"/>
+              <w:right w:w="0" w:type="dxa"/>
+            </w:tcMar>
+            <w:vAlign w:val="center"/>
+          </w:tcPr>
+          <w:p>
+            <w:pPr>
+              <w:jc w:val="left"/>
+              <w:pBdr>
+                <w:bottom w:val="none" w:sz="0" w:space="0" w:color="000000"/>
+                <w:top w:val="none" w:sz="0" w:space="0" w:color="000000"/>
+                <w:left w:val="none" w:sz="0" w:space="0" w:color="000000"/>
+                <w:right w:val="none" w:sz="0" w:space="0" w:color="000000"/>
+              </w:pBdr>
+              <w:spacing w:after="100" w:before="100" w:line="240"/>
+              <w:ind w:left="100" w:right="100" w:firstLine="0" w:firstLineChars="0"/>
+              <w:rPr>
+                <w:rFonts w:ascii="Arial" w:hAnsi="Arial" w:eastAsia="Arial" w:cs="Arial"/>
+                <w:i w:val="false"/>
+                <w:b w:val="false"/>
+                <w:u w:val="none"/>
+                <w:sz w:val="22"/>
+                <w:szCs w:val="22"/>
+                <w:color w:val="000000"/>
+              </w:rPr>
+            </w:pPr>
+            <w:r>
+              <w:rPr>
+                <w:rFonts w:ascii="Arial" w:hAnsi="Arial" w:eastAsia="Arial" w:cs="Arial"/>
+                <w:i w:val="false"/>
+                <w:b w:val="false"/>
+                <w:u w:val="none"/>
+                <w:sz w:val="22"/>
+                <w:szCs w:val="22"/>
+                <w:color w:val="000000"/>
+              </w:rPr>
+              <w:t xml:space="preserve">environment</w:t>
+            </w:r>
+          </w:p>
+        </w:tc>
+        <w:tc>
+          <w:tcPr>
+            <w:tcBorders>
+              <w:bottom w:val="single" w:sz="12" w:space="0" w:color="666666"/>
+              <w:top w:val="none" w:sz="0" w:space="0" w:color="000000"/>
+              <w:left w:val="none" w:sz="0" w:space="0" w:color="000000"/>
+              <w:right w:val="none" w:sz="0" w:space="0" w:color="000000"/>
+            </w:tcBorders>
+            <w:shd w:val="clear" w:color="auto" w:fill="FFFFFF"/>
+            <w:tcMar>
+              <w:top w:w="0" w:type="dxa"/>
+              <w:bottom w:w="0" w:type="dxa"/>
+              <w:left w:w="0" w:type="dxa"/>
+              <w:right w:w="0" w:type="dxa"/>
+            </w:tcMar>
+            <w:vAlign w:val="center"/>
+          </w:tcPr>
+          <w:p>
+            <w:pPr>
+              <w:jc w:val="left"/>
+              <w:pBdr>
+                <w:bottom w:val="none" w:sz="0" w:space="0" w:color="000000"/>
+                <w:top w:val="none" w:sz="0" w:space="0" w:color="000000"/>
+                <w:left w:val="none" w:sz="0" w:space="0" w:color="000000"/>
+                <w:right w:val="none" w:sz="0" w:space="0" w:color="000000"/>
+              </w:pBdr>
+              <w:spacing w:after="100" w:before="100" w:line="240"/>
+              <w:ind w:left="100" w:right="100" w:firstLine="0" w:firstLineChars="0"/>
+              <w:rPr>
+                <w:rFonts w:ascii="Arial" w:hAnsi="Arial" w:eastAsia="Arial" w:cs="Arial"/>
+                <w:i w:val="false"/>
+                <w:b w:val="false"/>
+                <w:u w:val="none"/>
+                <w:sz w:val="22"/>
+                <w:szCs w:val="22"/>
+                <w:color w:val="000000"/>
+              </w:rPr>
+            </w:pPr>
+            <w:r>
+              <w:rPr>
+                <w:rFonts w:ascii="Arial" w:hAnsi="Arial" w:eastAsia="Arial" w:cs="Arial"/>
+                <w:i w:val="false"/>
+                <w:b w:val="false"/>
+                <w:u w:val="none"/>
+                <w:sz w:val="22"/>
+                <w:szCs w:val="22"/>
+                <w:color w:val="000000"/>
+              </w:rPr>
+              <w:t xml:space="preserve">carbon, ghg, and nutrients</w:t>
+            </w:r>
+          </w:p>
+        </w:tc>
+        <w:tc>
+          <w:tcPr>
+            <w:tcBorders>
+              <w:bottom w:val="single" w:sz="12" w:space="0" w:color="666666"/>
+              <w:top w:val="none" w:sz="0" w:space="0" w:color="000000"/>
+              <w:left w:val="none" w:sz="0" w:space="0" w:color="000000"/>
+              <w:right w:val="none" w:sz="0" w:space="0" w:color="000000"/>
+            </w:tcBorders>
+            <w:shd w:val="clear" w:color="auto" w:fill="FFFFFF"/>
+            <w:tcMar>
+              <w:top w:w="0" w:type="dxa"/>
+              <w:bottom w:w="0" w:type="dxa"/>
+              <w:left w:w="0" w:type="dxa"/>
+              <w:right w:w="0" w:type="dxa"/>
+            </w:tcMar>
+            <w:vAlign w:val="center"/>
+          </w:tcPr>
+          <w:p>
+            <w:pPr>
+              <w:jc w:val="left"/>
+              <w:pBdr>
+                <w:bottom w:val="none" w:sz="0" w:space="0" w:color="000000"/>
+                <w:top w:val="none" w:sz="0" w:space="0" w:color="000000"/>
+                <w:left w:val="none" w:sz="0" w:space="0" w:color="000000"/>
+                <w:right w:val="none" w:sz="0" w:space="0" w:color="000000"/>
+              </w:pBdr>
+              <w:spacing w:after="100" w:before="100" w:line="240"/>
+              <w:ind w:left="100" w:right="100" w:firstLine="0" w:firstLineChars="0"/>
+              <w:rPr>
+                <w:rFonts w:ascii="Arial" w:hAnsi="Arial" w:eastAsia="Arial" w:cs="Arial"/>
+                <w:i w:val="false"/>
+                <w:b w:val="false"/>
+                <w:u w:val="none"/>
+                <w:sz w:val="22"/>
+                <w:szCs w:val="22"/>
+                <w:color w:val="000000"/>
+              </w:rPr>
+            </w:pPr>
+            <w:r>
+              <w:rPr>
+                <w:rFonts w:ascii="Arial" w:hAnsi="Arial" w:eastAsia="Arial" w:cs="Arial"/>
+                <w:i w:val="false"/>
+                <w:b w:val="false"/>
+                <w:u w:val="none"/>
+                <w:sz w:val="22"/>
+                <w:szCs w:val="22"/>
+                <w:color w:val="000000"/>
+              </w:rPr>
+              <w:t xml:space="preserve">embodied carbon</w:t>
+            </w:r>
+          </w:p>
+        </w:tc>
+        <w:tc>
+          <w:tcPr>
+            <w:tcBorders>
+              <w:bottom w:val="single" w:sz="12" w:space="0" w:color="666666"/>
+              <w:top w:val="none" w:sz="0" w:space="0" w:color="000000"/>
+              <w:left w:val="none" w:sz="0" w:space="0" w:color="000000"/>
+              <w:right w:val="none" w:sz="0" w:space="0" w:color="000000"/>
+            </w:tcBorders>
+            <w:shd w:val="clear" w:color="auto" w:fill="FFFFFF"/>
+            <w:tcMar>
+              <w:top w:w="0" w:type="dxa"/>
+              <w:bottom w:w="0" w:type="dxa"/>
+              <w:left w:w="0" w:type="dxa"/>
+              <w:right w:w="0" w:type="dxa"/>
+            </w:tcMar>
+            <w:vAlign w:val="center"/>
+          </w:tcPr>
+          <w:p>
+            <w:pPr>
+              <w:jc w:val="left"/>
+              <w:pBdr>
+                <w:bottom w:val="none" w:sz="0" w:space="0" w:color="000000"/>
+                <w:top w:val="none" w:sz="0" w:space="0" w:color="000000"/>
+                <w:left w:val="none" w:sz="0" w:space="0" w:color="000000"/>
+                <w:right w:val="none" w:sz="0" w:space="0" w:color="000000"/>
+              </w:pBdr>
+              <w:spacing w:after="100" w:before="100" w:line="240"/>
+              <w:ind w:left="100" w:right="100" w:firstLine="0" w:firstLineChars="0"/>
+              <w:rPr>
+                <w:rFonts w:ascii="Arial" w:hAnsi="Arial" w:eastAsia="Arial" w:cs="Arial"/>
+                <w:i w:val="false"/>
+                <w:b w:val="false"/>
+                <w:u w:val="none"/>
+                <w:sz w:val="22"/>
+                <w:szCs w:val="22"/>
+                <w:color w:val="000000"/>
+              </w:rPr>
+            </w:pPr>
+            <w:r>
+              <w:rPr>
+                <w:rFonts w:ascii="Arial" w:hAnsi="Arial" w:eastAsia="Arial" w:cs="Arial"/>
+                <w:i w:val="false"/>
+                <w:b w:val="false"/>
+                <w:u w:val="none"/>
+                <w:sz w:val="22"/>
+                <w:szCs w:val="22"/>
+                <w:color w:val="000000"/>
+              </w:rPr>
+              <w:t xml:space="preserve">Fuel expenses</w:t>
+            </w:r>
+          </w:p>
+        </w:tc>
+        <w:tc>
+          <w:tcPr>
+            <w:tcBorders>
+              <w:bottom w:val="single" w:sz="12" w:space="0" w:color="666666"/>
+              <w:top w:val="none" w:sz="0" w:space="0" w:color="000000"/>
+              <w:left w:val="none" w:sz="0" w:space="0" w:color="000000"/>
+              <w:right w:val="none" w:sz="0" w:space="0" w:color="000000"/>
+            </w:tcBorders>
+            <w:shd w:val="clear" w:color="auto" w:fill="FFFFFF"/>
+            <w:tcMar>
+              <w:top w:w="0" w:type="dxa"/>
+              <w:bottom w:w="0" w:type="dxa"/>
+              <w:left w:w="0" w:type="dxa"/>
+              <w:right w:w="0" w:type="dxa"/>
+            </w:tcMar>
+            <w:vAlign w:val="center"/>
+          </w:tcPr>
+          <w:p>
+            <w:pPr>
+              <w:jc w:val="left"/>
+              <w:pBdr>
+                <w:bottom w:val="none" w:sz="0" w:space="0" w:color="000000"/>
+                <w:top w:val="none" w:sz="0" w:space="0" w:color="000000"/>
+                <w:left w:val="none" w:sz="0" w:space="0" w:color="000000"/>
+                <w:right w:val="none" w:sz="0" w:space="0" w:color="000000"/>
+              </w:pBdr>
+              <w:spacing w:after="100" w:before="100" w:line="240"/>
+              <w:ind w:left="100" w:right="100" w:firstLine="0" w:firstLineChars="0"/>
+              <w:rPr>
+                <w:rFonts w:ascii="Arial" w:hAnsi="Arial" w:eastAsia="Arial" w:cs="Arial"/>
+                <w:i w:val="false"/>
+                <w:b w:val="false"/>
+                <w:u w:val="none"/>
+                <w:sz w:val="22"/>
+                <w:szCs w:val="22"/>
+                <w:color w:val="000000"/>
+              </w:rPr>
+            </w:pPr>
+            <w:r>
+              <w:rPr>
+                <w:rFonts w:ascii="Arial" w:hAnsi="Arial" w:eastAsia="Arial" w:cs="Arial"/>
+                <w:i w:val="false"/>
+                <w:b w:val="false"/>
+                <w:u w:val="none"/>
+                <w:sz w:val="22"/>
+                <w:szCs w:val="22"/>
+                <w:color w:val="000000"/>
+              </w:rPr>
+              <w:t xml:space="preserve"> 0.075</w:t>
+            </w:r>
+          </w:p>
+        </w:tc>
+        <w:tc>
+          <w:tcPr>
+            <w:tcBorders>
+              <w:bottom w:val="single" w:sz="12" w:space="0" w:color="666666"/>
+              <w:top w:val="none" w:sz="0" w:space="0" w:color="000000"/>
+              <w:left w:val="none" w:sz="0" w:space="0" w:color="000000"/>
+              <w:right w:val="none" w:sz="0" w:space="0" w:color="000000"/>
+            </w:tcBorders>
+            <w:shd w:val="clear" w:color="auto" w:fill="FFFFFF"/>
+            <w:tcMar>
+              <w:top w:w="0" w:type="dxa"/>
+              <w:bottom w:w="0" w:type="dxa"/>
+              <w:left w:w="0" w:type="dxa"/>
+              <w:right w:w="0" w:type="dxa"/>
+            </w:tcMar>
+            <w:vAlign w:val="center"/>
+          </w:tcPr>
+          <w:p>
+            <w:pPr>
+              <w:jc w:val="left"/>
+              <w:pBdr>
+                <w:bottom w:val="none" w:sz="0" w:space="0" w:color="000000"/>
+                <w:top w:val="none" w:sz="0" w:space="0" w:color="000000"/>
+                <w:left w:val="none" w:sz="0" w:space="0" w:color="000000"/>
+                <w:right w:val="none" w:sz="0" w:space="0" w:color="000000"/>
+              </w:pBdr>
+              <w:spacing w:after="100" w:before="100" w:line="240"/>
+              <w:ind w:left="100" w:right="100" w:firstLine="0" w:firstLineChars="0"/>
+              <w:rPr>
+                <w:rFonts w:ascii="Arial" w:hAnsi="Arial" w:eastAsia="Arial" w:cs="Arial"/>
+                <w:i w:val="false"/>
+                <w:b w:val="false"/>
+                <w:u w:val="none"/>
+                <w:sz w:val="22"/>
+                <w:szCs w:val="22"/>
+                <w:color w:val="000000"/>
+              </w:rPr>
+            </w:pPr>
+            <w:r>
+              <w:rPr>
+                <w:rFonts w:ascii="Arial" w:hAnsi="Arial" w:eastAsia="Arial" w:cs="Arial"/>
+                <w:i w:val="false"/>
+                <w:b w:val="false"/>
+                <w:u w:val="none"/>
+                <w:sz w:val="22"/>
+                <w:szCs w:val="22"/>
+                <w:color w:val="000000"/>
+              </w:rPr>
+              <w:t xml:space="preserve">0.020</w:t>
+            </w:r>
+          </w:p>
+        </w:tc>
+        <w:tc>
+          <w:tcPr>
+            <w:tcBorders>
+              <w:bottom w:val="single" w:sz="12" w:space="0" w:color="666666"/>
+              <w:top w:val="none" w:sz="0" w:space="0" w:color="000000"/>
+              <w:left w:val="none" w:sz="0" w:space="0" w:color="000000"/>
+              <w:right w:val="none" w:sz="0" w:space="0" w:color="000000"/>
+            </w:tcBorders>
+            <w:shd w:val="clear" w:color="auto" w:fill="FFFFFF"/>
+            <w:tcMar>
+              <w:top w:w="0" w:type="dxa"/>
+              <w:bottom w:w="0" w:type="dxa"/>
+              <w:left w:w="0" w:type="dxa"/>
+              <w:right w:w="0" w:type="dxa"/>
+            </w:tcMar>
+            <w:vAlign w:val="center"/>
+          </w:tcPr>
+          <w:p>
+            <w:pPr>
+              <w:jc w:val="left"/>
+              <w:pBdr>
+                <w:bottom w:val="none" w:sz="0" w:space="0" w:color="000000"/>
+                <w:top w:val="none" w:sz="0" w:space="0" w:color="000000"/>
+                <w:left w:val="none" w:sz="0" w:space="0" w:color="000000"/>
+                <w:right w:val="none" w:sz="0" w:space="0" w:color="000000"/>
+              </w:pBdr>
+              <w:spacing w:after="100" w:before="100" w:line="240"/>
+              <w:ind w:left="100" w:right="100" w:firstLine="0" w:firstLineChars="0"/>
+              <w:rPr>
+                <w:rFonts w:ascii="Arial" w:hAnsi="Arial" w:eastAsia="Arial" w:cs="Arial"/>
+                <w:i w:val="false"/>
+                <w:b w:val="false"/>
+                <w:u w:val="none"/>
+                <w:sz w:val="22"/>
+                <w:szCs w:val="22"/>
+                <w:color w:val="000000"/>
+              </w:rPr>
+            </w:pPr>
+            <w:r>
+              <w:rPr>
+                <w:rFonts w:ascii="Arial" w:hAnsi="Arial" w:eastAsia="Arial" w:cs="Arial"/>
+                <w:i w:val="false"/>
+                <w:b w:val="false"/>
+                <w:u w:val="none"/>
+                <w:sz w:val="22"/>
+                <w:szCs w:val="22"/>
+                <w:color w:val="000000"/>
+              </w:rPr>
+              <w:t xml:space="preserve">  3.724</w:t>
+            </w:r>
+          </w:p>
+        </w:tc>
+        <w:tc>
+          <w:tcPr>
+            <w:tcBorders>
+              <w:bottom w:val="single" w:sz="12" w:space="0" w:color="666666"/>
+              <w:top w:val="none" w:sz="0" w:space="0" w:color="000000"/>
+              <w:left w:val="none" w:sz="0" w:space="0" w:color="000000"/>
+              <w:right w:val="none" w:sz="0" w:space="0" w:color="000000"/>
+            </w:tcBorders>
+            <w:shd w:val="clear" w:color="auto" w:fill="FFFFFF"/>
+            <w:tcMar>
+              <w:top w:w="0" w:type="dxa"/>
+              <w:bottom w:w="0" w:type="dxa"/>
+              <w:left w:w="0" w:type="dxa"/>
+              <w:right w:w="0" w:type="dxa"/>
+            </w:tcMar>
+            <w:vAlign w:val="center"/>
+          </w:tcPr>
+          <w:p>
+            <w:pPr>
+              <w:jc w:val="left"/>
+              <w:pBdr>
+                <w:bottom w:val="none" w:sz="0" w:space="0" w:color="000000"/>
+                <w:top w:val="none" w:sz="0" w:space="0" w:color="000000"/>
+                <w:left w:val="none" w:sz="0" w:space="0" w:color="000000"/>
+                <w:right w:val="none" w:sz="0" w:space="0" w:color="000000"/>
+              </w:pBdr>
+              <w:spacing w:after="100" w:before="100" w:line="240"/>
+              <w:ind w:left="100" w:right="100" w:firstLine="0" w:firstLineChars="0"/>
+              <w:rPr>
+                <w:rFonts w:ascii="Arial" w:hAnsi="Arial" w:eastAsia="Arial" w:cs="Arial"/>
+                <w:i w:val="false"/>
+                <w:b w:val="false"/>
+                <w:u w:val="none"/>
+                <w:sz w:val="22"/>
+                <w:szCs w:val="22"/>
+                <w:color w:val="000000"/>
+              </w:rPr>
+            </w:pPr>
+            <w:r>
+              <w:rPr>
+                <w:rFonts w:ascii="Arial" w:hAnsi="Arial" w:eastAsia="Arial" w:cs="Arial"/>
+                <w:i w:val="false"/>
+                <w:b w:val="false"/>
+                <w:u w:val="none"/>
+                <w:sz w:val="22"/>
+                <w:szCs w:val="22"/>
+                <w:color w:val="000000"/>
+              </w:rPr>
+              <w:t xml:space="preserve">0.000</w:t>
+            </w:r>
+          </w:p>
+        </w:tc>
+        <w:tc>
+          <w:tcPr>
+            <w:tcBorders>
+              <w:bottom w:val="single" w:sz="12" w:space="0" w:color="666666"/>
+              <w:top w:val="none" w:sz="0" w:space="0" w:color="000000"/>
+              <w:left w:val="none" w:sz="0" w:space="0" w:color="000000"/>
+              <w:right w:val="none" w:sz="0" w:space="0" w:color="000000"/>
+            </w:tcBorders>
+            <w:shd w:val="clear" w:color="auto" w:fill="FFFFFF"/>
+            <w:tcMar>
+              <w:top w:w="0" w:type="dxa"/>
+              <w:bottom w:w="0" w:type="dxa"/>
+              <w:left w:w="0" w:type="dxa"/>
+              <w:right w:w="0" w:type="dxa"/>
+            </w:tcMar>
+            <w:vAlign w:val="center"/>
+          </w:tcPr>
+          <w:p>
+            <w:pPr>
+              <w:jc w:val="left"/>
+              <w:pBdr>
+                <w:bottom w:val="none" w:sz="0" w:space="0" w:color="000000"/>
+                <w:top w:val="none" w:sz="0" w:space="0" w:color="000000"/>
+                <w:left w:val="none" w:sz="0" w:space="0" w:color="000000"/>
+                <w:right w:val="none" w:sz="0" w:space="0" w:color="000000"/>
+              </w:pBdr>
+              <w:spacing w:after="100" w:before="100" w:line="240"/>
+              <w:ind w:left="100" w:right="100" w:firstLine="0" w:firstLineChars="0"/>
+              <w:rPr>
+                <w:rFonts w:ascii="Arial" w:hAnsi="Arial" w:eastAsia="Arial" w:cs="Arial"/>
+                <w:i w:val="false"/>
+                <w:b w:val="false"/>
+                <w:u w:val="none"/>
+                <w:sz w:val="22"/>
+                <w:szCs w:val="22"/>
+                <w:color w:val="000000"/>
+              </w:rPr>
+            </w:pPr>
+            <w:r>
+              <w:rPr>
+                <w:rFonts w:ascii="Arial" w:hAnsi="Arial" w:eastAsia="Arial" w:cs="Arial"/>
+                <w:i w:val="false"/>
+                <w:b w:val="false"/>
+                <w:u w:val="none"/>
+                <w:sz w:val="22"/>
+                <w:szCs w:val="22"/>
+                <w:color w:val="000000"/>
+              </w:rPr>
+              <w:t xml:space="preserve"> 0.036</w:t>
+            </w:r>
+          </w:p>
+        </w:tc>
+        <w:tc>
+          <w:tcPr>
+            <w:tcBorders>
+              <w:bottom w:val="single" w:sz="12" w:space="0" w:color="666666"/>
+              <w:top w:val="none" w:sz="0" w:space="0" w:color="000000"/>
+              <w:left w:val="none" w:sz="0" w:space="0" w:color="000000"/>
+              <w:right w:val="none" w:sz="0" w:space="0" w:color="000000"/>
+            </w:tcBorders>
+            <w:shd w:val="clear" w:color="auto" w:fill="FFFFFF"/>
+            <w:tcMar>
+              <w:top w:w="0" w:type="dxa"/>
+              <w:bottom w:w="0" w:type="dxa"/>
+              <w:left w:w="0" w:type="dxa"/>
+              <w:right w:w="0" w:type="dxa"/>
+            </w:tcMar>
+            <w:vAlign w:val="center"/>
+          </w:tcPr>
+          <w:p>
+            <w:pPr>
+              <w:jc w:val="left"/>
+              <w:pBdr>
+                <w:bottom w:val="none" w:sz="0" w:space="0" w:color="000000"/>
+                <w:top w:val="none" w:sz="0" w:space="0" w:color="000000"/>
+                <w:left w:val="none" w:sz="0" w:space="0" w:color="000000"/>
+                <w:right w:val="none" w:sz="0" w:space="0" w:color="000000"/>
+              </w:pBdr>
+              <w:spacing w:after="100" w:before="100" w:line="240"/>
+              <w:ind w:left="100" w:right="100" w:firstLine="0" w:firstLineChars="0"/>
+              <w:rPr>
+                <w:rFonts w:ascii="Arial" w:hAnsi="Arial" w:eastAsia="Arial" w:cs="Arial"/>
+                <w:i w:val="false"/>
+                <w:b w:val="false"/>
+                <w:u w:val="none"/>
+                <w:sz w:val="22"/>
+                <w:szCs w:val="22"/>
+                <w:color w:val="000000"/>
+              </w:rPr>
+            </w:pPr>
+            <w:r>
+              <w:rPr>
+                <w:rFonts w:ascii="Arial" w:hAnsi="Arial" w:eastAsia="Arial" w:cs="Arial"/>
+                <w:i w:val="false"/>
+                <w:b w:val="false"/>
+                <w:u w:val="none"/>
+                <w:sz w:val="22"/>
+                <w:szCs w:val="22"/>
+                <w:color w:val="000000"/>
+              </w:rPr>
+              <w:t xml:space="preserve"> 0.115</w:t>
+            </w:r>
+          </w:p>
+        </w:tc>
+        <w:tc>
+          <w:tcPr>
+            <w:tcBorders>
+              <w:bottom w:val="single" w:sz="12" w:space="0" w:color="666666"/>
               <w:top w:val="none" w:sz="0" w:space="0" w:color="000000"/>
               <w:left w:val="none" w:sz="0" w:space="0" w:color="000000"/>
               <w:right w:val="none" w:sz="0" w:space="0" w:color="000000"/>
@@ -6485,7 +7953,7 @@
         <w:tc>
           <w:tcPr>
             <w:tcBorders>
-              <w:bottom w:val="none" w:sz="0" w:space="0" w:color="000000"/>
+              <w:bottom w:val="single" w:sz="12" w:space="0" w:color="666666"/>
               <w:top w:val="none" w:sz="0" w:space="0" w:color="000000"/>
               <w:left w:val="none" w:sz="0" w:space="0" w:color="000000"/>
               <w:right w:val="none" w:sz="0" w:space="0" w:color="000000"/>
@@ -6537,7 +8005,7 @@
         <w:tc>
           <w:tcPr>
             <w:tcBorders>
-              <w:bottom w:val="none" w:sz="0" w:space="0" w:color="000000"/>
+              <w:bottom w:val="single" w:sz="12" w:space="0" w:color="666666"/>
               <w:top w:val="none" w:sz="0" w:space="0" w:color="000000"/>
               <w:left w:val="none" w:sz="0" w:space="0" w:color="000000"/>
               <w:right w:val="none" w:sz="0" w:space="0" w:color="000000"/>
@@ -6589,7 +8057,7 @@
         <w:tc>
           <w:tcPr>
             <w:tcBorders>
-              <w:bottom w:val="none" w:sz="0" w:space="0" w:color="000000"/>
+              <w:bottom w:val="single" w:sz="12" w:space="0" w:color="666666"/>
               <w:top w:val="none" w:sz="0" w:space="0" w:color="000000"/>
               <w:left w:val="none" w:sz="0" w:space="0" w:color="000000"/>
               <w:right w:val="none" w:sz="0" w:space="0" w:color="000000"/>
@@ -6635,1474 +8103,6 @@
                 <w:color w:val="000000"/>
               </w:rPr>
               <w:t xml:space="preserve">worse</w:t>
-            </w:r>
-          </w:p>
-        </w:tc>
-      </w:tr>
-      <w:tr>
-        <w:trPr>
-          <w:trHeight w:val="614" w:hRule="auto"/>
-        </w:trPr>
-        body 9
-        <w:tc>
-          <w:tcPr>
-            <w:tcBorders>
-              <w:bottom w:val="none" w:sz="0" w:space="0" w:color="000000"/>
-              <w:top w:val="none" w:sz="0" w:space="0" w:color="000000"/>
-              <w:left w:val="none" w:sz="0" w:space="0" w:color="000000"/>
-              <w:right w:val="none" w:sz="0" w:space="0" w:color="000000"/>
-            </w:tcBorders>
-            <w:shd w:val="clear" w:color="auto" w:fill="FFFFFF"/>
-            <w:tcMar>
-              <w:top w:w="0" w:type="dxa"/>
-              <w:bottom w:w="0" w:type="dxa"/>
-              <w:left w:w="0" w:type="dxa"/>
-              <w:right w:w="0" w:type="dxa"/>
-            </w:tcMar>
-            <w:vAlign w:val="center"/>
-          </w:tcPr>
-          <w:p>
-            <w:pPr>
-              <w:jc w:val="left"/>
-              <w:pBdr>
-                <w:bottom w:val="none" w:sz="0" w:space="0" w:color="000000"/>
-                <w:top w:val="none" w:sz="0" w:space="0" w:color="000000"/>
-                <w:left w:val="none" w:sz="0" w:space="0" w:color="000000"/>
-                <w:right w:val="none" w:sz="0" w:space="0" w:color="000000"/>
-              </w:pBdr>
-              <w:spacing w:after="100" w:before="100" w:line="240"/>
-              <w:ind w:left="100" w:right="100" w:firstLine="0" w:firstLineChars="0"/>
-              <w:rPr>
-                <w:rFonts w:ascii="Arial" w:hAnsi="Arial" w:eastAsia="Arial" w:cs="Arial"/>
-                <w:i w:val="false"/>
-                <w:b w:val="false"/>
-                <w:u w:val="none"/>
-                <w:sz w:val="22"/>
-                <w:szCs w:val="22"/>
-                <w:color w:val="000000"/>
-              </w:rPr>
-            </w:pPr>
-            <w:r>
-              <w:rPr>
-                <w:rFonts w:ascii="Arial" w:hAnsi="Arial" w:eastAsia="Arial" w:cs="Arial"/>
-                <w:i w:val="false"/>
-                <w:b w:val="false"/>
-                <w:u w:val="none"/>
-                <w:sz w:val="22"/>
-                <w:szCs w:val="22"/>
-                <w:color w:val="000000"/>
-              </w:rPr>
-              <w:t xml:space="preserve">environment</w:t>
-            </w:r>
-          </w:p>
-        </w:tc>
-        <w:tc>
-          <w:tcPr>
-            <w:tcBorders>
-              <w:bottom w:val="none" w:sz="0" w:space="0" w:color="000000"/>
-              <w:top w:val="none" w:sz="0" w:space="0" w:color="000000"/>
-              <w:left w:val="none" w:sz="0" w:space="0" w:color="000000"/>
-              <w:right w:val="none" w:sz="0" w:space="0" w:color="000000"/>
-            </w:tcBorders>
-            <w:shd w:val="clear" w:color="auto" w:fill="FFFFFF"/>
-            <w:tcMar>
-              <w:top w:w="0" w:type="dxa"/>
-              <w:bottom w:w="0" w:type="dxa"/>
-              <w:left w:w="0" w:type="dxa"/>
-              <w:right w:w="0" w:type="dxa"/>
-            </w:tcMar>
-            <w:vAlign w:val="center"/>
-          </w:tcPr>
-          <w:p>
-            <w:pPr>
-              <w:jc w:val="left"/>
-              <w:pBdr>
-                <w:bottom w:val="none" w:sz="0" w:space="0" w:color="000000"/>
-                <w:top w:val="none" w:sz="0" w:space="0" w:color="000000"/>
-                <w:left w:val="none" w:sz="0" w:space="0" w:color="000000"/>
-                <w:right w:val="none" w:sz="0" w:space="0" w:color="000000"/>
-              </w:pBdr>
-              <w:spacing w:after="100" w:before="100" w:line="240"/>
-              <w:ind w:left="100" w:right="100" w:firstLine="0" w:firstLineChars="0"/>
-              <w:rPr>
-                <w:rFonts w:ascii="Arial" w:hAnsi="Arial" w:eastAsia="Arial" w:cs="Arial"/>
-                <w:i w:val="false"/>
-                <w:b w:val="false"/>
-                <w:u w:val="none"/>
-                <w:sz w:val="22"/>
-                <w:szCs w:val="22"/>
-                <w:color w:val="000000"/>
-              </w:rPr>
-            </w:pPr>
-            <w:r>
-              <w:rPr>
-                <w:rFonts w:ascii="Arial" w:hAnsi="Arial" w:eastAsia="Arial" w:cs="Arial"/>
-                <w:i w:val="false"/>
-                <w:b w:val="false"/>
-                <w:u w:val="none"/>
-                <w:sz w:val="22"/>
-                <w:szCs w:val="22"/>
-                <w:color w:val="000000"/>
-              </w:rPr>
-              <w:t xml:space="preserve">carbon, ghg, and nutrients</w:t>
-            </w:r>
-          </w:p>
-        </w:tc>
-        <w:tc>
-          <w:tcPr>
-            <w:tcBorders>
-              <w:bottom w:val="none" w:sz="0" w:space="0" w:color="000000"/>
-              <w:top w:val="none" w:sz="0" w:space="0" w:color="000000"/>
-              <w:left w:val="none" w:sz="0" w:space="0" w:color="000000"/>
-              <w:right w:val="none" w:sz="0" w:space="0" w:color="000000"/>
-            </w:tcBorders>
-            <w:shd w:val="clear" w:color="auto" w:fill="FFFFFF"/>
-            <w:tcMar>
-              <w:top w:w="0" w:type="dxa"/>
-              <w:bottom w:w="0" w:type="dxa"/>
-              <w:left w:w="0" w:type="dxa"/>
-              <w:right w:w="0" w:type="dxa"/>
-            </w:tcMar>
-            <w:vAlign w:val="center"/>
-          </w:tcPr>
-          <w:p>
-            <w:pPr>
-              <w:jc w:val="left"/>
-              <w:pBdr>
-                <w:bottom w:val="none" w:sz="0" w:space="0" w:color="000000"/>
-                <w:top w:val="none" w:sz="0" w:space="0" w:color="000000"/>
-                <w:left w:val="none" w:sz="0" w:space="0" w:color="000000"/>
-                <w:right w:val="none" w:sz="0" w:space="0" w:color="000000"/>
-              </w:pBdr>
-              <w:spacing w:after="100" w:before="100" w:line="240"/>
-              <w:ind w:left="100" w:right="100" w:firstLine="0" w:firstLineChars="0"/>
-              <w:rPr>
-                <w:rFonts w:ascii="Arial" w:hAnsi="Arial" w:eastAsia="Arial" w:cs="Arial"/>
-                <w:i w:val="false"/>
-                <w:b w:val="false"/>
-                <w:u w:val="none"/>
-                <w:sz w:val="22"/>
-                <w:szCs w:val="22"/>
-                <w:color w:val="000000"/>
-              </w:rPr>
-            </w:pPr>
-            <w:r>
-              <w:rPr>
-                <w:rFonts w:ascii="Arial" w:hAnsi="Arial" w:eastAsia="Arial" w:cs="Arial"/>
-                <w:i w:val="false"/>
-                <w:b w:val="false"/>
-                <w:u w:val="none"/>
-                <w:sz w:val="22"/>
-                <w:szCs w:val="22"/>
-                <w:color w:val="000000"/>
-              </w:rPr>
-              <w:t xml:space="preserve">embodied carbon</w:t>
-            </w:r>
-          </w:p>
-        </w:tc>
-        <w:tc>
-          <w:tcPr>
-            <w:tcBorders>
-              <w:bottom w:val="none" w:sz="0" w:space="0" w:color="000000"/>
-              <w:top w:val="none" w:sz="0" w:space="0" w:color="000000"/>
-              <w:left w:val="none" w:sz="0" w:space="0" w:color="000000"/>
-              <w:right w:val="none" w:sz="0" w:space="0" w:color="000000"/>
-            </w:tcBorders>
-            <w:shd w:val="clear" w:color="auto" w:fill="FFFFFF"/>
-            <w:tcMar>
-              <w:top w:w="0" w:type="dxa"/>
-              <w:bottom w:w="0" w:type="dxa"/>
-              <w:left w:w="0" w:type="dxa"/>
-              <w:right w:w="0" w:type="dxa"/>
-            </w:tcMar>
-            <w:vAlign w:val="center"/>
-          </w:tcPr>
-          <w:p>
-            <w:pPr>
-              <w:jc w:val="left"/>
-              <w:pBdr>
-                <w:bottom w:val="none" w:sz="0" w:space="0" w:color="000000"/>
-                <w:top w:val="none" w:sz="0" w:space="0" w:color="000000"/>
-                <w:left w:val="none" w:sz="0" w:space="0" w:color="000000"/>
-                <w:right w:val="none" w:sz="0" w:space="0" w:color="000000"/>
-              </w:pBdr>
-              <w:spacing w:after="100" w:before="100" w:line="240"/>
-              <w:ind w:left="100" w:right="100" w:firstLine="0" w:firstLineChars="0"/>
-              <w:rPr>
-                <w:rFonts w:ascii="Arial" w:hAnsi="Arial" w:eastAsia="Arial" w:cs="Arial"/>
-                <w:i w:val="false"/>
-                <w:b w:val="false"/>
-                <w:u w:val="none"/>
-                <w:sz w:val="22"/>
-                <w:szCs w:val="22"/>
-                <w:color w:val="000000"/>
-              </w:rPr>
-            </w:pPr>
-            <w:r>
-              <w:rPr>
-                <w:rFonts w:ascii="Arial" w:hAnsi="Arial" w:eastAsia="Arial" w:cs="Arial"/>
-                <w:i w:val="false"/>
-                <w:b w:val="false"/>
-                <w:u w:val="none"/>
-                <w:sz w:val="22"/>
-                <w:szCs w:val="22"/>
-                <w:color w:val="000000"/>
-              </w:rPr>
-              <w:t xml:space="preserve">Fuel expenses</w:t>
-            </w:r>
-          </w:p>
-        </w:tc>
-        <w:tc>
-          <w:tcPr>
-            <w:tcBorders>
-              <w:bottom w:val="none" w:sz="0" w:space="0" w:color="000000"/>
-              <w:top w:val="none" w:sz="0" w:space="0" w:color="000000"/>
-              <w:left w:val="none" w:sz="0" w:space="0" w:color="000000"/>
-              <w:right w:val="none" w:sz="0" w:space="0" w:color="000000"/>
-            </w:tcBorders>
-            <w:shd w:val="clear" w:color="auto" w:fill="FFFFFF"/>
-            <w:tcMar>
-              <w:top w:w="0" w:type="dxa"/>
-              <w:bottom w:w="0" w:type="dxa"/>
-              <w:left w:w="0" w:type="dxa"/>
-              <w:right w:w="0" w:type="dxa"/>
-            </w:tcMar>
-            <w:vAlign w:val="center"/>
-          </w:tcPr>
-          <w:p>
-            <w:pPr>
-              <w:jc w:val="left"/>
-              <w:pBdr>
-                <w:bottom w:val="none" w:sz="0" w:space="0" w:color="000000"/>
-                <w:top w:val="none" w:sz="0" w:space="0" w:color="000000"/>
-                <w:left w:val="none" w:sz="0" w:space="0" w:color="000000"/>
-                <w:right w:val="none" w:sz="0" w:space="0" w:color="000000"/>
-              </w:pBdr>
-              <w:spacing w:after="100" w:before="100" w:line="240"/>
-              <w:ind w:left="100" w:right="100" w:firstLine="0" w:firstLineChars="0"/>
-              <w:rPr>
-                <w:rFonts w:ascii="Arial" w:hAnsi="Arial" w:eastAsia="Arial" w:cs="Arial"/>
-                <w:i w:val="false"/>
-                <w:b w:val="false"/>
-                <w:u w:val="none"/>
-                <w:sz w:val="22"/>
-                <w:szCs w:val="22"/>
-                <w:color w:val="000000"/>
-              </w:rPr>
-            </w:pPr>
-            <w:r>
-              <w:rPr>
-                <w:rFonts w:ascii="Arial" w:hAnsi="Arial" w:eastAsia="Arial" w:cs="Arial"/>
-                <w:i w:val="false"/>
-                <w:b w:val="false"/>
-                <w:u w:val="none"/>
-                <w:sz w:val="22"/>
-                <w:szCs w:val="22"/>
-                <w:color w:val="000000"/>
-              </w:rPr>
-              <w:t xml:space="preserve"> 0.075</w:t>
-            </w:r>
-          </w:p>
-        </w:tc>
-        <w:tc>
-          <w:tcPr>
-            <w:tcBorders>
-              <w:bottom w:val="none" w:sz="0" w:space="0" w:color="000000"/>
-              <w:top w:val="none" w:sz="0" w:space="0" w:color="000000"/>
-              <w:left w:val="none" w:sz="0" w:space="0" w:color="000000"/>
-              <w:right w:val="none" w:sz="0" w:space="0" w:color="000000"/>
-            </w:tcBorders>
-            <w:shd w:val="clear" w:color="auto" w:fill="FFFFFF"/>
-            <w:tcMar>
-              <w:top w:w="0" w:type="dxa"/>
-              <w:bottom w:w="0" w:type="dxa"/>
-              <w:left w:w="0" w:type="dxa"/>
-              <w:right w:w="0" w:type="dxa"/>
-            </w:tcMar>
-            <w:vAlign w:val="center"/>
-          </w:tcPr>
-          <w:p>
-            <w:pPr>
-              <w:jc w:val="left"/>
-              <w:pBdr>
-                <w:bottom w:val="none" w:sz="0" w:space="0" w:color="000000"/>
-                <w:top w:val="none" w:sz="0" w:space="0" w:color="000000"/>
-                <w:left w:val="none" w:sz="0" w:space="0" w:color="000000"/>
-                <w:right w:val="none" w:sz="0" w:space="0" w:color="000000"/>
-              </w:pBdr>
-              <w:spacing w:after="100" w:before="100" w:line="240"/>
-              <w:ind w:left="100" w:right="100" w:firstLine="0" w:firstLineChars="0"/>
-              <w:rPr>
-                <w:rFonts w:ascii="Arial" w:hAnsi="Arial" w:eastAsia="Arial" w:cs="Arial"/>
-                <w:i w:val="false"/>
-                <w:b w:val="false"/>
-                <w:u w:val="none"/>
-                <w:sz w:val="22"/>
-                <w:szCs w:val="22"/>
-                <w:color w:val="000000"/>
-              </w:rPr>
-            </w:pPr>
-            <w:r>
-              <w:rPr>
-                <w:rFonts w:ascii="Arial" w:hAnsi="Arial" w:eastAsia="Arial" w:cs="Arial"/>
-                <w:i w:val="false"/>
-                <w:b w:val="false"/>
-                <w:u w:val="none"/>
-                <w:sz w:val="22"/>
-                <w:szCs w:val="22"/>
-                <w:color w:val="000000"/>
-              </w:rPr>
-              <w:t xml:space="preserve">0.020</w:t>
-            </w:r>
-          </w:p>
-        </w:tc>
-        <w:tc>
-          <w:tcPr>
-            <w:tcBorders>
-              <w:bottom w:val="none" w:sz="0" w:space="0" w:color="000000"/>
-              <w:top w:val="none" w:sz="0" w:space="0" w:color="000000"/>
-              <w:left w:val="none" w:sz="0" w:space="0" w:color="000000"/>
-              <w:right w:val="none" w:sz="0" w:space="0" w:color="000000"/>
-            </w:tcBorders>
-            <w:shd w:val="clear" w:color="auto" w:fill="FFFFFF"/>
-            <w:tcMar>
-              <w:top w:w="0" w:type="dxa"/>
-              <w:bottom w:w="0" w:type="dxa"/>
-              <w:left w:w="0" w:type="dxa"/>
-              <w:right w:w="0" w:type="dxa"/>
-            </w:tcMar>
-            <w:vAlign w:val="center"/>
-          </w:tcPr>
-          <w:p>
-            <w:pPr>
-              <w:jc w:val="left"/>
-              <w:pBdr>
-                <w:bottom w:val="none" w:sz="0" w:space="0" w:color="000000"/>
-                <w:top w:val="none" w:sz="0" w:space="0" w:color="000000"/>
-                <w:left w:val="none" w:sz="0" w:space="0" w:color="000000"/>
-                <w:right w:val="none" w:sz="0" w:space="0" w:color="000000"/>
-              </w:pBdr>
-              <w:spacing w:after="100" w:before="100" w:line="240"/>
-              <w:ind w:left="100" w:right="100" w:firstLine="0" w:firstLineChars="0"/>
-              <w:rPr>
-                <w:rFonts w:ascii="Arial" w:hAnsi="Arial" w:eastAsia="Arial" w:cs="Arial"/>
-                <w:i w:val="false"/>
-                <w:b w:val="false"/>
-                <w:u w:val="none"/>
-                <w:sz w:val="22"/>
-                <w:szCs w:val="22"/>
-                <w:color w:val="000000"/>
-              </w:rPr>
-            </w:pPr>
-            <w:r>
-              <w:rPr>
-                <w:rFonts w:ascii="Arial" w:hAnsi="Arial" w:eastAsia="Arial" w:cs="Arial"/>
-                <w:i w:val="false"/>
-                <w:b w:val="false"/>
-                <w:u w:val="none"/>
-                <w:sz w:val="22"/>
-                <w:szCs w:val="22"/>
-                <w:color w:val="000000"/>
-              </w:rPr>
-              <w:t xml:space="preserve">  3.724</w:t>
-            </w:r>
-          </w:p>
-        </w:tc>
-        <w:tc>
-          <w:tcPr>
-            <w:tcBorders>
-              <w:bottom w:val="none" w:sz="0" w:space="0" w:color="000000"/>
-              <w:top w:val="none" w:sz="0" w:space="0" w:color="000000"/>
-              <w:left w:val="none" w:sz="0" w:space="0" w:color="000000"/>
-              <w:right w:val="none" w:sz="0" w:space="0" w:color="000000"/>
-            </w:tcBorders>
-            <w:shd w:val="clear" w:color="auto" w:fill="FFFFFF"/>
-            <w:tcMar>
-              <w:top w:w="0" w:type="dxa"/>
-              <w:bottom w:w="0" w:type="dxa"/>
-              <w:left w:w="0" w:type="dxa"/>
-              <w:right w:w="0" w:type="dxa"/>
-            </w:tcMar>
-            <w:vAlign w:val="center"/>
-          </w:tcPr>
-          <w:p>
-            <w:pPr>
-              <w:jc w:val="left"/>
-              <w:pBdr>
-                <w:bottom w:val="none" w:sz="0" w:space="0" w:color="000000"/>
-                <w:top w:val="none" w:sz="0" w:space="0" w:color="000000"/>
-                <w:left w:val="none" w:sz="0" w:space="0" w:color="000000"/>
-                <w:right w:val="none" w:sz="0" w:space="0" w:color="000000"/>
-              </w:pBdr>
-              <w:spacing w:after="100" w:before="100" w:line="240"/>
-              <w:ind w:left="100" w:right="100" w:firstLine="0" w:firstLineChars="0"/>
-              <w:rPr>
-                <w:rFonts w:ascii="Arial" w:hAnsi="Arial" w:eastAsia="Arial" w:cs="Arial"/>
-                <w:i w:val="false"/>
-                <w:b w:val="false"/>
-                <w:u w:val="none"/>
-                <w:sz w:val="22"/>
-                <w:szCs w:val="22"/>
-                <w:color w:val="000000"/>
-              </w:rPr>
-            </w:pPr>
-            <w:r>
-              <w:rPr>
-                <w:rFonts w:ascii="Arial" w:hAnsi="Arial" w:eastAsia="Arial" w:cs="Arial"/>
-                <w:i w:val="false"/>
-                <w:b w:val="false"/>
-                <w:u w:val="none"/>
-                <w:sz w:val="22"/>
-                <w:szCs w:val="22"/>
-                <w:color w:val="000000"/>
-              </w:rPr>
-              <w:t xml:space="preserve">0.000</w:t>
-            </w:r>
-          </w:p>
-        </w:tc>
-        <w:tc>
-          <w:tcPr>
-            <w:tcBorders>
-              <w:bottom w:val="none" w:sz="0" w:space="0" w:color="000000"/>
-              <w:top w:val="none" w:sz="0" w:space="0" w:color="000000"/>
-              <w:left w:val="none" w:sz="0" w:space="0" w:color="000000"/>
-              <w:right w:val="none" w:sz="0" w:space="0" w:color="000000"/>
-            </w:tcBorders>
-            <w:shd w:val="clear" w:color="auto" w:fill="FFFFFF"/>
-            <w:tcMar>
-              <w:top w:w="0" w:type="dxa"/>
-              <w:bottom w:w="0" w:type="dxa"/>
-              <w:left w:w="0" w:type="dxa"/>
-              <w:right w:w="0" w:type="dxa"/>
-            </w:tcMar>
-            <w:vAlign w:val="center"/>
-          </w:tcPr>
-          <w:p>
-            <w:pPr>
-              <w:jc w:val="left"/>
-              <w:pBdr>
-                <w:bottom w:val="none" w:sz="0" w:space="0" w:color="000000"/>
-                <w:top w:val="none" w:sz="0" w:space="0" w:color="000000"/>
-                <w:left w:val="none" w:sz="0" w:space="0" w:color="000000"/>
-                <w:right w:val="none" w:sz="0" w:space="0" w:color="000000"/>
-              </w:pBdr>
-              <w:spacing w:after="100" w:before="100" w:line="240"/>
-              <w:ind w:left="100" w:right="100" w:firstLine="0" w:firstLineChars="0"/>
-              <w:rPr>
-                <w:rFonts w:ascii="Arial" w:hAnsi="Arial" w:eastAsia="Arial" w:cs="Arial"/>
-                <w:i w:val="false"/>
-                <w:b w:val="false"/>
-                <w:u w:val="none"/>
-                <w:sz w:val="22"/>
-                <w:szCs w:val="22"/>
-                <w:color w:val="000000"/>
-              </w:rPr>
-            </w:pPr>
-            <w:r>
-              <w:rPr>
-                <w:rFonts w:ascii="Arial" w:hAnsi="Arial" w:eastAsia="Arial" w:cs="Arial"/>
-                <w:i w:val="false"/>
-                <w:b w:val="false"/>
-                <w:u w:val="none"/>
-                <w:sz w:val="22"/>
-                <w:szCs w:val="22"/>
-                <w:color w:val="000000"/>
-              </w:rPr>
-              <w:t xml:space="preserve"> 0.036</w:t>
-            </w:r>
-          </w:p>
-        </w:tc>
-        <w:tc>
-          <w:tcPr>
-            <w:tcBorders>
-              <w:bottom w:val="none" w:sz="0" w:space="0" w:color="000000"/>
-              <w:top w:val="none" w:sz="0" w:space="0" w:color="000000"/>
-              <w:left w:val="none" w:sz="0" w:space="0" w:color="000000"/>
-              <w:right w:val="none" w:sz="0" w:space="0" w:color="000000"/>
-            </w:tcBorders>
-            <w:shd w:val="clear" w:color="auto" w:fill="FFFFFF"/>
-            <w:tcMar>
-              <w:top w:w="0" w:type="dxa"/>
-              <w:bottom w:w="0" w:type="dxa"/>
-              <w:left w:w="0" w:type="dxa"/>
-              <w:right w:w="0" w:type="dxa"/>
-            </w:tcMar>
-            <w:vAlign w:val="center"/>
-          </w:tcPr>
-          <w:p>
-            <w:pPr>
-              <w:jc w:val="left"/>
-              <w:pBdr>
-                <w:bottom w:val="none" w:sz="0" w:space="0" w:color="000000"/>
-                <w:top w:val="none" w:sz="0" w:space="0" w:color="000000"/>
-                <w:left w:val="none" w:sz="0" w:space="0" w:color="000000"/>
-                <w:right w:val="none" w:sz="0" w:space="0" w:color="000000"/>
-              </w:pBdr>
-              <w:spacing w:after="100" w:before="100" w:line="240"/>
-              <w:ind w:left="100" w:right="100" w:firstLine="0" w:firstLineChars="0"/>
-              <w:rPr>
-                <w:rFonts w:ascii="Arial" w:hAnsi="Arial" w:eastAsia="Arial" w:cs="Arial"/>
-                <w:i w:val="false"/>
-                <w:b w:val="false"/>
-                <w:u w:val="none"/>
-                <w:sz w:val="22"/>
-                <w:szCs w:val="22"/>
-                <w:color w:val="000000"/>
-              </w:rPr>
-            </w:pPr>
-            <w:r>
-              <w:rPr>
-                <w:rFonts w:ascii="Arial" w:hAnsi="Arial" w:eastAsia="Arial" w:cs="Arial"/>
-                <w:i w:val="false"/>
-                <w:b w:val="false"/>
-                <w:u w:val="none"/>
-                <w:sz w:val="22"/>
-                <w:szCs w:val="22"/>
-                <w:color w:val="000000"/>
-              </w:rPr>
-              <w:t xml:space="preserve"> 0.115</w:t>
-            </w:r>
-          </w:p>
-        </w:tc>
-        <w:tc>
-          <w:tcPr>
-            <w:tcBorders>
-              <w:bottom w:val="none" w:sz="0" w:space="0" w:color="000000"/>
-              <w:top w:val="none" w:sz="0" w:space="0" w:color="000000"/>
-              <w:left w:val="none" w:sz="0" w:space="0" w:color="000000"/>
-              <w:right w:val="none" w:sz="0" w:space="0" w:color="000000"/>
-            </w:tcBorders>
-            <w:shd w:val="clear" w:color="auto" w:fill="FFFFFF"/>
-            <w:tcMar>
-              <w:top w:w="0" w:type="dxa"/>
-              <w:bottom w:w="0" w:type="dxa"/>
-              <w:left w:w="0" w:type="dxa"/>
-              <w:right w:w="0" w:type="dxa"/>
-            </w:tcMar>
-            <w:vAlign w:val="center"/>
-          </w:tcPr>
-          <w:p>
-            <w:pPr>
-              <w:jc w:val="left"/>
-              <w:pBdr>
-                <w:bottom w:val="none" w:sz="0" w:space="0" w:color="000000"/>
-                <w:top w:val="none" w:sz="0" w:space="0" w:color="000000"/>
-                <w:left w:val="none" w:sz="0" w:space="0" w:color="000000"/>
-                <w:right w:val="none" w:sz="0" w:space="0" w:color="000000"/>
-              </w:pBdr>
-              <w:spacing w:after="100" w:before="100" w:line="240"/>
-              <w:ind w:left="100" w:right="100" w:firstLine="0" w:firstLineChars="0"/>
-              <w:rPr>
-                <w:rFonts w:ascii="Arial" w:hAnsi="Arial" w:eastAsia="Arial" w:cs="Arial"/>
-                <w:i w:val="false"/>
-                <w:b w:val="false"/>
-                <w:u w:val="none"/>
-                <w:sz w:val="22"/>
-                <w:szCs w:val="22"/>
-                <w:color w:val="000000"/>
-              </w:rPr>
-            </w:pPr>
-            <w:r>
-              <w:rPr>
-                <w:rFonts w:ascii="Arial" w:hAnsi="Arial" w:eastAsia="Arial" w:cs="Arial"/>
-                <w:i w:val="false"/>
-                <w:b w:val="false"/>
-                <w:u w:val="none"/>
-                <w:sz w:val="22"/>
-                <w:szCs w:val="22"/>
-                <w:color w:val="000000"/>
-              </w:rPr>
-              <w:t xml:space="preserve">*</w:t>
-            </w:r>
-          </w:p>
-        </w:tc>
-        <w:tc>
-          <w:tcPr>
-            <w:tcBorders>
-              <w:bottom w:val="none" w:sz="0" w:space="0" w:color="000000"/>
-              <w:top w:val="none" w:sz="0" w:space="0" w:color="000000"/>
-              <w:left w:val="none" w:sz="0" w:space="0" w:color="000000"/>
-              <w:right w:val="none" w:sz="0" w:space="0" w:color="000000"/>
-            </w:tcBorders>
-            <w:shd w:val="clear" w:color="auto" w:fill="FFFFFF"/>
-            <w:tcMar>
-              <w:top w:w="0" w:type="dxa"/>
-              <w:bottom w:w="0" w:type="dxa"/>
-              <w:left w:w="0" w:type="dxa"/>
-              <w:right w:w="0" w:type="dxa"/>
-            </w:tcMar>
-            <w:vAlign w:val="center"/>
-          </w:tcPr>
-          <w:p>
-            <w:pPr>
-              <w:jc w:val="left"/>
-              <w:pBdr>
-                <w:bottom w:val="none" w:sz="0" w:space="0" w:color="000000"/>
-                <w:top w:val="none" w:sz="0" w:space="0" w:color="000000"/>
-                <w:left w:val="none" w:sz="0" w:space="0" w:color="000000"/>
-                <w:right w:val="none" w:sz="0" w:space="0" w:color="000000"/>
-              </w:pBdr>
-              <w:spacing w:after="100" w:before="100" w:line="240"/>
-              <w:ind w:left="100" w:right="100" w:firstLine="0" w:firstLineChars="0"/>
-              <w:rPr>
-                <w:rFonts w:ascii="Arial" w:hAnsi="Arial" w:eastAsia="Arial" w:cs="Arial"/>
-                <w:i w:val="false"/>
-                <w:b w:val="false"/>
-                <w:u w:val="none"/>
-                <w:sz w:val="22"/>
-                <w:szCs w:val="22"/>
-                <w:color w:val="000000"/>
-              </w:rPr>
-            </w:pPr>
-            <w:r>
-              <w:rPr>
-                <w:rFonts w:ascii="Arial" w:hAnsi="Arial" w:eastAsia="Arial" w:cs="Arial"/>
-                <w:i w:val="false"/>
-                <w:b w:val="false"/>
-                <w:u w:val="none"/>
-                <w:sz w:val="22"/>
-                <w:szCs w:val="22"/>
-                <w:color w:val="000000"/>
-              </w:rPr>
-              <w:t xml:space="preserve">increasing</w:t>
-            </w:r>
-          </w:p>
-        </w:tc>
-        <w:tc>
-          <w:tcPr>
-            <w:tcBorders>
-              <w:bottom w:val="none" w:sz="0" w:space="0" w:color="000000"/>
-              <w:top w:val="none" w:sz="0" w:space="0" w:color="000000"/>
-              <w:left w:val="none" w:sz="0" w:space="0" w:color="000000"/>
-              <w:right w:val="none" w:sz="0" w:space="0" w:color="000000"/>
-            </w:tcBorders>
-            <w:shd w:val="clear" w:color="auto" w:fill="FFFFFF"/>
-            <w:tcMar>
-              <w:top w:w="0" w:type="dxa"/>
-              <w:bottom w:w="0" w:type="dxa"/>
-              <w:left w:w="0" w:type="dxa"/>
-              <w:right w:w="0" w:type="dxa"/>
-            </w:tcMar>
-            <w:vAlign w:val="center"/>
-          </w:tcPr>
-          <w:p>
-            <w:pPr>
-              <w:jc w:val="right"/>
-              <w:pBdr>
-                <w:bottom w:val="none" w:sz="0" w:space="0" w:color="000000"/>
-                <w:top w:val="none" w:sz="0" w:space="0" w:color="000000"/>
-                <w:left w:val="none" w:sz="0" w:space="0" w:color="000000"/>
-                <w:right w:val="none" w:sz="0" w:space="0" w:color="000000"/>
-              </w:pBdr>
-              <w:spacing w:after="100" w:before="100" w:line="240"/>
-              <w:ind w:left="100" w:right="100" w:firstLine="0" w:firstLineChars="0"/>
-              <w:rPr>
-                <w:rFonts w:ascii="Arial" w:hAnsi="Arial" w:eastAsia="Arial" w:cs="Arial"/>
-                <w:i w:val="false"/>
-                <w:b w:val="false"/>
-                <w:u w:val="none"/>
-                <w:sz w:val="22"/>
-                <w:szCs w:val="22"/>
-                <w:color w:val="000000"/>
-              </w:rPr>
-            </w:pPr>
-            <w:r>
-              <w:rPr>
-                <w:rFonts w:ascii="Arial" w:hAnsi="Arial" w:eastAsia="Arial" w:cs="Arial"/>
-                <w:i w:val="false"/>
-                <w:b w:val="false"/>
-                <w:u w:val="none"/>
-                <w:sz w:val="22"/>
-                <w:szCs w:val="22"/>
-                <w:color w:val="000000"/>
-              </w:rPr>
-              <w:t xml:space="preserve">TRUE</w:t>
-            </w:r>
-          </w:p>
-        </w:tc>
-        <w:tc>
-          <w:tcPr>
-            <w:tcBorders>
-              <w:bottom w:val="none" w:sz="0" w:space="0" w:color="000000"/>
-              <w:top w:val="none" w:sz="0" w:space="0" w:color="000000"/>
-              <w:left w:val="none" w:sz="0" w:space="0" w:color="000000"/>
-              <w:right w:val="none" w:sz="0" w:space="0" w:color="000000"/>
-            </w:tcBorders>
-            <w:shd w:val="clear" w:color="auto" w:fill="FFFFFF"/>
-            <w:tcMar>
-              <w:top w:w="0" w:type="dxa"/>
-              <w:bottom w:w="0" w:type="dxa"/>
-              <w:left w:w="0" w:type="dxa"/>
-              <w:right w:w="0" w:type="dxa"/>
-            </w:tcMar>
-            <w:vAlign w:val="center"/>
-          </w:tcPr>
-          <w:p>
-            <w:pPr>
-              <w:jc w:val="left"/>
-              <w:pBdr>
-                <w:bottom w:val="none" w:sz="0" w:space="0" w:color="000000"/>
-                <w:top w:val="none" w:sz="0" w:space="0" w:color="000000"/>
-                <w:left w:val="none" w:sz="0" w:space="0" w:color="000000"/>
-                <w:right w:val="none" w:sz="0" w:space="0" w:color="000000"/>
-              </w:pBdr>
-              <w:spacing w:after="100" w:before="100" w:line="240"/>
-              <w:ind w:left="100" w:right="100" w:firstLine="0" w:firstLineChars="0"/>
-              <w:rPr>
-                <w:rFonts w:ascii="Arial" w:hAnsi="Arial" w:eastAsia="Arial" w:cs="Arial"/>
-                <w:i w:val="false"/>
-                <w:b w:val="false"/>
-                <w:u w:val="none"/>
-                <w:sz w:val="22"/>
-                <w:szCs w:val="22"/>
-                <w:color w:val="000000"/>
-              </w:rPr>
-            </w:pPr>
-            <w:r>
-              <w:rPr>
-                <w:rFonts w:ascii="Arial" w:hAnsi="Arial" w:eastAsia="Arial" w:cs="Arial"/>
-                <w:i w:val="false"/>
-                <w:b w:val="false"/>
-                <w:u w:val="none"/>
-                <w:sz w:val="22"/>
-                <w:szCs w:val="22"/>
-                <w:color w:val="000000"/>
-              </w:rPr>
-              <w:t xml:space="preserve">worse</w:t>
-            </w:r>
-          </w:p>
-        </w:tc>
-      </w:tr>
-      <w:tr>
-        <w:trPr>
-          <w:trHeight w:val="617" w:hRule="auto"/>
-        </w:trPr>
-        body10
-        <w:tc>
-          <w:tcPr>
-            <w:tcBorders>
-              <w:bottom w:val="single" w:sz="12" w:space="0" w:color="666666"/>
-              <w:top w:val="none" w:sz="0" w:space="0" w:color="000000"/>
-              <w:left w:val="none" w:sz="0" w:space="0" w:color="000000"/>
-              <w:right w:val="none" w:sz="0" w:space="0" w:color="000000"/>
-            </w:tcBorders>
-            <w:shd w:val="clear" w:color="auto" w:fill="FFFFFF"/>
-            <w:tcMar>
-              <w:top w:w="0" w:type="dxa"/>
-              <w:bottom w:w="0" w:type="dxa"/>
-              <w:left w:w="0" w:type="dxa"/>
-              <w:right w:w="0" w:type="dxa"/>
-            </w:tcMar>
-            <w:vAlign w:val="center"/>
-          </w:tcPr>
-          <w:p>
-            <w:pPr>
-              <w:jc w:val="left"/>
-              <w:pBdr>
-                <w:bottom w:val="none" w:sz="0" w:space="0" w:color="000000"/>
-                <w:top w:val="none" w:sz="0" w:space="0" w:color="000000"/>
-                <w:left w:val="none" w:sz="0" w:space="0" w:color="000000"/>
-                <w:right w:val="none" w:sz="0" w:space="0" w:color="000000"/>
-              </w:pBdr>
-              <w:spacing w:after="100" w:before="100" w:line="240"/>
-              <w:ind w:left="100" w:right="100" w:firstLine="0" w:firstLineChars="0"/>
-              <w:rPr>
-                <w:rFonts w:ascii="Arial" w:hAnsi="Arial" w:eastAsia="Arial" w:cs="Arial"/>
-                <w:i w:val="false"/>
-                <w:b w:val="false"/>
-                <w:u w:val="none"/>
-                <w:sz w:val="22"/>
-                <w:szCs w:val="22"/>
-                <w:color w:val="000000"/>
-              </w:rPr>
-            </w:pPr>
-            <w:r>
-              <w:rPr>
-                <w:rFonts w:ascii="Arial" w:hAnsi="Arial" w:eastAsia="Arial" w:cs="Arial"/>
-                <w:i w:val="false"/>
-                <w:b w:val="false"/>
-                <w:u w:val="none"/>
-                <w:sz w:val="22"/>
-                <w:szCs w:val="22"/>
-                <w:color w:val="000000"/>
-              </w:rPr>
-              <w:t xml:space="preserve">environment</w:t>
-            </w:r>
-          </w:p>
-        </w:tc>
-        <w:tc>
-          <w:tcPr>
-            <w:tcBorders>
-              <w:bottom w:val="single" w:sz="12" w:space="0" w:color="666666"/>
-              <w:top w:val="none" w:sz="0" w:space="0" w:color="000000"/>
-              <w:left w:val="none" w:sz="0" w:space="0" w:color="000000"/>
-              <w:right w:val="none" w:sz="0" w:space="0" w:color="000000"/>
-            </w:tcBorders>
-            <w:shd w:val="clear" w:color="auto" w:fill="FFFFFF"/>
-            <w:tcMar>
-              <w:top w:w="0" w:type="dxa"/>
-              <w:bottom w:w="0" w:type="dxa"/>
-              <w:left w:w="0" w:type="dxa"/>
-              <w:right w:w="0" w:type="dxa"/>
-            </w:tcMar>
-            <w:vAlign w:val="center"/>
-          </w:tcPr>
-          <w:p>
-            <w:pPr>
-              <w:jc w:val="left"/>
-              <w:pBdr>
-                <w:bottom w:val="none" w:sz="0" w:space="0" w:color="000000"/>
-                <w:top w:val="none" w:sz="0" w:space="0" w:color="000000"/>
-                <w:left w:val="none" w:sz="0" w:space="0" w:color="000000"/>
-                <w:right w:val="none" w:sz="0" w:space="0" w:color="000000"/>
-              </w:pBdr>
-              <w:spacing w:after="100" w:before="100" w:line="240"/>
-              <w:ind w:left="100" w:right="100" w:firstLine="0" w:firstLineChars="0"/>
-              <w:rPr>
-                <w:rFonts w:ascii="Arial" w:hAnsi="Arial" w:eastAsia="Arial" w:cs="Arial"/>
-                <w:i w:val="false"/>
-                <w:b w:val="false"/>
-                <w:u w:val="none"/>
-                <w:sz w:val="22"/>
-                <w:szCs w:val="22"/>
-                <w:color w:val="000000"/>
-              </w:rPr>
-            </w:pPr>
-            <w:r>
-              <w:rPr>
-                <w:rFonts w:ascii="Arial" w:hAnsi="Arial" w:eastAsia="Arial" w:cs="Arial"/>
-                <w:i w:val="false"/>
-                <w:b w:val="false"/>
-                <w:u w:val="none"/>
-                <w:sz w:val="22"/>
-                <w:szCs w:val="22"/>
-                <w:color w:val="000000"/>
-              </w:rPr>
-              <w:t xml:space="preserve">forests</w:t>
-            </w:r>
-          </w:p>
-        </w:tc>
-        <w:tc>
-          <w:tcPr>
-            <w:tcBorders>
-              <w:bottom w:val="single" w:sz="12" w:space="0" w:color="666666"/>
-              <w:top w:val="none" w:sz="0" w:space="0" w:color="000000"/>
-              <w:left w:val="none" w:sz="0" w:space="0" w:color="000000"/>
-              <w:right w:val="none" w:sz="0" w:space="0" w:color="000000"/>
-            </w:tcBorders>
-            <w:shd w:val="clear" w:color="auto" w:fill="FFFFFF"/>
-            <w:tcMar>
-              <w:top w:w="0" w:type="dxa"/>
-              <w:bottom w:w="0" w:type="dxa"/>
-              <w:left w:w="0" w:type="dxa"/>
-              <w:right w:w="0" w:type="dxa"/>
-            </w:tcMar>
-            <w:vAlign w:val="center"/>
-          </w:tcPr>
-          <w:p>
-            <w:pPr>
-              <w:jc w:val="left"/>
-              <w:pBdr>
-                <w:bottom w:val="none" w:sz="0" w:space="0" w:color="000000"/>
-                <w:top w:val="none" w:sz="0" w:space="0" w:color="000000"/>
-                <w:left w:val="none" w:sz="0" w:space="0" w:color="000000"/>
-                <w:right w:val="none" w:sz="0" w:space="0" w:color="000000"/>
-              </w:pBdr>
-              <w:spacing w:after="100" w:before="100" w:line="240"/>
-              <w:ind w:left="100" w:right="100" w:firstLine="0" w:firstLineChars="0"/>
-              <w:rPr>
-                <w:rFonts w:ascii="Arial" w:hAnsi="Arial" w:eastAsia="Arial" w:cs="Arial"/>
-                <w:i w:val="false"/>
-                <w:b w:val="false"/>
-                <w:u w:val="none"/>
-                <w:sz w:val="22"/>
-                <w:szCs w:val="22"/>
-                <w:color w:val="000000"/>
-              </w:rPr>
-            </w:pPr>
-            <w:r>
-              <w:rPr>
-                <w:rFonts w:ascii="Arial" w:hAnsi="Arial" w:eastAsia="Arial" w:cs="Arial"/>
-                <w:i w:val="false"/>
-                <w:b w:val="false"/>
-                <w:u w:val="none"/>
-                <w:sz w:val="22"/>
-                <w:szCs w:val="22"/>
-                <w:color w:val="000000"/>
-              </w:rPr>
-              <w:t xml:space="preserve">forest complexity</w:t>
-            </w:r>
-          </w:p>
-        </w:tc>
-        <w:tc>
-          <w:tcPr>
-            <w:tcBorders>
-              <w:bottom w:val="single" w:sz="12" w:space="0" w:color="666666"/>
-              <w:top w:val="none" w:sz="0" w:space="0" w:color="000000"/>
-              <w:left w:val="none" w:sz="0" w:space="0" w:color="000000"/>
-              <w:right w:val="none" w:sz="0" w:space="0" w:color="000000"/>
-            </w:tcBorders>
-            <w:shd w:val="clear" w:color="auto" w:fill="FFFFFF"/>
-            <w:tcMar>
-              <w:top w:w="0" w:type="dxa"/>
-              <w:bottom w:w="0" w:type="dxa"/>
-              <w:left w:w="0" w:type="dxa"/>
-              <w:right w:w="0" w:type="dxa"/>
-            </w:tcMar>
-            <w:vAlign w:val="center"/>
-          </w:tcPr>
-          <w:p>
-            <w:pPr>
-              <w:jc w:val="left"/>
-              <w:pBdr>
-                <w:bottom w:val="none" w:sz="0" w:space="0" w:color="000000"/>
-                <w:top w:val="none" w:sz="0" w:space="0" w:color="000000"/>
-                <w:left w:val="none" w:sz="0" w:space="0" w:color="000000"/>
-                <w:right w:val="none" w:sz="0" w:space="0" w:color="000000"/>
-              </w:pBdr>
-              <w:spacing w:after="100" w:before="100" w:line="240"/>
-              <w:ind w:left="100" w:right="100" w:firstLine="0" w:firstLineChars="0"/>
-              <w:rPr>
-                <w:rFonts w:ascii="Arial" w:hAnsi="Arial" w:eastAsia="Arial" w:cs="Arial"/>
-                <w:i w:val="false"/>
-                <w:b w:val="false"/>
-                <w:u w:val="none"/>
-                <w:sz w:val="22"/>
-                <w:szCs w:val="22"/>
-                <w:color w:val="000000"/>
-              </w:rPr>
-            </w:pPr>
-            <w:r>
-              <w:rPr>
-                <w:rFonts w:ascii="Arial" w:hAnsi="Arial" w:eastAsia="Arial" w:cs="Arial"/>
-                <w:i w:val="false"/>
-                <w:b w:val="false"/>
-                <w:u w:val="none"/>
-                <w:sz w:val="22"/>
-                <w:szCs w:val="22"/>
-                <w:color w:val="000000"/>
-              </w:rPr>
-              <w:t xml:space="preserve">Tree size diversity</w:t>
-            </w:r>
-          </w:p>
-        </w:tc>
-        <w:tc>
-          <w:tcPr>
-            <w:tcBorders>
-              <w:bottom w:val="single" w:sz="12" w:space="0" w:color="666666"/>
-              <w:top w:val="none" w:sz="0" w:space="0" w:color="000000"/>
-              <w:left w:val="none" w:sz="0" w:space="0" w:color="000000"/>
-              <w:right w:val="none" w:sz="0" w:space="0" w:color="000000"/>
-            </w:tcBorders>
-            <w:shd w:val="clear" w:color="auto" w:fill="FFFFFF"/>
-            <w:tcMar>
-              <w:top w:w="0" w:type="dxa"/>
-              <w:bottom w:w="0" w:type="dxa"/>
-              <w:left w:w="0" w:type="dxa"/>
-              <w:right w:w="0" w:type="dxa"/>
-            </w:tcMar>
-            <w:vAlign w:val="center"/>
-          </w:tcPr>
-          <w:p>
-            <w:pPr>
-              <w:jc w:val="left"/>
-              <w:pBdr>
-                <w:bottom w:val="none" w:sz="0" w:space="0" w:color="000000"/>
-                <w:top w:val="none" w:sz="0" w:space="0" w:color="000000"/>
-                <w:left w:val="none" w:sz="0" w:space="0" w:color="000000"/>
-                <w:right w:val="none" w:sz="0" w:space="0" w:color="000000"/>
-              </w:pBdr>
-              <w:spacing w:after="100" w:before="100" w:line="240"/>
-              <w:ind w:left="100" w:right="100" w:firstLine="0" w:firstLineChars="0"/>
-              <w:rPr>
-                <w:rFonts w:ascii="Arial" w:hAnsi="Arial" w:eastAsia="Arial" w:cs="Arial"/>
-                <w:i w:val="false"/>
-                <w:b w:val="false"/>
-                <w:u w:val="none"/>
-                <w:sz w:val="22"/>
-                <w:szCs w:val="22"/>
-                <w:color w:val="000000"/>
-              </w:rPr>
-            </w:pPr>
-            <w:r>
-              <w:rPr>
-                <w:rFonts w:ascii="Arial" w:hAnsi="Arial" w:eastAsia="Arial" w:cs="Arial"/>
-                <w:i w:val="false"/>
-                <w:b w:val="false"/>
-                <w:u w:val="none"/>
-                <w:sz w:val="22"/>
-                <w:szCs w:val="22"/>
-                <w:color w:val="000000"/>
-              </w:rPr>
-              <w:t xml:space="preserve"> 0.268</w:t>
-            </w:r>
-          </w:p>
-        </w:tc>
-        <w:tc>
-          <w:tcPr>
-            <w:tcBorders>
-              <w:bottom w:val="single" w:sz="12" w:space="0" w:color="666666"/>
-              <w:top w:val="none" w:sz="0" w:space="0" w:color="000000"/>
-              <w:left w:val="none" w:sz="0" w:space="0" w:color="000000"/>
-              <w:right w:val="none" w:sz="0" w:space="0" w:color="000000"/>
-            </w:tcBorders>
-            <w:shd w:val="clear" w:color="auto" w:fill="FFFFFF"/>
-            <w:tcMar>
-              <w:top w:w="0" w:type="dxa"/>
-              <w:bottom w:w="0" w:type="dxa"/>
-              <w:left w:w="0" w:type="dxa"/>
-              <w:right w:w="0" w:type="dxa"/>
-            </w:tcMar>
-            <w:vAlign w:val="center"/>
-          </w:tcPr>
-          <w:p>
-            <w:pPr>
-              <w:jc w:val="left"/>
-              <w:pBdr>
-                <w:bottom w:val="none" w:sz="0" w:space="0" w:color="000000"/>
-                <w:top w:val="none" w:sz="0" w:space="0" w:color="000000"/>
-                <w:left w:val="none" w:sz="0" w:space="0" w:color="000000"/>
-                <w:right w:val="none" w:sz="0" w:space="0" w:color="000000"/>
-              </w:pBdr>
-              <w:spacing w:after="100" w:before="100" w:line="240"/>
-              <w:ind w:left="100" w:right="100" w:firstLine="0" w:firstLineChars="0"/>
-              <w:rPr>
-                <w:rFonts w:ascii="Arial" w:hAnsi="Arial" w:eastAsia="Arial" w:cs="Arial"/>
-                <w:i w:val="false"/>
-                <w:b w:val="false"/>
-                <w:u w:val="none"/>
-                <w:sz w:val="22"/>
-                <w:szCs w:val="22"/>
-                <w:color w:val="000000"/>
-              </w:rPr>
-            </w:pPr>
-            <w:r>
-              <w:rPr>
-                <w:rFonts w:ascii="Arial" w:hAnsi="Arial" w:eastAsia="Arial" w:cs="Arial"/>
-                <w:i w:val="false"/>
-                <w:b w:val="false"/>
-                <w:u w:val="none"/>
-                <w:sz w:val="22"/>
-                <w:szCs w:val="22"/>
-                <w:color w:val="000000"/>
-              </w:rPr>
-              <w:t xml:space="preserve">0.019</w:t>
-            </w:r>
-          </w:p>
-        </w:tc>
-        <w:tc>
-          <w:tcPr>
-            <w:tcBorders>
-              <w:bottom w:val="single" w:sz="12" w:space="0" w:color="666666"/>
-              <w:top w:val="none" w:sz="0" w:space="0" w:color="000000"/>
-              <w:left w:val="none" w:sz="0" w:space="0" w:color="000000"/>
-              <w:right w:val="none" w:sz="0" w:space="0" w:color="000000"/>
-            </w:tcBorders>
-            <w:shd w:val="clear" w:color="auto" w:fill="FFFFFF"/>
-            <w:tcMar>
-              <w:top w:w="0" w:type="dxa"/>
-              <w:bottom w:w="0" w:type="dxa"/>
-              <w:left w:w="0" w:type="dxa"/>
-              <w:right w:w="0" w:type="dxa"/>
-            </w:tcMar>
-            <w:vAlign w:val="center"/>
-          </w:tcPr>
-          <w:p>
-            <w:pPr>
-              <w:jc w:val="left"/>
-              <w:pBdr>
-                <w:bottom w:val="none" w:sz="0" w:space="0" w:color="000000"/>
-                <w:top w:val="none" w:sz="0" w:space="0" w:color="000000"/>
-                <w:left w:val="none" w:sz="0" w:space="0" w:color="000000"/>
-                <w:right w:val="none" w:sz="0" w:space="0" w:color="000000"/>
-              </w:pBdr>
-              <w:spacing w:after="100" w:before="100" w:line="240"/>
-              <w:ind w:left="100" w:right="100" w:firstLine="0" w:firstLineChars="0"/>
-              <w:rPr>
-                <w:rFonts w:ascii="Arial" w:hAnsi="Arial" w:eastAsia="Arial" w:cs="Arial"/>
-                <w:i w:val="false"/>
-                <w:b w:val="false"/>
-                <w:u w:val="none"/>
-                <w:sz w:val="22"/>
-                <w:szCs w:val="22"/>
-                <w:color w:val="000000"/>
-              </w:rPr>
-            </w:pPr>
-            <w:r>
-              <w:rPr>
-                <w:rFonts w:ascii="Arial" w:hAnsi="Arial" w:eastAsia="Arial" w:cs="Arial"/>
-                <w:i w:val="false"/>
-                <w:b w:val="false"/>
-                <w:u w:val="none"/>
-                <w:sz w:val="22"/>
-                <w:szCs w:val="22"/>
-                <w:color w:val="000000"/>
-              </w:rPr>
-              <w:t xml:space="preserve"> 14.393</w:t>
-            </w:r>
-          </w:p>
-        </w:tc>
-        <w:tc>
-          <w:tcPr>
-            <w:tcBorders>
-              <w:bottom w:val="single" w:sz="12" w:space="0" w:color="666666"/>
-              <w:top w:val="none" w:sz="0" w:space="0" w:color="000000"/>
-              <w:left w:val="none" w:sz="0" w:space="0" w:color="000000"/>
-              <w:right w:val="none" w:sz="0" w:space="0" w:color="000000"/>
-            </w:tcBorders>
-            <w:shd w:val="clear" w:color="auto" w:fill="FFFFFF"/>
-            <w:tcMar>
-              <w:top w:w="0" w:type="dxa"/>
-              <w:bottom w:w="0" w:type="dxa"/>
-              <w:left w:w="0" w:type="dxa"/>
-              <w:right w:w="0" w:type="dxa"/>
-            </w:tcMar>
-            <w:vAlign w:val="center"/>
-          </w:tcPr>
-          <w:p>
-            <w:pPr>
-              <w:jc w:val="left"/>
-              <w:pBdr>
-                <w:bottom w:val="none" w:sz="0" w:space="0" w:color="000000"/>
-                <w:top w:val="none" w:sz="0" w:space="0" w:color="000000"/>
-                <w:left w:val="none" w:sz="0" w:space="0" w:color="000000"/>
-                <w:right w:val="none" w:sz="0" w:space="0" w:color="000000"/>
-              </w:pBdr>
-              <w:spacing w:after="100" w:before="100" w:line="240"/>
-              <w:ind w:left="100" w:right="100" w:firstLine="0" w:firstLineChars="0"/>
-              <w:rPr>
-                <w:rFonts w:ascii="Arial" w:hAnsi="Arial" w:eastAsia="Arial" w:cs="Arial"/>
-                <w:i w:val="false"/>
-                <w:b w:val="false"/>
-                <w:u w:val="none"/>
-                <w:sz w:val="22"/>
-                <w:szCs w:val="22"/>
-                <w:color w:val="000000"/>
-              </w:rPr>
-            </w:pPr>
-            <w:r>
-              <w:rPr>
-                <w:rFonts w:ascii="Arial" w:hAnsi="Arial" w:eastAsia="Arial" w:cs="Arial"/>
-                <w:i w:val="false"/>
-                <w:b w:val="false"/>
-                <w:u w:val="none"/>
-                <w:sz w:val="22"/>
-                <w:szCs w:val="22"/>
-                <w:color w:val="000000"/>
-              </w:rPr>
-              <w:t xml:space="preserve">0.000</w:t>
-            </w:r>
-          </w:p>
-        </w:tc>
-        <w:tc>
-          <w:tcPr>
-            <w:tcBorders>
-              <w:bottom w:val="single" w:sz="12" w:space="0" w:color="666666"/>
-              <w:top w:val="none" w:sz="0" w:space="0" w:color="000000"/>
-              <w:left w:val="none" w:sz="0" w:space="0" w:color="000000"/>
-              <w:right w:val="none" w:sz="0" w:space="0" w:color="000000"/>
-            </w:tcBorders>
-            <w:shd w:val="clear" w:color="auto" w:fill="FFFFFF"/>
-            <w:tcMar>
-              <w:top w:w="0" w:type="dxa"/>
-              <w:bottom w:w="0" w:type="dxa"/>
-              <w:left w:w="0" w:type="dxa"/>
-              <w:right w:w="0" w:type="dxa"/>
-            </w:tcMar>
-            <w:vAlign w:val="center"/>
-          </w:tcPr>
-          <w:p>
-            <w:pPr>
-              <w:jc w:val="left"/>
-              <w:pBdr>
-                <w:bottom w:val="none" w:sz="0" w:space="0" w:color="000000"/>
-                <w:top w:val="none" w:sz="0" w:space="0" w:color="000000"/>
-                <w:left w:val="none" w:sz="0" w:space="0" w:color="000000"/>
-                <w:right w:val="none" w:sz="0" w:space="0" w:color="000000"/>
-              </w:pBdr>
-              <w:spacing w:after="100" w:before="100" w:line="240"/>
-              <w:ind w:left="100" w:right="100" w:firstLine="0" w:firstLineChars="0"/>
-              <w:rPr>
-                <w:rFonts w:ascii="Arial" w:hAnsi="Arial" w:eastAsia="Arial" w:cs="Arial"/>
-                <w:i w:val="false"/>
-                <w:b w:val="false"/>
-                <w:u w:val="none"/>
-                <w:sz w:val="22"/>
-                <w:szCs w:val="22"/>
-                <w:color w:val="000000"/>
-              </w:rPr>
-            </w:pPr>
-            <w:r>
-              <w:rPr>
-                <w:rFonts w:ascii="Arial" w:hAnsi="Arial" w:eastAsia="Arial" w:cs="Arial"/>
-                <w:i w:val="false"/>
-                <w:b w:val="false"/>
-                <w:u w:val="none"/>
-                <w:sz w:val="22"/>
-                <w:szCs w:val="22"/>
-                <w:color w:val="000000"/>
-              </w:rPr>
-              <w:t xml:space="preserve"> 0.231</w:t>
-            </w:r>
-          </w:p>
-        </w:tc>
-        <w:tc>
-          <w:tcPr>
-            <w:tcBorders>
-              <w:bottom w:val="single" w:sz="12" w:space="0" w:color="666666"/>
-              <w:top w:val="none" w:sz="0" w:space="0" w:color="000000"/>
-              <w:left w:val="none" w:sz="0" w:space="0" w:color="000000"/>
-              <w:right w:val="none" w:sz="0" w:space="0" w:color="000000"/>
-            </w:tcBorders>
-            <w:shd w:val="clear" w:color="auto" w:fill="FFFFFF"/>
-            <w:tcMar>
-              <w:top w:w="0" w:type="dxa"/>
-              <w:bottom w:w="0" w:type="dxa"/>
-              <w:left w:w="0" w:type="dxa"/>
-              <w:right w:w="0" w:type="dxa"/>
-            </w:tcMar>
-            <w:vAlign w:val="center"/>
-          </w:tcPr>
-          <w:p>
-            <w:pPr>
-              <w:jc w:val="left"/>
-              <w:pBdr>
-                <w:bottom w:val="none" w:sz="0" w:space="0" w:color="000000"/>
-                <w:top w:val="none" w:sz="0" w:space="0" w:color="000000"/>
-                <w:left w:val="none" w:sz="0" w:space="0" w:color="000000"/>
-                <w:right w:val="none" w:sz="0" w:space="0" w:color="000000"/>
-              </w:pBdr>
-              <w:spacing w:after="100" w:before="100" w:line="240"/>
-              <w:ind w:left="100" w:right="100" w:firstLine="0" w:firstLineChars="0"/>
-              <w:rPr>
-                <w:rFonts w:ascii="Arial" w:hAnsi="Arial" w:eastAsia="Arial" w:cs="Arial"/>
-                <w:i w:val="false"/>
-                <w:b w:val="false"/>
-                <w:u w:val="none"/>
-                <w:sz w:val="22"/>
-                <w:szCs w:val="22"/>
-                <w:color w:val="000000"/>
-              </w:rPr>
-            </w:pPr>
-            <w:r>
-              <w:rPr>
-                <w:rFonts w:ascii="Arial" w:hAnsi="Arial" w:eastAsia="Arial" w:cs="Arial"/>
-                <w:i w:val="false"/>
-                <w:b w:val="false"/>
-                <w:u w:val="none"/>
-                <w:sz w:val="22"/>
-                <w:szCs w:val="22"/>
-                <w:color w:val="000000"/>
-              </w:rPr>
-              <w:t xml:space="preserve"> 0.304</w:t>
-            </w:r>
-          </w:p>
-        </w:tc>
-        <w:tc>
-          <w:tcPr>
-            <w:tcBorders>
-              <w:bottom w:val="single" w:sz="12" w:space="0" w:color="666666"/>
-              <w:top w:val="none" w:sz="0" w:space="0" w:color="000000"/>
-              <w:left w:val="none" w:sz="0" w:space="0" w:color="000000"/>
-              <w:right w:val="none" w:sz="0" w:space="0" w:color="000000"/>
-            </w:tcBorders>
-            <w:shd w:val="clear" w:color="auto" w:fill="FFFFFF"/>
-            <w:tcMar>
-              <w:top w:w="0" w:type="dxa"/>
-              <w:bottom w:w="0" w:type="dxa"/>
-              <w:left w:w="0" w:type="dxa"/>
-              <w:right w:w="0" w:type="dxa"/>
-            </w:tcMar>
-            <w:vAlign w:val="center"/>
-          </w:tcPr>
-          <w:p>
-            <w:pPr>
-              <w:jc w:val="left"/>
-              <w:pBdr>
-                <w:bottom w:val="none" w:sz="0" w:space="0" w:color="000000"/>
-                <w:top w:val="none" w:sz="0" w:space="0" w:color="000000"/>
-                <w:left w:val="none" w:sz="0" w:space="0" w:color="000000"/>
-                <w:right w:val="none" w:sz="0" w:space="0" w:color="000000"/>
-              </w:pBdr>
-              <w:spacing w:after="100" w:before="100" w:line="240"/>
-              <w:ind w:left="100" w:right="100" w:firstLine="0" w:firstLineChars="0"/>
-              <w:rPr>
-                <w:rFonts w:ascii="Arial" w:hAnsi="Arial" w:eastAsia="Arial" w:cs="Arial"/>
-                <w:i w:val="false"/>
-                <w:b w:val="false"/>
-                <w:u w:val="none"/>
-                <w:sz w:val="22"/>
-                <w:szCs w:val="22"/>
-                <w:color w:val="000000"/>
-              </w:rPr>
-            </w:pPr>
-            <w:r>
-              <w:rPr>
-                <w:rFonts w:ascii="Arial" w:hAnsi="Arial" w:eastAsia="Arial" w:cs="Arial"/>
-                <w:i w:val="false"/>
-                <w:b w:val="false"/>
-                <w:u w:val="none"/>
-                <w:sz w:val="22"/>
-                <w:szCs w:val="22"/>
-                <w:color w:val="000000"/>
-              </w:rPr>
-              <w:t xml:space="preserve">*</w:t>
-            </w:r>
-          </w:p>
-        </w:tc>
-        <w:tc>
-          <w:tcPr>
-            <w:tcBorders>
-              <w:bottom w:val="single" w:sz="12" w:space="0" w:color="666666"/>
-              <w:top w:val="none" w:sz="0" w:space="0" w:color="000000"/>
-              <w:left w:val="none" w:sz="0" w:space="0" w:color="000000"/>
-              <w:right w:val="none" w:sz="0" w:space="0" w:color="000000"/>
-            </w:tcBorders>
-            <w:shd w:val="clear" w:color="auto" w:fill="FFFFFF"/>
-            <w:tcMar>
-              <w:top w:w="0" w:type="dxa"/>
-              <w:bottom w:w="0" w:type="dxa"/>
-              <w:left w:w="0" w:type="dxa"/>
-              <w:right w:w="0" w:type="dxa"/>
-            </w:tcMar>
-            <w:vAlign w:val="center"/>
-          </w:tcPr>
-          <w:p>
-            <w:pPr>
-              <w:jc w:val="left"/>
-              <w:pBdr>
-                <w:bottom w:val="none" w:sz="0" w:space="0" w:color="000000"/>
-                <w:top w:val="none" w:sz="0" w:space="0" w:color="000000"/>
-                <w:left w:val="none" w:sz="0" w:space="0" w:color="000000"/>
-                <w:right w:val="none" w:sz="0" w:space="0" w:color="000000"/>
-              </w:pBdr>
-              <w:spacing w:after="100" w:before="100" w:line="240"/>
-              <w:ind w:left="100" w:right="100" w:firstLine="0" w:firstLineChars="0"/>
-              <w:rPr>
-                <w:rFonts w:ascii="Arial" w:hAnsi="Arial" w:eastAsia="Arial" w:cs="Arial"/>
-                <w:i w:val="false"/>
-                <w:b w:val="false"/>
-                <w:u w:val="none"/>
-                <w:sz w:val="22"/>
-                <w:szCs w:val="22"/>
-                <w:color w:val="000000"/>
-              </w:rPr>
-            </w:pPr>
-            <w:r>
-              <w:rPr>
-                <w:rFonts w:ascii="Arial" w:hAnsi="Arial" w:eastAsia="Arial" w:cs="Arial"/>
-                <w:i w:val="false"/>
-                <w:b w:val="false"/>
-                <w:u w:val="none"/>
-                <w:sz w:val="22"/>
-                <w:szCs w:val="22"/>
-                <w:color w:val="000000"/>
-              </w:rPr>
-              <w:t xml:space="preserve">increasing</w:t>
-            </w:r>
-          </w:p>
-        </w:tc>
-        <w:tc>
-          <w:tcPr>
-            <w:tcBorders>
-              <w:bottom w:val="single" w:sz="12" w:space="0" w:color="666666"/>
-              <w:top w:val="none" w:sz="0" w:space="0" w:color="000000"/>
-              <w:left w:val="none" w:sz="0" w:space="0" w:color="000000"/>
-              <w:right w:val="none" w:sz="0" w:space="0" w:color="000000"/>
-            </w:tcBorders>
-            <w:shd w:val="clear" w:color="auto" w:fill="FFFFFF"/>
-            <w:tcMar>
-              <w:top w:w="0" w:type="dxa"/>
-              <w:bottom w:w="0" w:type="dxa"/>
-              <w:left w:w="0" w:type="dxa"/>
-              <w:right w:w="0" w:type="dxa"/>
-            </w:tcMar>
-            <w:vAlign w:val="center"/>
-          </w:tcPr>
-          <w:p>
-            <w:pPr>
-              <w:jc w:val="right"/>
-              <w:pBdr>
-                <w:bottom w:val="none" w:sz="0" w:space="0" w:color="000000"/>
-                <w:top w:val="none" w:sz="0" w:space="0" w:color="000000"/>
-                <w:left w:val="none" w:sz="0" w:space="0" w:color="000000"/>
-                <w:right w:val="none" w:sz="0" w:space="0" w:color="000000"/>
-              </w:pBdr>
-              <w:spacing w:after="100" w:before="100" w:line="240"/>
-              <w:ind w:left="100" w:right="100" w:firstLine="0" w:firstLineChars="0"/>
-              <w:rPr>
-                <w:rFonts w:ascii="Arial" w:hAnsi="Arial" w:eastAsia="Arial" w:cs="Arial"/>
-                <w:i w:val="false"/>
-                <w:b w:val="false"/>
-                <w:u w:val="none"/>
-                <w:sz w:val="22"/>
-                <w:szCs w:val="22"/>
-                <w:color w:val="000000"/>
-              </w:rPr>
-            </w:pPr>
-            <w:r>
-              <w:rPr>
-                <w:rFonts w:ascii="Arial" w:hAnsi="Arial" w:eastAsia="Arial" w:cs="Arial"/>
-                <w:i w:val="false"/>
-                <w:b w:val="false"/>
-                <w:u w:val="none"/>
-                <w:sz w:val="22"/>
-                <w:szCs w:val="22"/>
-                <w:color w:val="000000"/>
-              </w:rPr>
-              <w:t xml:space="preserve">FALSE</w:t>
-            </w:r>
-          </w:p>
-        </w:tc>
-        <w:tc>
-          <w:tcPr>
-            <w:tcBorders>
-              <w:bottom w:val="single" w:sz="12" w:space="0" w:color="666666"/>
-              <w:top w:val="none" w:sz="0" w:space="0" w:color="000000"/>
-              <w:left w:val="none" w:sz="0" w:space="0" w:color="000000"/>
-              <w:right w:val="none" w:sz="0" w:space="0" w:color="000000"/>
-            </w:tcBorders>
-            <w:shd w:val="clear" w:color="auto" w:fill="FFFFFF"/>
-            <w:tcMar>
-              <w:top w:w="0" w:type="dxa"/>
-              <w:bottom w:w="0" w:type="dxa"/>
-              <w:left w:w="0" w:type="dxa"/>
-              <w:right w:w="0" w:type="dxa"/>
-            </w:tcMar>
-            <w:vAlign w:val="center"/>
-          </w:tcPr>
-          <w:p>
-            <w:pPr>
-              <w:jc w:val="left"/>
-              <w:pBdr>
-                <w:bottom w:val="none" w:sz="0" w:space="0" w:color="000000"/>
-                <w:top w:val="none" w:sz="0" w:space="0" w:color="000000"/>
-                <w:left w:val="none" w:sz="0" w:space="0" w:color="000000"/>
-                <w:right w:val="none" w:sz="0" w:space="0" w:color="000000"/>
-              </w:pBdr>
-              <w:spacing w:after="100" w:before="100" w:line="240"/>
-              <w:ind w:left="100" w:right="100" w:firstLine="0" w:firstLineChars="0"/>
-              <w:rPr>
-                <w:rFonts w:ascii="Arial" w:hAnsi="Arial" w:eastAsia="Arial" w:cs="Arial"/>
-                <w:i w:val="false"/>
-                <w:b w:val="false"/>
-                <w:u w:val="none"/>
-                <w:sz w:val="22"/>
-                <w:szCs w:val="22"/>
-                <w:color w:val="000000"/>
-              </w:rPr>
-            </w:pPr>
-            <w:r>
-              <w:rPr>
-                <w:rFonts w:ascii="Arial" w:hAnsi="Arial" w:eastAsia="Arial" w:cs="Arial"/>
-                <w:i w:val="false"/>
-                <w:b w:val="false"/>
-                <w:u w:val="none"/>
-                <w:sz w:val="22"/>
-                <w:szCs w:val="22"/>
-                <w:color w:val="000000"/>
-              </w:rPr>
-              <w:t xml:space="preserve">better</w:t>
             </w:r>
           </w:p>
         </w:tc>
@@ -8161,7 +8161,7 @@
                 <w:szCs w:val="22"/>
                 <w:color w:val="000000"/>
               </w:rPr>
-              <w:t xml:space="preserve">n: 31</w:t>
+              <w:t xml:space="preserve">n: 35</w:t>
             </w:r>
           </w:p>
         </w:tc>
